--- a/docs/BÁO CÁO ĐỒ ÁN CHUYÊN NGÀNH - CHƯƠNG 5 - KẾT LUẬN - NHÓM 5.docx
+++ b/docs/BÁO CÁO ĐỒ ÁN CHUYÊN NGÀNH - CHƯƠNG 5 - KẾT LUẬN - NHÓM 5.docx
@@ -4,7 +4,7 @@
   <w:body>
     <w:p>
       <w:pPr>
-        <w:spacing w:before="0" w:after="40" w:line="312" w:lineRule="auto"/>
+        <w:spacing w:before="240" w:after="40" w:line="288" w:lineRule="auto"/>
         <w:jc w:val="center"/>
       </w:pPr>
       <w:r>
@@ -12,15 +12,14 @@
           <w:rFonts w:ascii="Times New Roman" w:hAnsi="Times New Roman"/>
           <w:b/>
           <w:i w:val="0"/>
-          <w:color w:val="000000"/>
-          <w:sz w:val="26"/>
+          <w:sz w:val="28"/>
         </w:rPr>
         <w:t>TRƯỜNG ĐẠI HỌC CÔNG NGHỆ ĐÔNG Á</w:t>
       </w:r>
     </w:p>
     <w:p>
       <w:pPr>
-        <w:spacing w:before="0" w:after="80" w:line="312" w:lineRule="auto"/>
+        <w:spacing w:before="0" w:after="360" w:line="288" w:lineRule="auto"/>
         <w:jc w:val="center"/>
       </w:pPr>
       <w:r>
@@ -28,31 +27,27 @@
           <w:rFonts w:ascii="Times New Roman" w:hAnsi="Times New Roman"/>
           <w:b/>
           <w:i w:val="0"/>
-          <w:color w:val="000000"/>
-          <w:sz w:val="26"/>
+          <w:sz w:val="28"/>
         </w:rPr>
         <w:t>KHOA CÔNG NGHỆ THÔNG TIN</w:t>
       </w:r>
     </w:p>
     <w:p>
       <w:pPr>
-        <w:spacing w:before="0" w:after="280" w:line="312" w:lineRule="auto"/>
+        <w:spacing w:after="720"/>
         <w:jc w:val="center"/>
       </w:pPr>
       <w:r>
         <w:rPr>
           <w:rFonts w:ascii="Times New Roman" w:hAnsi="Times New Roman"/>
-          <w:b w:val="0"/>
-          <w:i w:val="0"/>
-          <w:color w:val="000000"/>
-          <w:sz w:val="24"/>
+          <w:b/>
         </w:rPr>
         <w:t>--------------------***--------------------</w:t>
       </w:r>
     </w:p>
     <w:p>
       <w:pPr>
-        <w:spacing w:before="0" w:after="120" w:line="312" w:lineRule="auto"/>
+        <w:spacing w:before="200" w:after="80" w:line="288" w:lineRule="auto"/>
         <w:jc w:val="center"/>
       </w:pPr>
       <w:r>
@@ -60,15 +55,14 @@
           <w:rFonts w:ascii="Times New Roman" w:hAnsi="Times New Roman"/>
           <w:b/>
           <w:i w:val="0"/>
-          <w:color w:val="000000"/>
-          <w:sz w:val="30"/>
+          <w:sz w:val="32"/>
         </w:rPr>
         <w:t>BÁO CÁO ĐỒ ÁN CHUYÊN NGÀNH CÔNG NGHỆ PHẦN MỀM</w:t>
       </w:r>
     </w:p>
     <w:p>
       <w:pPr>
-        <w:spacing w:before="0" w:after="160" w:line="312" w:lineRule="auto"/>
+        <w:spacing w:before="0" w:after="360" w:line="288" w:lineRule="auto"/>
         <w:jc w:val="center"/>
       </w:pPr>
       <w:r>
@@ -76,15 +70,14 @@
           <w:rFonts w:ascii="Times New Roman" w:hAnsi="Times New Roman"/>
           <w:b/>
           <w:i w:val="0"/>
-          <w:color w:val="000000"/>
-          <w:sz w:val="28"/>
+          <w:sz w:val="34"/>
         </w:rPr>
-        <w:t>ĐỀ TÀI: XÂY DỰNG ỨNG DỤNG NHẮN TIN VÀ TRUYỀN THÔNG TIN DESKTOP</w:t>
+        <w:t>ĐỀ TÀI: XÂY DỰNG ỨNG DỤNG NHẮN TIN VÀ TRUYỀN THÔNG TIN</w:t>
       </w:r>
     </w:p>
     <w:p>
       <w:pPr>
-        <w:spacing w:before="0" w:after="80" w:line="312" w:lineRule="auto"/>
+        <w:spacing w:before="0" w:after="120" w:line="288" w:lineRule="auto"/>
         <w:jc w:val="center"/>
       </w:pPr>
       <w:r>
@@ -92,15 +85,14 @@
           <w:rFonts w:ascii="Times New Roman" w:hAnsi="Times New Roman"/>
           <w:b/>
           <w:i w:val="0"/>
-          <w:color w:val="003366"/>
-          <w:sz w:val="28"/>
+          <w:sz w:val="30"/>
         </w:rPr>
         <w:t>CHƯƠNG V: CÀI ĐẶT, TRIỂN KHAI VÀ KIỂM THỬ HỆ THỐNG</w:t>
       </w:r>
     </w:p>
     <w:p>
       <w:pPr>
-        <w:spacing w:before="0" w:after="400" w:line="312" w:lineRule="auto"/>
+        <w:spacing w:before="0" w:after="480" w:line="288" w:lineRule="auto"/>
         <w:jc w:val="center"/>
       </w:pPr>
       <w:r>
@@ -108,282 +100,9 @@
           <w:rFonts w:ascii="Times New Roman" w:hAnsi="Times New Roman"/>
           <w:b/>
           <w:i w:val="0"/>
-          <w:color w:val="003366"/>
           <w:sz w:val="28"/>
         </w:rPr>
         <w:t>KẾT LUẬN VÀ HƯỚNG PHÁT TRIỂN</w:t>
-      </w:r>
-    </w:p>
-    <w:p>
-      <w:pPr>
-        <w:spacing w:before="0" w:after="160" w:line="312" w:lineRule="auto"/>
-        <w:jc w:val="both"/>
-      </w:pPr>
-      <w:r>
-        <w:rPr>
-          <w:rFonts w:ascii="Times New Roman" w:hAnsi="Times New Roman"/>
-          <w:b/>
-          <w:i w:val="0"/>
-          <w:color w:val="003366"/>
-          <w:sz w:val="28"/>
-        </w:rPr>
-        <w:t>CHƯƠNG V. CÀI ĐẶT, TRIỂN KHAI VÀ KIỂM THỬ HỆ THỐNG</w:t>
-      </w:r>
-    </w:p>
-    <w:p>
-      <w:pPr>
-        <w:spacing w:before="0" w:after="120" w:line="312" w:lineRule="auto"/>
-        <w:jc w:val="both"/>
-      </w:pPr>
-      <w:r>
-        <w:rPr>
-          <w:rFonts w:ascii="Times New Roman" w:hAnsi="Times New Roman"/>
-          <w:b/>
-          <w:i w:val="0"/>
-          <w:color w:val="000000"/>
-          <w:sz w:val="27"/>
-        </w:rPr>
-        <w:t>5.1. Cài đặt hệ thống (System Implementation)</w:t>
-      </w:r>
-    </w:p>
-    <w:p>
-      <w:pPr>
-        <w:spacing w:before="0" w:after="80" w:line="312" w:lineRule="auto"/>
-        <w:jc w:val="both"/>
-      </w:pPr>
-      <w:r>
-        <w:rPr>
-          <w:rFonts w:ascii="Times New Roman" w:hAnsi="Times New Roman"/>
-          <w:b/>
-          <w:i/>
-          <w:color w:val="000000"/>
-          <w:sz w:val="26"/>
-        </w:rPr>
-        <w:t>5.1.1. Môi trường phát triển và cấu hình phần cứng/phần mềm</w:t>
-      </w:r>
-    </w:p>
-    <w:p>
-      <w:pPr>
-        <w:spacing w:before="0" w:after="120" w:line="312" w:lineRule="auto"/>
-        <w:jc w:val="both"/>
-      </w:pPr>
-      <w:r>
-        <w:rPr>
-          <w:rFonts w:ascii="Times New Roman" w:hAnsi="Times New Roman"/>
-          <w:b w:val="0"/>
-          <w:i w:val="0"/>
-          <w:color w:val="000000"/>
-          <w:sz w:val="26"/>
-        </w:rPr>
-        <w:t>• Phần cứng thử nghiệm: Bộ vi xử lý Intel Core i5/i7 (hoặc tương đương), RAM 8GB trở lên, ổ cứng SSD tối thiểu 10GB khả dụng, kết nối mạng LAN hoặc Internet ổn định.</w:t>
-      </w:r>
-    </w:p>
-    <w:p>
-      <w:pPr>
-        <w:spacing w:before="0" w:after="120" w:line="312" w:lineRule="auto"/>
-        <w:jc w:val="both"/>
-      </w:pPr>
-      <w:r>
-        <w:rPr>
-          <w:rFonts w:ascii="Times New Roman" w:hAnsi="Times New Roman"/>
-          <w:b w:val="0"/>
-          <w:i w:val="0"/>
-          <w:color w:val="000000"/>
-          <w:sz w:val="26"/>
-        </w:rPr>
-        <w:t>• Phần mềm &amp; Công cụ: Hệ điều hành Windows 10/11 64-bit; Python 3.13; Node.js v20 LTS; Trình biên dịch TypeScript 5.x; Electron Framework 28+.</w:t>
-      </w:r>
-    </w:p>
-    <w:p>
-      <w:pPr>
-        <w:spacing w:before="0" w:after="120" w:line="312" w:lineRule="auto"/>
-        <w:jc w:val="both"/>
-      </w:pPr>
-      <w:r>
-        <w:rPr>
-          <w:rFonts w:ascii="Times New Roman" w:hAnsi="Times New Roman"/>
-          <w:b w:val="0"/>
-          <w:i w:val="0"/>
-          <w:color w:val="000000"/>
-          <w:sz w:val="26"/>
-        </w:rPr>
-        <w:t>• Mã nguồn &amp; Môi trường: Toàn bộ mã nguồn được quản lý phiên bản nghiêm ngặt qua Git và đồng bộ tự động với GitHub Remote (origin/main).</w:t>
-      </w:r>
-    </w:p>
-    <w:p>
-      <w:pPr>
-        <w:spacing w:before="0" w:after="80" w:line="312" w:lineRule="auto"/>
-        <w:jc w:val="both"/>
-      </w:pPr>
-      <w:r>
-        <w:rPr>
-          <w:rFonts w:ascii="Times New Roman" w:hAnsi="Times New Roman"/>
-          <w:b/>
-          <w:i/>
-          <w:color w:val="000000"/>
-          <w:sz w:val="26"/>
-        </w:rPr>
-        <w:t>5.1.2. Cấu trúc thư mục dự án và tổ chức mã nguồn</w:t>
-      </w:r>
-    </w:p>
-    <w:p>
-      <w:pPr>
-        <w:spacing w:before="0" w:after="120" w:line="312" w:lineRule="auto"/>
-        <w:jc w:val="both"/>
-      </w:pPr>
-      <w:r>
-        <w:rPr>
-          <w:rFonts w:ascii="Times New Roman" w:hAnsi="Times New Roman"/>
-          <w:b w:val="0"/>
-          <w:i w:val="0"/>
-          <w:color w:val="000000"/>
-          <w:sz w:val="26"/>
-        </w:rPr>
-        <w:t>Mã nguồn dự án được tổ chức khoa học theo mô hình tách biệt rõ ràng:</w:t>
-      </w:r>
-    </w:p>
-    <w:p>
-      <w:pPr>
-        <w:spacing w:before="0" w:after="120" w:line="312" w:lineRule="auto"/>
-        <w:jc w:val="both"/>
-      </w:pPr>
-      <w:r>
-        <w:rPr>
-          <w:rFonts w:ascii="Times New Roman" w:hAnsi="Times New Roman"/>
-          <w:b w:val="0"/>
-          <w:i w:val="0"/>
-          <w:color w:val="000000"/>
-          <w:sz w:val="26"/>
-        </w:rPr>
-        <w:t>• CHAY_UNG_DUNG.bat: Tệp thực thi trung tâm 1-click khởi chạy toàn bộ hệ thống (tự động kiểm tra môi trường, bật Server WAN ngầm, kiểm tra icon Desktop và khởi chạy Electron Desktop).</w:t>
-      </w:r>
-    </w:p>
-    <w:p>
-      <w:pPr>
-        <w:spacing w:before="0" w:after="120" w:line="312" w:lineRule="auto"/>
-        <w:jc w:val="both"/>
-      </w:pPr>
-      <w:r>
-        <w:rPr>
-          <w:rFonts w:ascii="Times New Roman" w:hAnsi="Times New Roman"/>
-          <w:b w:val="0"/>
-          <w:i w:val="0"/>
-          <w:color w:val="000000"/>
-          <w:sz w:val="26"/>
-        </w:rPr>
-        <w:t>• run_server_wan.py: Trình khởi chạy máy chủ TCP Socket Server mạng diện rộng qua đường hầm bảo mật Bore TCP Tunnel.</w:t>
-      </w:r>
-    </w:p>
-    <w:p>
-      <w:pPr>
-        <w:spacing w:before="0" w:after="120" w:line="312" w:lineRule="auto"/>
-        <w:jc w:val="both"/>
-      </w:pPr>
-      <w:r>
-        <w:rPr>
-          <w:rFonts w:ascii="Times New Roman" w:hAnsi="Times New Roman"/>
-          <w:b w:val="0"/>
-          <w:i w:val="0"/>
-          <w:color w:val="000000"/>
-          <w:sz w:val="26"/>
-        </w:rPr>
-        <w:t>• scripts/setup_all_in_one.py: Mô-đun tự động hóa kiểm tra tạo lối tắt Desktop (IShellLinkW) và cài đặt tự khởi động cùng Windows.</w:t>
-      </w:r>
-    </w:p>
-    <w:p>
-      <w:pPr>
-        <w:spacing w:before="0" w:after="120" w:line="312" w:lineRule="auto"/>
-        <w:jc w:val="both"/>
-      </w:pPr>
-      <w:r>
-        <w:rPr>
-          <w:rFonts w:ascii="Times New Roman" w:hAnsi="Times New Roman"/>
-          <w:b w:val="0"/>
-          <w:i w:val="0"/>
-          <w:color w:val="000000"/>
-          <w:sz w:val="26"/>
-        </w:rPr>
-        <w:t>• src/server/: Thư mục chứa toàn bộ mã nguồn Máy chủ Python (server.py, database.py, uploads/).</w:t>
-      </w:r>
-    </w:p>
-    <w:p>
-      <w:pPr>
-        <w:spacing w:before="0" w:after="120" w:line="312" w:lineRule="auto"/>
-        <w:jc w:val="both"/>
-      </w:pPr>
-      <w:r>
-        <w:rPr>
-          <w:rFonts w:ascii="Times New Roman" w:hAnsi="Times New Roman"/>
-          <w:b w:val="0"/>
-          <w:i w:val="0"/>
-          <w:color w:val="000000"/>
-          <w:sz w:val="26"/>
-        </w:rPr>
-        <w:t>• frontend/: Thư mục ứng dụng Desktop hiện đại bao gồm:</w:t>
-      </w:r>
-    </w:p>
-    <w:p>
-      <w:pPr>
-        <w:spacing w:before="0" w:after="120" w:line="312" w:lineRule="auto"/>
-        <w:jc w:val="both"/>
-      </w:pPr>
-      <w:r>
-        <w:rPr>
-          <w:rFonts w:ascii="Times New Roman" w:hAnsi="Times New Roman"/>
-          <w:b w:val="0"/>
-          <w:i w:val="0"/>
-          <w:color w:val="000000"/>
-          <w:sz w:val="26"/>
-        </w:rPr>
-        <w:t xml:space="preserve">  - electron/: Mã nguồn Electron Main Process (main.ts, preload.ts, python-bridge.ts, updater.ts).</w:t>
-      </w:r>
-    </w:p>
-    <w:p>
-      <w:pPr>
-        <w:spacing w:before="0" w:after="120" w:line="312" w:lineRule="auto"/>
-        <w:jc w:val="both"/>
-      </w:pPr>
-      <w:r>
-        <w:rPr>
-          <w:rFonts w:ascii="Times New Roman" w:hAnsi="Times New Roman"/>
-          <w:b w:val="0"/>
-          <w:i w:val="0"/>
-          <w:color w:val="000000"/>
-          <w:sz w:val="26"/>
-        </w:rPr>
-        <w:t xml:space="preserve">  - src/: Mã nguồn giao diện React 18 + TypeScript (components/, services/, hooks/, types/).</w:t>
-      </w:r>
-    </w:p>
-    <w:p>
-      <w:pPr>
-        <w:spacing w:before="0" w:after="120" w:line="312" w:lineRule="auto"/>
-        <w:jc w:val="both"/>
-      </w:pPr>
-      <w:r>
-        <w:rPr>
-          <w:rFonts w:ascii="Times New Roman" w:hAnsi="Times New Roman"/>
-          <w:b/>
-          <w:i w:val="0"/>
-          <w:color w:val="000000"/>
-          <w:sz w:val="27"/>
-        </w:rPr>
-        <w:t>5.2. Kết quả triển khai 22 Chức năng Hoàn thiện (Feature Matrix)</w:t>
-      </w:r>
-    </w:p>
-    <w:p>
-      <w:pPr>
-        <w:spacing w:before="0" w:after="120" w:line="312" w:lineRule="auto"/>
-        <w:jc w:val="both"/>
-      </w:pPr>
-      <w:r>
-        <w:rPr>
-          <w:rFonts w:ascii="Times New Roman" w:hAnsi="Times New Roman"/>
-          <w:b w:val="0"/>
-          <w:i w:val="0"/>
-          <w:color w:val="000000"/>
-          <w:sz w:val="26"/>
-        </w:rPr>
-        <w:t>Bảng tổng hợp chi tiết kết quả hiện thực hóa 22 chức năng của ứng dụng 'Vibe Người Tốt':</w:t>
       </w:r>
     </w:p>
     <w:tbl>
@@ -393,117 +112,50 @@
         <w:tblLook w:firstColumn="1" w:firstRow="1" w:lastColumn="0" w:lastRow="0" w:noHBand="0" w:noVBand="1" w:val="04A0"/>
       </w:tblPr>
       <w:tblGrid>
-        <w:gridCol w:w="2351"/>
-        <w:gridCol w:w="2351"/>
-        <w:gridCol w:w="2351"/>
-        <w:gridCol w:w="2351"/>
+        <w:gridCol w:w="4535"/>
+        <w:gridCol w:w="4535"/>
       </w:tblGrid>
       <w:tr>
         <w:tc>
           <w:tcPr>
-            <w:tcW w:type="dxa" w:w="2351"/>
-            <w:shd w:fill="003366"/>
+            <w:tcW w:type="dxa" w:w="4535"/>
             <w:tcMar>
-              <w:top w:w="120" w:type="dxa"/>
-              <w:bottom w:w="120" w:type="dxa"/>
-              <w:left w:w="120" w:type="dxa"/>
-              <w:right w:w="120" w:type="dxa"/>
+              <w:top w:w="60" w:type="dxa"/>
+              <w:bottom w:w="60" w:type="dxa"/>
+              <w:left w:w="60" w:type="dxa"/>
+              <w:right w:w="60" w:type="dxa"/>
             </w:tcMar>
           </w:tcPr>
           <w:p>
-            <w:pPr>
-              <w:jc w:val="center"/>
-            </w:pPr>
+            <w:r/>
             <w:r>
               <w:rPr>
                 <w:rFonts w:ascii="Times New Roman" w:hAnsi="Times New Roman"/>
                 <w:b/>
-                <w:i w:val="0"/>
-                <w:color w:val="FFFFFF"/>
                 <w:sz w:val="26"/>
               </w:rPr>
-              <w:t>STT</w:t>
+              <w:t>Học phần:</w:t>
             </w:r>
           </w:p>
         </w:tc>
         <w:tc>
           <w:tcPr>
-            <w:tcW w:type="dxa" w:w="2351"/>
-            <w:shd w:fill="003366"/>
+            <w:tcW w:type="dxa" w:w="4535"/>
             <w:tcMar>
-              <w:top w:w="120" w:type="dxa"/>
-              <w:bottom w:w="120" w:type="dxa"/>
-              <w:left w:w="120" w:type="dxa"/>
-              <w:right w:w="120" w:type="dxa"/>
+              <w:top w:w="60" w:type="dxa"/>
+              <w:bottom w:w="60" w:type="dxa"/>
+              <w:left w:w="60" w:type="dxa"/>
+              <w:right w:w="60" w:type="dxa"/>
             </w:tcMar>
           </w:tcPr>
           <w:p>
-            <w:pPr>
-              <w:jc w:val="center"/>
-            </w:pPr>
+            <w:r/>
             <w:r>
               <w:rPr>
                 <w:rFonts w:ascii="Times New Roman" w:hAnsi="Times New Roman"/>
-                <w:b/>
-                <w:i w:val="0"/>
-                <w:color w:val="FFFFFF"/>
                 <w:sz w:val="26"/>
               </w:rPr>
-              <w:t>Chức năng</w:t>
-            </w:r>
-          </w:p>
-        </w:tc>
-        <w:tc>
-          <w:tcPr>
-            <w:tcW w:type="dxa" w:w="2351"/>
-            <w:shd w:fill="003366"/>
-            <w:tcMar>
-              <w:top w:w="120" w:type="dxa"/>
-              <w:bottom w:w="120" w:type="dxa"/>
-              <w:left w:w="120" w:type="dxa"/>
-              <w:right w:w="120" w:type="dxa"/>
-            </w:tcMar>
-          </w:tcPr>
-          <w:p>
-            <w:pPr>
-              <w:jc w:val="center"/>
-            </w:pPr>
-            <w:r>
-              <w:rPr>
-                <w:rFonts w:ascii="Times New Roman" w:hAnsi="Times New Roman"/>
-                <w:b/>
-                <w:i w:val="0"/>
-                <w:color w:val="FFFFFF"/>
-                <w:sz w:val="26"/>
-              </w:rPr>
-              <w:t>Mô tả chi tiết kỹ thuật</w:t>
-            </w:r>
-          </w:p>
-        </w:tc>
-        <w:tc>
-          <w:tcPr>
-            <w:tcW w:type="dxa" w:w="2351"/>
-            <w:shd w:fill="003366"/>
-            <w:tcMar>
-              <w:top w:w="120" w:type="dxa"/>
-              <w:bottom w:w="120" w:type="dxa"/>
-              <w:left w:w="120" w:type="dxa"/>
-              <w:right w:w="120" w:type="dxa"/>
-            </w:tcMar>
-          </w:tcPr>
-          <w:p>
-            <w:pPr>
-              <w:jc w:val="center"/>
-            </w:pPr>
-            <w:r>
-              <w:rPr>
-                <w:rFonts w:ascii="Times New Roman" w:hAnsi="Times New Roman"/>
-                <w:b/>
-                <w:i w:val="0"/>
-                <w:color w:val="FFFFFF"/>
-                <w:sz w:val="26"/>
-              </w:rPr>
-              <w:t>Trạng thái</w:t>
+              <w:t>Đồ án chuyên ngành Công nghệ phần mềm</w:t>
             </w:r>
           </w:p>
         </w:tc>
@@ -511,109 +163,44 @@
       <w:tr>
         <w:tc>
           <w:tcPr>
-            <w:tcW w:type="dxa" w:w="2351"/>
-            <w:shd w:fill="FFFFFF"/>
+            <w:tcW w:type="dxa" w:w="4535"/>
             <w:tcMar>
-              <w:top w:w="80" w:type="dxa"/>
-              <w:bottom w:w="80" w:type="dxa"/>
-              <w:left w:w="100" w:type="dxa"/>
-              <w:right w:w="100" w:type="dxa"/>
+              <w:top w:w="60" w:type="dxa"/>
+              <w:bottom w:w="60" w:type="dxa"/>
+              <w:left w:w="60" w:type="dxa"/>
+              <w:right w:w="60" w:type="dxa"/>
             </w:tcMar>
           </w:tcPr>
           <w:p>
-            <w:pPr>
-              <w:jc w:val="center"/>
-            </w:pPr>
+            <w:r/>
             <w:r>
               <w:rPr>
                 <w:rFonts w:ascii="Times New Roman" w:hAnsi="Times New Roman"/>
-                <w:b w:val="0"/>
-                <w:i w:val="0"/>
-                <w:color w:val="000000"/>
+                <w:b/>
                 <w:sz w:val="26"/>
               </w:rPr>
-              <w:t>1</w:t>
+              <w:t>Giảng viên hướng dẫn:</w:t>
             </w:r>
           </w:p>
         </w:tc>
         <w:tc>
           <w:tcPr>
-            <w:tcW w:type="dxa" w:w="2351"/>
-            <w:shd w:fill="FFFFFF"/>
+            <w:tcW w:type="dxa" w:w="4535"/>
             <w:tcMar>
-              <w:top w:w="80" w:type="dxa"/>
-              <w:bottom w:w="80" w:type="dxa"/>
-              <w:left w:w="100" w:type="dxa"/>
-              <w:right w:w="100" w:type="dxa"/>
+              <w:top w:w="60" w:type="dxa"/>
+              <w:bottom w:w="60" w:type="dxa"/>
+              <w:left w:w="60" w:type="dxa"/>
+              <w:right w:w="60" w:type="dxa"/>
             </w:tcMar>
           </w:tcPr>
           <w:p>
-            <w:pPr>
-              <w:jc w:val="left"/>
-            </w:pPr>
+            <w:r/>
             <w:r>
               <w:rPr>
                 <w:rFonts w:ascii="Times New Roman" w:hAnsi="Times New Roman"/>
-                <w:b/>
-                <w:i w:val="0"/>
-                <w:color w:val="000000"/>
                 <w:sz w:val="26"/>
               </w:rPr>
-              <w:t>Xác thực &amp; Bảo mật</w:t>
-            </w:r>
-          </w:p>
-        </w:tc>
-        <w:tc>
-          <w:tcPr>
-            <w:tcW w:type="dxa" w:w="2351"/>
-            <w:shd w:fill="FFFFFF"/>
-            <w:tcMar>
-              <w:top w:w="80" w:type="dxa"/>
-              <w:bottom w:w="80" w:type="dxa"/>
-              <w:left w:w="100" w:type="dxa"/>
-              <w:right w:w="100" w:type="dxa"/>
-            </w:tcMar>
-          </w:tcPr>
-          <w:p>
-            <w:pPr>
-              <w:jc w:val="left"/>
-            </w:pPr>
-            <w:r>
-              <w:rPr>
-                <w:rFonts w:ascii="Times New Roman" w:hAnsi="Times New Roman"/>
-                <w:b w:val="0"/>
-                <w:i w:val="0"/>
-                <w:color w:val="000000"/>
-                <w:sz w:val="26"/>
-              </w:rPr>
-              <w:t>Đăng ký, đăng nhập tài khoản. Mật khẩu băm PBKDF2-HMAC-SHA256 (100.000 vòng lặp) kèm salt 16 bytes. Forced logout phiên cũ khi đăng nhập mới.</w:t>
-            </w:r>
-          </w:p>
-        </w:tc>
-        <w:tc>
-          <w:tcPr>
-            <w:tcW w:type="dxa" w:w="2351"/>
-            <w:shd w:fill="FFFFFF"/>
-            <w:tcMar>
-              <w:top w:w="80" w:type="dxa"/>
-              <w:bottom w:w="80" w:type="dxa"/>
-              <w:left w:w="100" w:type="dxa"/>
-              <w:right w:w="100" w:type="dxa"/>
-            </w:tcMar>
-          </w:tcPr>
-          <w:p>
-            <w:pPr>
-              <w:jc w:val="center"/>
-            </w:pPr>
-            <w:r>
-              <w:rPr>
-                <w:rFonts w:ascii="Times New Roman" w:hAnsi="Times New Roman"/>
-                <w:b/>
-                <w:i w:val="0"/>
-                <w:color w:val="008000"/>
-                <w:sz w:val="26"/>
-              </w:rPr>
-              <w:t>Hoàn thành 100%</w:t>
+              <w:t>ThS. Giảng viên Bộ môn Công nghệ thông tin</w:t>
             </w:r>
           </w:p>
         </w:tc>
@@ -621,109 +208,44 @@
       <w:tr>
         <w:tc>
           <w:tcPr>
-            <w:tcW w:type="dxa" w:w="2351"/>
-            <w:shd w:fill="F7F9FC"/>
+            <w:tcW w:type="dxa" w:w="4535"/>
             <w:tcMar>
-              <w:top w:w="80" w:type="dxa"/>
-              <w:bottom w:w="80" w:type="dxa"/>
-              <w:left w:w="100" w:type="dxa"/>
-              <w:right w:w="100" w:type="dxa"/>
+              <w:top w:w="60" w:type="dxa"/>
+              <w:bottom w:w="60" w:type="dxa"/>
+              <w:left w:w="60" w:type="dxa"/>
+              <w:right w:w="60" w:type="dxa"/>
             </w:tcMar>
           </w:tcPr>
           <w:p>
-            <w:pPr>
-              <w:jc w:val="center"/>
-            </w:pPr>
+            <w:r/>
             <w:r>
               <w:rPr>
                 <w:rFonts w:ascii="Times New Roman" w:hAnsi="Times New Roman"/>
-                <w:b w:val="0"/>
-                <w:i w:val="0"/>
-                <w:color w:val="000000"/>
+                <w:b/>
                 <w:sz w:val="26"/>
               </w:rPr>
-              <w:t>2</w:t>
+              <w:t>Lớp tín chỉ:</w:t>
             </w:r>
           </w:p>
         </w:tc>
         <w:tc>
           <w:tcPr>
-            <w:tcW w:type="dxa" w:w="2351"/>
-            <w:shd w:fill="F7F9FC"/>
+            <w:tcW w:type="dxa" w:w="4535"/>
             <w:tcMar>
-              <w:top w:w="80" w:type="dxa"/>
-              <w:bottom w:w="80" w:type="dxa"/>
-              <w:left w:w="100" w:type="dxa"/>
-              <w:right w:w="100" w:type="dxa"/>
+              <w:top w:w="60" w:type="dxa"/>
+              <w:bottom w:w="60" w:type="dxa"/>
+              <w:left w:w="60" w:type="dxa"/>
+              <w:right w:w="60" w:type="dxa"/>
             </w:tcMar>
           </w:tcPr>
           <w:p>
-            <w:pPr>
-              <w:jc w:val="left"/>
-            </w:pPr>
+            <w:r/>
             <w:r>
               <w:rPr>
                 <w:rFonts w:ascii="Times New Roman" w:hAnsi="Times New Roman"/>
-                <w:b/>
-                <w:i w:val="0"/>
-                <w:color w:val="000000"/>
                 <w:sz w:val="26"/>
               </w:rPr>
-              <w:t>Danh sách Hội thoại</w:t>
-            </w:r>
-          </w:p>
-        </w:tc>
-        <w:tc>
-          <w:tcPr>
-            <w:tcW w:type="dxa" w:w="2351"/>
-            <w:shd w:fill="F7F9FC"/>
-            <w:tcMar>
-              <w:top w:w="80" w:type="dxa"/>
-              <w:bottom w:w="80" w:type="dxa"/>
-              <w:left w:w="100" w:type="dxa"/>
-              <w:right w:w="100" w:type="dxa"/>
-            </w:tcMar>
-          </w:tcPr>
-          <w:p>
-            <w:pPr>
-              <w:jc w:val="left"/>
-            </w:pPr>
-            <w:r>
-              <w:rPr>
-                <w:rFonts w:ascii="Times New Roman" w:hAnsi="Times New Roman"/>
-                <w:b w:val="0"/>
-                <w:i w:val="0"/>
-                <w:color w:val="000000"/>
-                <w:sz w:val="26"/>
-              </w:rPr>
-              <w:t>Hội thoại 1-1, Nhóm và Cloud cá nhân (Saved Messages). Hiển thị tin nhắn cuối, thời gian, avatar đối phương và chấm online thời gian thực.</w:t>
-            </w:r>
-          </w:p>
-        </w:tc>
-        <w:tc>
-          <w:tcPr>
-            <w:tcW w:type="dxa" w:w="2351"/>
-            <w:shd w:fill="F7F9FC"/>
-            <w:tcMar>
-              <w:top w:w="80" w:type="dxa"/>
-              <w:bottom w:w="80" w:type="dxa"/>
-              <w:left w:w="100" w:type="dxa"/>
-              <w:right w:w="100" w:type="dxa"/>
-            </w:tcMar>
-          </w:tcPr>
-          <w:p>
-            <w:pPr>
-              <w:jc w:val="center"/>
-            </w:pPr>
-            <w:r>
-              <w:rPr>
-                <w:rFonts w:ascii="Times New Roman" w:hAnsi="Times New Roman"/>
-                <w:b/>
-                <w:i w:val="0"/>
-                <w:color w:val="008000"/>
-                <w:sz w:val="26"/>
-              </w:rPr>
-              <w:t>Hoàn thành 100%</w:t>
+              <w:t>DCCNTT.14.5</w:t>
             </w:r>
           </w:p>
         </w:tc>
@@ -731,109 +253,44 @@
       <w:tr>
         <w:tc>
           <w:tcPr>
-            <w:tcW w:type="dxa" w:w="2351"/>
-            <w:shd w:fill="FFFFFF"/>
+            <w:tcW w:type="dxa" w:w="4535"/>
             <w:tcMar>
-              <w:top w:w="80" w:type="dxa"/>
-              <w:bottom w:w="80" w:type="dxa"/>
-              <w:left w:w="100" w:type="dxa"/>
-              <w:right w:w="100" w:type="dxa"/>
+              <w:top w:w="60" w:type="dxa"/>
+              <w:bottom w:w="60" w:type="dxa"/>
+              <w:left w:w="60" w:type="dxa"/>
+              <w:right w:w="60" w:type="dxa"/>
             </w:tcMar>
           </w:tcPr>
           <w:p>
-            <w:pPr>
-              <w:jc w:val="center"/>
-            </w:pPr>
+            <w:r/>
             <w:r>
               <w:rPr>
                 <w:rFonts w:ascii="Times New Roman" w:hAnsi="Times New Roman"/>
-                <w:b w:val="0"/>
-                <w:i w:val="0"/>
-                <w:color w:val="000000"/>
+                <w:b/>
                 <w:sz w:val="26"/>
               </w:rPr>
-              <w:t>3</w:t>
+              <w:t>Nhóm thực hiện:</w:t>
             </w:r>
           </w:p>
         </w:tc>
         <w:tc>
           <w:tcPr>
-            <w:tcW w:type="dxa" w:w="2351"/>
-            <w:shd w:fill="FFFFFF"/>
+            <w:tcW w:type="dxa" w:w="4535"/>
             <w:tcMar>
-              <w:top w:w="80" w:type="dxa"/>
-              <w:bottom w:w="80" w:type="dxa"/>
-              <w:left w:w="100" w:type="dxa"/>
-              <w:right w:w="100" w:type="dxa"/>
+              <w:top w:w="60" w:type="dxa"/>
+              <w:bottom w:w="60" w:type="dxa"/>
+              <w:left w:w="60" w:type="dxa"/>
+              <w:right w:w="60" w:type="dxa"/>
             </w:tcMar>
           </w:tcPr>
           <w:p>
-            <w:pPr>
-              <w:jc w:val="left"/>
-            </w:pPr>
+            <w:r/>
             <w:r>
               <w:rPr>
                 <w:rFonts w:ascii="Times New Roman" w:hAnsi="Times New Roman"/>
-                <w:b/>
-                <w:i w:val="0"/>
-                <w:color w:val="000000"/>
                 <w:sz w:val="26"/>
               </w:rPr>
-              <w:t>Nhắn tin Thời gian thực</w:t>
-            </w:r>
-          </w:p>
-        </w:tc>
-        <w:tc>
-          <w:tcPr>
-            <w:tcW w:type="dxa" w:w="2351"/>
-            <w:shd w:fill="FFFFFF"/>
-            <w:tcMar>
-              <w:top w:w="80" w:type="dxa"/>
-              <w:bottom w:w="80" w:type="dxa"/>
-              <w:left w:w="100" w:type="dxa"/>
-              <w:right w:w="100" w:type="dxa"/>
-            </w:tcMar>
-          </w:tcPr>
-          <w:p>
-            <w:pPr>
-              <w:jc w:val="left"/>
-            </w:pPr>
-            <w:r>
-              <w:rPr>
-                <w:rFonts w:ascii="Times New Roman" w:hAnsi="Times New Roman"/>
-                <w:b w:val="0"/>
-                <w:i w:val="0"/>
-                <w:color w:val="000000"/>
-                <w:sz w:val="26"/>
-              </w:rPr>
-              <w:t>Nhắn tin văn bản tốc độ cao, ngắt dòng tự động, phím Enter gửi tin, Shift+Enter xuống dòng. Tự động cuộn xuống tin nhắn mới nhất.</w:t>
-            </w:r>
-          </w:p>
-        </w:tc>
-        <w:tc>
-          <w:tcPr>
-            <w:tcW w:type="dxa" w:w="2351"/>
-            <w:shd w:fill="FFFFFF"/>
-            <w:tcMar>
-              <w:top w:w="80" w:type="dxa"/>
-              <w:bottom w:w="80" w:type="dxa"/>
-              <w:left w:w="100" w:type="dxa"/>
-              <w:right w:w="100" w:type="dxa"/>
-            </w:tcMar>
-          </w:tcPr>
-          <w:p>
-            <w:pPr>
-              <w:jc w:val="center"/>
-            </w:pPr>
-            <w:r>
-              <w:rPr>
-                <w:rFonts w:ascii="Times New Roman" w:hAnsi="Times New Roman"/>
-                <w:b/>
-                <w:i w:val="0"/>
-                <w:color w:val="008000"/>
-                <w:sz w:val="26"/>
-              </w:rPr>
-              <w:t>Hoàn thành 100%</w:t>
+              <w:t>Nhóm 05</w:t>
             </w:r>
           </w:p>
         </w:tc>
@@ -841,109 +298,52 @@
       <w:tr>
         <w:tc>
           <w:tcPr>
-            <w:tcW w:type="dxa" w:w="2351"/>
-            <w:shd w:fill="F7F9FC"/>
+            <w:tcW w:type="dxa" w:w="4535"/>
             <w:tcMar>
-              <w:top w:w="80" w:type="dxa"/>
-              <w:bottom w:w="80" w:type="dxa"/>
-              <w:left w:w="100" w:type="dxa"/>
-              <w:right w:w="100" w:type="dxa"/>
+              <w:top w:w="60" w:type="dxa"/>
+              <w:bottom w:w="60" w:type="dxa"/>
+              <w:left w:w="60" w:type="dxa"/>
+              <w:right w:w="60" w:type="dxa"/>
             </w:tcMar>
           </w:tcPr>
           <w:p>
-            <w:pPr>
-              <w:jc w:val="center"/>
-            </w:pPr>
+            <w:r/>
             <w:r>
               <w:rPr>
                 <w:rFonts w:ascii="Times New Roman" w:hAnsi="Times New Roman"/>
-                <w:b w:val="0"/>
-                <w:i w:val="0"/>
-                <w:color w:val="000000"/>
+                <w:b/>
                 <w:sz w:val="26"/>
               </w:rPr>
-              <w:t>4</w:t>
+              <w:t>Sinh viên thực hiện:</w:t>
             </w:r>
           </w:p>
         </w:tc>
         <w:tc>
           <w:tcPr>
-            <w:tcW w:type="dxa" w:w="2351"/>
-            <w:shd w:fill="F7F9FC"/>
+            <w:tcW w:type="dxa" w:w="4535"/>
             <w:tcMar>
-              <w:top w:w="80" w:type="dxa"/>
-              <w:bottom w:w="80" w:type="dxa"/>
-              <w:left w:w="100" w:type="dxa"/>
-              <w:right w:w="100" w:type="dxa"/>
+              <w:top w:w="60" w:type="dxa"/>
+              <w:bottom w:w="60" w:type="dxa"/>
+              <w:left w:w="60" w:type="dxa"/>
+              <w:right w:w="60" w:type="dxa"/>
             </w:tcMar>
           </w:tcPr>
           <w:p>
-            <w:pPr>
-              <w:jc w:val="left"/>
-            </w:pPr>
+            <w:r/>
             <w:r>
               <w:rPr>
                 <w:rFonts w:ascii="Times New Roman" w:hAnsi="Times New Roman"/>
-                <w:b/>
-                <w:i w:val="0"/>
-                <w:color w:val="000000"/>
                 <w:sz w:val="26"/>
               </w:rPr>
-              <w:t>Trả lời trích dẫn (Quote/Reply)</w:t>
-            </w:r>
-          </w:p>
-        </w:tc>
-        <w:tc>
-          <w:tcPr>
-            <w:tcW w:type="dxa" w:w="2351"/>
-            <w:shd w:fill="F7F9FC"/>
-            <w:tcMar>
-              <w:top w:w="80" w:type="dxa"/>
-              <w:bottom w:w="80" w:type="dxa"/>
-              <w:left w:w="100" w:type="dxa"/>
-              <w:right w:w="100" w:type="dxa"/>
-            </w:tcMar>
-          </w:tcPr>
-          <w:p>
-            <w:pPr>
-              <w:jc w:val="left"/>
-            </w:pPr>
-            <w:r>
-              <w:rPr>
-                <w:rFonts w:ascii="Times New Roman" w:hAnsi="Times New Roman"/>
-                <w:b w:val="0"/>
-                <w:i w:val="0"/>
-                <w:color w:val="000000"/>
-                <w:sz w:val="26"/>
-              </w:rPr>
-              <w:t>Bấm chuột phải chọn 'Trả lời', hiển thị khung preview tin nhắn gốc kèm tên người gửi. Bấm preview tự nhảy về tin nhắn gốc.</w:t>
-            </w:r>
-          </w:p>
-        </w:tc>
-        <w:tc>
-          <w:tcPr>
-            <w:tcW w:type="dxa" w:w="2351"/>
-            <w:shd w:fill="F7F9FC"/>
-            <w:tcMar>
-              <w:top w:w="80" w:type="dxa"/>
-              <w:bottom w:w="80" w:type="dxa"/>
-              <w:left w:w="100" w:type="dxa"/>
-              <w:right w:w="100" w:type="dxa"/>
-            </w:tcMar>
-          </w:tcPr>
-          <w:p>
-            <w:pPr>
-              <w:jc w:val="center"/>
-            </w:pPr>
-            <w:r>
-              <w:rPr>
-                <w:rFonts w:ascii="Times New Roman" w:hAnsi="Times New Roman"/>
-                <w:b/>
-                <w:i w:val="0"/>
-                <w:color w:val="008000"/>
-                <w:sz w:val="26"/>
-              </w:rPr>
-              <w:t>Hoàn thành 100%</w:t>
+              <w:t>1. Vũ Duy Thái Sơn (Nhóm trưởng - MSV: 20231735)</w:t>
+              <w:br/>
+              <w:t>2. Vy Thế Mạnh (MSV: 20231865)</w:t>
+              <w:br/>
+              <w:t>3. Vũ Minh Dân (MSV: 20231833)</w:t>
+              <w:br/>
+              <w:t>4. Phạm Đức Tâm (MSV: 20231715)</w:t>
+              <w:br/>
+              <w:t>5. Hữu (Lớp DCCNTT.14.5)</w:t>
             </w:r>
           </w:p>
         </w:tc>
@@ -951,109 +351,979 @@
       <w:tr>
         <w:tc>
           <w:tcPr>
-            <w:tcW w:type="dxa" w:w="2351"/>
-            <w:shd w:fill="FFFFFF"/>
+            <w:tcW w:type="dxa" w:w="4535"/>
             <w:tcMar>
-              <w:top w:w="80" w:type="dxa"/>
-              <w:bottom w:w="80" w:type="dxa"/>
-              <w:left w:w="100" w:type="dxa"/>
-              <w:right w:w="100" w:type="dxa"/>
+              <w:top w:w="60" w:type="dxa"/>
+              <w:bottom w:w="60" w:type="dxa"/>
+              <w:left w:w="60" w:type="dxa"/>
+              <w:right w:w="60" w:type="dxa"/>
             </w:tcMar>
           </w:tcPr>
           <w:p>
-            <w:pPr>
-              <w:jc w:val="center"/>
-            </w:pPr>
+            <w:r/>
             <w:r>
               <w:rPr>
                 <w:rFonts w:ascii="Times New Roman" w:hAnsi="Times New Roman"/>
-                <w:b w:val="0"/>
-                <w:i w:val="0"/>
-                <w:color w:val="000000"/>
+                <w:b/>
                 <w:sz w:val="26"/>
               </w:rPr>
-              <w:t>5</w:t>
+              <w:t>Thời gian thực hiện:</w:t>
             </w:r>
           </w:p>
         </w:tc>
         <w:tc>
           <w:tcPr>
-            <w:tcW w:type="dxa" w:w="2351"/>
-            <w:shd w:fill="FFFFFF"/>
+            <w:tcW w:type="dxa" w:w="4535"/>
             <w:tcMar>
-              <w:top w:w="80" w:type="dxa"/>
-              <w:bottom w:w="80" w:type="dxa"/>
-              <w:left w:w="100" w:type="dxa"/>
-              <w:right w:w="100" w:type="dxa"/>
+              <w:top w:w="60" w:type="dxa"/>
+              <w:bottom w:w="60" w:type="dxa"/>
+              <w:left w:w="60" w:type="dxa"/>
+              <w:right w:w="60" w:type="dxa"/>
             </w:tcMar>
           </w:tcPr>
           <w:p>
-            <w:pPr>
-              <w:jc w:val="left"/>
-            </w:pPr>
+            <w:r/>
+            <w:r>
+              <w:rPr>
+                <w:rFonts w:ascii="Times New Roman" w:hAnsi="Times New Roman"/>
+                <w:sz w:val="26"/>
+              </w:rPr>
+              <w:t>Năm học 2026</w:t>
+            </w:r>
+          </w:p>
+        </w:tc>
+      </w:tr>
+    </w:tbl>
+    <w:p>
+      <w:pPr>
+        <w:spacing w:before="960"/>
+        <w:jc w:val="center"/>
+      </w:pPr>
+      <w:r>
+        <w:rPr>
+          <w:rFonts w:ascii="Times New Roman" w:hAnsi="Times New Roman"/>
+          <w:b/>
+          <w:sz w:val="26"/>
+        </w:rPr>
+        <w:t>Hà Nội, Năm 2026</w:t>
+      </w:r>
+    </w:p>
+    <w:p>
+      <w:r>
+        <w:br w:type="page"/>
+      </w:r>
+    </w:p>
+    <w:p>
+      <w:pPr>
+        <w:spacing w:before="200" w:after="280" w:line="288" w:lineRule="auto"/>
+        <w:jc w:val="center"/>
+      </w:pPr>
+      <w:r>
+        <w:rPr>
+          <w:rFonts w:ascii="Times New Roman" w:hAnsi="Times New Roman"/>
+          <w:b/>
+          <w:i w:val="0"/>
+          <w:sz w:val="32"/>
+        </w:rPr>
+        <w:t>CHƯƠNG V. CÀI ĐẶT, TRIỂN KHAI VÀ KIỂM THỬ HỆ THỐNG</w:t>
+      </w:r>
+    </w:p>
+    <w:p>
+      <w:pPr>
+        <w:spacing w:before="280" w:after="120" w:line="288" w:lineRule="auto"/>
+        <w:jc w:val="left"/>
+      </w:pPr>
+      <w:r>
+        <w:rPr>
+          <w:rFonts w:ascii="Times New Roman" w:hAnsi="Times New Roman"/>
+          <w:b/>
+          <w:i w:val="0"/>
+          <w:sz w:val="30"/>
+        </w:rPr>
+        <w:t>5.1. Cài đặt hệ thống (System Implementation)</w:t>
+      </w:r>
+    </w:p>
+    <w:p>
+      <w:pPr>
+        <w:spacing w:before="200" w:after="80" w:line="288" w:lineRule="auto"/>
+        <w:jc w:val="left"/>
+      </w:pPr>
+      <w:r>
+        <w:rPr>
+          <w:rFonts w:ascii="Times New Roman" w:hAnsi="Times New Roman"/>
+          <w:b/>
+          <w:i w:val="0"/>
+          <w:sz w:val="27"/>
+        </w:rPr>
+        <w:t>5.1.1. Môi trường phát triển và cấu hình phần cứng/phần mềm</w:t>
+      </w:r>
+    </w:p>
+    <w:p>
+      <w:pPr>
+        <w:spacing w:line="312" w:lineRule="auto" w:before="0" w:after="60"/>
+        <w:ind w:left="567" w:hanging="283"/>
+        <w:jc w:val="both"/>
+      </w:pPr>
+      <w:r>
+        <w:rPr>
+          <w:rFonts w:ascii="Times New Roman" w:hAnsi="Times New Roman"/>
+          <w:b/>
+          <w:sz w:val="26"/>
+        </w:rPr>
+        <w:t xml:space="preserve">• Phần cứng thử nghiệm: </w:t>
+      </w:r>
+      <w:r>
+        <w:rPr>
+          <w:rFonts w:ascii="Times New Roman" w:hAnsi="Times New Roman"/>
+          <w:sz w:val="26"/>
+        </w:rPr>
+        <w:t>Bộ vi xử lý Intel Core i5/i7 (hoặc tương đương), RAM 8GB trở lên, ổ cứng SSD tối thiểu 10GB khả dụng, kết nối mạng LAN hoặc Internet ổn định.</w:t>
+      </w:r>
+    </w:p>
+    <w:p>
+      <w:pPr>
+        <w:spacing w:line="312" w:lineRule="auto" w:before="0" w:after="60"/>
+        <w:ind w:left="567" w:hanging="283"/>
+        <w:jc w:val="both"/>
+      </w:pPr>
+      <w:r>
+        <w:rPr>
+          <w:rFonts w:ascii="Times New Roman" w:hAnsi="Times New Roman"/>
+          <w:b/>
+          <w:sz w:val="26"/>
+        </w:rPr>
+        <w:t xml:space="preserve">• Phần mềm &amp; Công cụ: </w:t>
+      </w:r>
+      <w:r>
+        <w:rPr>
+          <w:rFonts w:ascii="Times New Roman" w:hAnsi="Times New Roman"/>
+          <w:sz w:val="26"/>
+        </w:rPr>
+        <w:t>Hệ điều hành Windows 10/11; Môi trường thực thi Python 3.13; Công cụ soạn thảo mã nguồn Visual Studio Code; Trình quản lý gói Pip.</w:t>
+      </w:r>
+    </w:p>
+    <w:p>
+      <w:pPr>
+        <w:spacing w:line="312" w:lineRule="auto" w:before="0" w:after="60"/>
+        <w:ind w:left="567" w:hanging="283"/>
+        <w:jc w:val="both"/>
+      </w:pPr>
+      <w:r>
+        <w:rPr>
+          <w:rFonts w:ascii="Times New Roman" w:hAnsi="Times New Roman"/>
+          <w:b/>
+          <w:sz w:val="26"/>
+        </w:rPr>
+        <w:t xml:space="preserve">• Thư viện cài đặt: </w:t>
+      </w:r>
+      <w:r>
+        <w:rPr>
+          <w:rFonts w:ascii="Times New Roman" w:hAnsi="Times New Roman"/>
+          <w:sz w:val="26"/>
+        </w:rPr>
+        <w:t>`customtkinter &gt;= 6.0.0` (Giao diện người dùng hiện đại), `pillow &gt;= 10.0.0` (Xử lý hình ảnh).</w:t>
+      </w:r>
+    </w:p>
+    <w:p>
+      <w:pPr>
+        <w:spacing w:before="200" w:after="80" w:line="288" w:lineRule="auto"/>
+        <w:jc w:val="left"/>
+      </w:pPr>
+      <w:r>
+        <w:rPr>
+          <w:rFonts w:ascii="Times New Roman" w:hAnsi="Times New Roman"/>
+          <w:b/>
+          <w:i w:val="0"/>
+          <w:sz w:val="27"/>
+        </w:rPr>
+        <w:t>5.1.2. Cấu trúc thư mục dự án và tổ chức mã nguồn</w:t>
+      </w:r>
+    </w:p>
+    <w:p>
+      <w:pPr>
+        <w:spacing w:line="312" w:lineRule="auto" w:before="0" w:after="80"/>
+        <w:ind w:firstLine="567"/>
+        <w:jc w:val="both"/>
+      </w:pPr>
+      <w:r>
+        <w:rPr>
+          <w:rFonts w:ascii="Times New Roman" w:hAnsi="Times New Roman"/>
+          <w:b w:val="0"/>
+          <w:i w:val="0"/>
+          <w:sz w:val="26"/>
+        </w:rPr>
+        <w:t>Hệ thống được tổ chức khoa học theo mô hình phân tầng module rõ ràng:</w:t>
+      </w:r>
+    </w:p>
+    <w:p>
+      <w:pPr>
+        <w:spacing w:line="312" w:lineRule="auto" w:before="0" w:after="60"/>
+        <w:ind w:left="567" w:hanging="283"/>
+        <w:jc w:val="both"/>
+      </w:pPr>
+      <w:r>
+        <w:rPr>
+          <w:rFonts w:ascii="Times New Roman" w:hAnsi="Times New Roman"/>
+          <w:b/>
+          <w:sz w:val="26"/>
+        </w:rPr>
+        <w:t xml:space="preserve">• `run_server.py`: </w:t>
+      </w:r>
+      <w:r>
+        <w:rPr>
+          <w:rFonts w:ascii="Times New Roman" w:hAnsi="Times New Roman"/>
+          <w:sz w:val="26"/>
+        </w:rPr>
+        <w:t>Điểm khởi chạy chính của Máy chủ TCP Socket Server mạng nội bộ (0.0.0.0:8888).</w:t>
+      </w:r>
+    </w:p>
+    <w:p>
+      <w:pPr>
+        <w:spacing w:line="312" w:lineRule="auto" w:before="0" w:after="60"/>
+        <w:ind w:left="567" w:hanging="283"/>
+        <w:jc w:val="both"/>
+      </w:pPr>
+      <w:r>
+        <w:t>• `run_server_wan.py`: Trình quản lý Máy chủ nâng cao tự động kích hoạt đường hầm mạng diện rộng (WAN Tunnel qua tiện ích TCP Tunneling công cộng Bore / Ngrok).</w:t>
+      </w:r>
+    </w:p>
+    <w:p>
+      <w:pPr>
+        <w:spacing w:line="312" w:lineRule="auto" w:before="0" w:after="60"/>
+        <w:ind w:left="567" w:hanging="283"/>
+        <w:jc w:val="both"/>
+      </w:pPr>
+      <w:r>
+        <w:rPr>
+          <w:rFonts w:ascii="Times New Roman" w:hAnsi="Times New Roman"/>
+          <w:b/>
+          <w:sz w:val="26"/>
+        </w:rPr>
+        <w:t xml:space="preserve">• `CHAY_SERVER_WAN.bat`: </w:t>
+      </w:r>
+      <w:r>
+        <w:rPr>
+          <w:rFonts w:ascii="Times New Roman" w:hAnsi="Times New Roman"/>
+          <w:sz w:val="26"/>
+        </w:rPr>
+        <w:t>Tệp thực thi 1-click để khởi động Server chạy mạng WAN / Internet.</w:t>
+      </w:r>
+    </w:p>
+    <w:p>
+      <w:pPr>
+        <w:spacing w:line="312" w:lineRule="auto" w:before="0" w:after="60"/>
+        <w:ind w:left="567" w:hanging="283"/>
+        <w:jc w:val="both"/>
+      </w:pPr>
+      <w:r>
+        <w:rPr>
+          <w:rFonts w:ascii="Times New Roman" w:hAnsi="Times New Roman"/>
+          <w:b/>
+          <w:sz w:val="26"/>
+        </w:rPr>
+        <w:t xml:space="preserve">• `run_client.py`: </w:t>
+      </w:r>
+      <w:r>
+        <w:rPr>
+          <w:rFonts w:ascii="Times New Roman" w:hAnsi="Times New Roman"/>
+          <w:sz w:val="26"/>
+        </w:rPr>
+        <w:t>Điểm khởi chạy ứng dụng Máy trạm Desktop Client.</w:t>
+      </w:r>
+    </w:p>
+    <w:p>
+      <w:pPr>
+        <w:spacing w:line="312" w:lineRule="auto" w:before="0" w:after="60"/>
+        <w:ind w:left="567" w:hanging="283"/>
+        <w:jc w:val="both"/>
+      </w:pPr>
+      <w:r>
+        <w:t>• `launch.pyw`: Trình khởi động ngầm thông minh: tích hợp cơ chế tự động đồng bộ mã nguồn mới nhất từ kho lưu trữ GitHub (auto_update_from_github()), tự động kiểm tra, cài đặt thư viện thiếu và tự kích hoạt server nền.</w:t>
+      </w:r>
+    </w:p>
+    <w:p>
+      <w:pPr>
+        <w:spacing w:line="312" w:lineRule="auto" w:before="0" w:after="60"/>
+        <w:ind w:left="567" w:hanging="283"/>
+        <w:jc w:val="both"/>
+      </w:pPr>
+      <w:r>
+        <w:rPr>
+          <w:rFonts w:ascii="Times New Roman" w:hAnsi="Times New Roman"/>
+          <w:b/>
+          <w:sz w:val="26"/>
+        </w:rPr>
+        <w:t xml:space="preserve">• `src/server/server.py`: </w:t>
+      </w:r>
+      <w:r>
+        <w:rPr>
+          <w:rFonts w:ascii="Times New Roman" w:hAnsi="Times New Roman"/>
+          <w:sz w:val="26"/>
+        </w:rPr>
+        <w:t>Máy chủ socket đa luồng, xử lý kết nối, phân giải packet và điều phối tin nhắn.</w:t>
+      </w:r>
+    </w:p>
+    <w:p>
+      <w:pPr>
+        <w:spacing w:line="312" w:lineRule="auto" w:before="0" w:after="60"/>
+        <w:ind w:left="567" w:hanging="283"/>
+        <w:jc w:val="both"/>
+      </w:pPr>
+      <w:r>
+        <w:rPr>
+          <w:rFonts w:ascii="Times New Roman" w:hAnsi="Times New Roman"/>
+          <w:b/>
+          <w:sz w:val="26"/>
+        </w:rPr>
+        <w:t xml:space="preserve">• `src/server/database.py`: </w:t>
+      </w:r>
+      <w:r>
+        <w:rPr>
+          <w:rFonts w:ascii="Times New Roman" w:hAnsi="Times New Roman"/>
+          <w:sz w:val="26"/>
+        </w:rPr>
+        <w:t>Mô-đun quản trị CSDL SQLite, khởi tạo bảng và cung cấp API truy vấn.</w:t>
+      </w:r>
+    </w:p>
+    <w:p>
+      <w:pPr>
+        <w:spacing w:line="312" w:lineRule="auto" w:before="0" w:after="60"/>
+        <w:ind w:left="567" w:hanging="283"/>
+        <w:jc w:val="both"/>
+      </w:pPr>
+      <w:r>
+        <w:rPr>
+          <w:rFonts w:ascii="Times New Roman" w:hAnsi="Times New Roman"/>
+          <w:b/>
+          <w:sz w:val="26"/>
+        </w:rPr>
+        <w:t xml:space="preserve">• `src/server/uploads/`: </w:t>
+      </w:r>
+      <w:r>
+        <w:rPr>
+          <w:rFonts w:ascii="Times New Roman" w:hAnsi="Times New Roman"/>
+          <w:sz w:val="26"/>
+        </w:rPr>
+        <w:t>Thư mục lưu trữ an toàn các tệp tin và ảnh do người dùng gửi.</w:t>
+      </w:r>
+    </w:p>
+    <w:p>
+      <w:pPr>
+        <w:spacing w:line="312" w:lineRule="auto" w:before="0" w:after="60"/>
+        <w:ind w:left="567" w:hanging="283"/>
+        <w:jc w:val="both"/>
+      </w:pPr>
+      <w:r>
+        <w:rPr>
+          <w:rFonts w:ascii="Times New Roman" w:hAnsi="Times New Roman"/>
+          <w:b/>
+          <w:sz w:val="26"/>
+        </w:rPr>
+        <w:t xml:space="preserve">• `src/client/network.py`: </w:t>
+      </w:r>
+      <w:r>
+        <w:rPr>
+          <w:rFonts w:ascii="Times New Roman" w:hAnsi="Times New Roman"/>
+          <w:sz w:val="26"/>
+        </w:rPr>
+        <w:t>Tầng giao tiếp mạng Socket Client với luồng lắng nghe nền bất đồng bộ và timeout kết nối.</w:t>
+      </w:r>
+    </w:p>
+    <w:p>
+      <w:pPr>
+        <w:spacing w:line="312" w:lineRule="auto" w:before="0" w:after="60"/>
+        <w:ind w:left="567" w:hanging="283"/>
+        <w:jc w:val="both"/>
+      </w:pPr>
+      <w:r>
+        <w:rPr>
+          <w:rFonts w:ascii="Times New Roman" w:hAnsi="Times New Roman"/>
+          <w:b/>
+          <w:sz w:val="26"/>
+        </w:rPr>
+        <w:t xml:space="preserve">• `src/client/ui/`: </w:t>
+      </w:r>
+      <w:r>
+        <w:rPr>
+          <w:rFonts w:ascii="Times New Roman" w:hAnsi="Times New Roman"/>
+          <w:sz w:val="26"/>
+        </w:rPr>
+        <w:t>Gồm các module giao diện CustomTkinter (`auth_frame.py`, `main_window.py`, `chat_bubble.py`, `create_group_dialog.py`).</w:t>
+      </w:r>
+    </w:p>
+    <w:p>
+      <w:pPr>
+        <w:spacing w:before="280" w:after="120" w:line="288" w:lineRule="auto"/>
+        <w:jc w:val="left"/>
+      </w:pPr>
+      <w:r>
+        <w:rPr>
+          <w:rFonts w:ascii="Times New Roman" w:hAnsi="Times New Roman"/>
+          <w:b/>
+          <w:i w:val="0"/>
+          <w:sz w:val="30"/>
+        </w:rPr>
+        <w:t>5.2. Kết quả triển khai giao diện và chức năng</w:t>
+      </w:r>
+    </w:p>
+    <w:p>
+      <w:pPr>
+        <w:spacing w:line="312" w:lineRule="auto" w:before="0" w:after="80"/>
+        <w:ind w:firstLine="567"/>
+        <w:jc w:val="both"/>
+      </w:pPr>
+      <w:r>
+        <w:rPr>
+          <w:rFonts w:ascii="Times New Roman" w:hAnsi="Times New Roman"/>
+          <w:b w:val="0"/>
+          <w:i w:val="0"/>
+          <w:sz w:val="26"/>
+        </w:rPr>
+        <w:t>Ứng dụng Desktop đã được hiện thực hóa hoàn chỉnh với trải nghiệm người dùng hiện đại, tinh tế và trực quan:</w:t>
+      </w:r>
+    </w:p>
+    <w:p>
+      <w:pPr>
+        <w:spacing w:before="200" w:after="80" w:line="288" w:lineRule="auto"/>
+        <w:jc w:val="left"/>
+      </w:pPr>
+      <w:r>
+        <w:t>5.2.1. Giao diện Đăng nhập / Đăng ký và Tính năng Ghi nhớ mật khẩu (Remember Me)</w:t>
+      </w:r>
+    </w:p>
+    <w:p>
+      <w:pPr>
+        <w:spacing w:line="312" w:lineRule="auto" w:before="0" w:after="80"/>
+        <w:ind w:firstLine="567"/>
+        <w:jc w:val="both"/>
+      </w:pPr>
+      <w:r>
+        <w:rPr>
+          <w:rFonts w:ascii="Times New Roman" w:hAnsi="Times New Roman"/>
+          <w:b w:val="0"/>
+          <w:i w:val="0"/>
+          <w:sz w:val="26"/>
+        </w:rPr>
+        <w:t>Màn hình xác thực được thiết kế dạng thẻ nổi (Card) tinh tế với 2 tab chuyển đổi linh hoạt:</w:t>
+      </w:r>
+    </w:p>
+    <w:p>
+      <w:pPr>
+        <w:spacing w:line="312" w:lineRule="auto" w:before="0" w:after="60"/>
+        <w:ind w:left="567" w:hanging="283"/>
+        <w:jc w:val="both"/>
+      </w:pPr>
+      <w:r>
+        <w:rPr>
+          <w:rFonts w:ascii="Times New Roman" w:hAnsi="Times New Roman"/>
+          <w:b/>
+          <w:sz w:val="26"/>
+        </w:rPr>
+        <w:t xml:space="preserve">• Tab Đăng nhập: </w:t>
+      </w:r>
+      <w:r>
+        <w:rPr>
+          <w:rFonts w:ascii="Times New Roman" w:hAnsi="Times New Roman"/>
+          <w:sz w:val="26"/>
+        </w:rPr>
+        <w:t>Cho phép nhập Tên đăng nhập và Mật khẩu (có che dấu chấm mật khẩu bảo mật).</w:t>
+      </w:r>
+    </w:p>
+    <w:p>
+      <w:pPr>
+        <w:spacing w:line="312" w:lineRule="auto" w:before="0" w:after="60"/>
+        <w:ind w:left="567" w:hanging="283"/>
+        <w:jc w:val="both"/>
+      </w:pPr>
+      <w:r>
+        <w:t>• Tab Đăng ký: Cho phép người dùng mới tạo tài khoản với Họ tên, Tên đăng nhập và Mật khẩu bảo mật. Hệ thống áp dụng quy tắc kiểm tra nghiêm ngặt: Mật khẩu phải có từ 6 ký tự trở lên, bao gồm chữ in hoa, in thường, chữ số và ký tự đặc biệt. Nếu không thỏa mãn, thông báo hướng dẫn màu đỏ sẽ lập tức hiển thị hỗ trợ người dùng điều chỉnh.</w:t>
+      </w:r>
+    </w:p>
+    <w:p>
+      <w:pPr>
+        <w:spacing w:line="312" w:lineRule="auto" w:before="0" w:after="60"/>
+        <w:ind w:left="567" w:hanging="283"/>
+        <w:jc w:val="both"/>
+      </w:pPr>
+      <w:r>
+        <w:t>• Tính năng Ghi nhớ đăng nhập (Remember Me): Phía dưới các ô nhập liệu được trang bị hộp kiểm Checkbox 'Ghi nhớ tài khoản &amp; mật khẩu'. Khi người dùng tích chọn và đăng nhập thành công, hệ thống sẽ lưu trữ cục bộ an toàn thông tin xác thực trên máy trạm; ở các lần khởi động tiếp theo, ứng dụng tự động điền sẵn tài khoản và mật khẩu giúp người dùng truy cập ngay lập tức mà không cần nhập lại. Đồng thời, giao diện tích hợp nút '⚙️ Cài đặt IP Máy chủ' cho phép tùy biến linh hoạt địa chỉ Domain và Port khi cần kết nối tới các cụm máy chủ khác nhau.</w:t>
+      </w:r>
+    </w:p>
+    <w:p>
+      <w:pPr>
+        <w:spacing w:before="200" w:after="80" w:line="288" w:lineRule="auto"/>
+        <w:jc w:val="left"/>
+      </w:pPr>
+      <w:r>
+        <w:rPr>
+          <w:rFonts w:ascii="Times New Roman" w:hAnsi="Times New Roman"/>
+          <w:b/>
+          <w:i w:val="0"/>
+          <w:sz w:val="27"/>
+        </w:rPr>
+        <w:t>5.2.2. Giao diện chính (Main Window) và thanh Sidebar quản lý</w:t>
+      </w:r>
+    </w:p>
+    <w:p>
+      <w:pPr>
+        <w:spacing w:line="312" w:lineRule="auto" w:before="0" w:after="60"/>
+        <w:ind w:left="567" w:hanging="283"/>
+        <w:jc w:val="both"/>
+      </w:pPr>
+      <w:r>
+        <w:t>• Thanh tiêu đề trên cùng (Top Bar): Hiển thị ảnh đại diện dạng huy hiệu tròn (Badge) với màu sắc đặc trưng, họ tên người dùng, chấm xanh báo trạng thái 🟢 Trực tuyến, nút huy hiệu hiển thị địa chỉ Máy chủ Online hiện tại (🌐 bore.pub:28888 📋) kèm tính năng 1-Click sao chép vào khay nhớ tạm, công tắc gạt chuyển đổi giao diện Sáng/Tối, nút 'Làm mới' và nút 'Đăng xuất' màu đỏ nổi bật.</w:t>
+      </w:r>
+    </w:p>
+    <w:p>
+      <w:pPr>
+        <w:spacing w:line="312" w:lineRule="auto" w:before="0" w:after="60"/>
+        <w:ind w:left="567" w:hanging="283"/>
+        <w:jc w:val="both"/>
+      </w:pPr>
+      <w:r>
+        <w:t>• Thanh tìm kiếm và Chuyển tab Telegram (Sidebar Tabs): Phía trên là thanh tìm kiếm bảo mật theo @username hoặc #ID. Ngay bên dưới là nút chuyển tab dạng SegmentedButton gồm hai tab: [💬 Tin Nhắn] và [👥 Danh Bạ].</w:t>
+      </w:r>
+    </w:p>
+    <w:p>
+      <w:pPr>
+        <w:spacing w:line="312" w:lineRule="auto" w:before="0" w:after="60"/>
+        <w:ind w:left="567" w:hanging="283"/>
+        <w:jc w:val="both"/>
+      </w:pPr>
+      <w:r>
+        <w:t>• Quản lý Danh bạ bạn bè kiểu Telegram: Trong tab [👥 Danh Bạ], danh sách bạn bè đã lưu hiển thị kèm trạng thái trực tuyến 🟢/⚪, nút mở chat 💬 và nút xóa ✕ khỏi danh bạ. Khi ở tab này, nút hành động tự động chuyển thành "➕ Thêm Bạn Bè Mới (ID/Username)". Trong khung chat 1-1, thanh tiêu đề tích hợp nút chuyển trạng thái thông minh "➕ Thêm Vào Danh Bạ" và tự động chuyển sang "⭐ Bạn Bè" sau khi thêm.</w:t>
+      </w:r>
+    </w:p>
+    <w:p>
+      <w:pPr>
+        <w:spacing w:before="200" w:after="80" w:line="288" w:lineRule="auto"/>
+        <w:jc w:val="left"/>
+      </w:pPr>
+      <w:r>
+        <w:rPr>
+          <w:rFonts w:ascii="Times New Roman" w:hAnsi="Times New Roman"/>
+          <w:b/>
+          <w:i w:val="0"/>
+          <w:sz w:val="27"/>
+        </w:rPr>
+        <w:t>5.2.3. Giao diện Khung chat thời gian thực và thanh Emoji</w:t>
+      </w:r>
+    </w:p>
+    <w:p>
+      <w:pPr>
+        <w:spacing w:line="312" w:lineRule="auto" w:before="0" w:after="60"/>
+        <w:ind w:left="567" w:hanging="283"/>
+        <w:jc w:val="both"/>
+      </w:pPr>
+      <w:r>
+        <w:rPr>
+          <w:rFonts w:ascii="Times New Roman" w:hAnsi="Times New Roman"/>
+          <w:b/>
+          <w:sz w:val="26"/>
+        </w:rPr>
+        <w:t xml:space="preserve">• Khung hiển thị tin nhắn: </w:t>
+      </w:r>
+      <w:r>
+        <w:rPr>
+          <w:rFonts w:ascii="Times New Roman" w:hAnsi="Times New Roman"/>
+          <w:sz w:val="26"/>
+        </w:rPr>
+        <w:t>Các tin nhắn được hiển thị dưới dạng bong bóng thông minh (Chat Bubbles). Tin nhắn gửi đi căn phải với nền xanh thương hiệu `#2563EB`, chữ trắng và dấu tích hoàn thành `✓`. Tin nhắn nhận về căn trái với nền xám tối/sáng, hiển thị tên người gửi và thời gian gửi chính xác (`HH:MM`).</w:t>
+      </w:r>
+    </w:p>
+    <w:p>
+      <w:pPr>
+        <w:spacing w:line="312" w:lineRule="auto" w:before="0" w:after="60"/>
+        <w:ind w:left="567" w:hanging="283"/>
+        <w:jc w:val="both"/>
+      </w:pPr>
+      <w:r>
+        <w:rPr>
+          <w:rFonts w:ascii="Times New Roman" w:hAnsi="Times New Roman"/>
+          <w:b/>
+          <w:sz w:val="26"/>
+        </w:rPr>
+        <w:t xml:space="preserve">• Thanh biểu tượng cảm xúc (Emoji Bar): </w:t>
+      </w:r>
+      <w:r>
+        <w:rPr>
+          <w:rFonts w:ascii="Times New Roman" w:hAnsi="Times New Roman"/>
+          <w:sz w:val="26"/>
+        </w:rPr>
+        <w:t>Đặt ngay phía trên ô nhập văn bản, gồm các biểu tượng phổ biến (`😊, 👍, ❤️, 🎉, 🔥, 😂, 👏, 🚀, 💯, 🤝`). Người dùng chỉ cần nhấp vào biểu tượng là emoji sẽ tự động chèn vào ô soạn thảo.</w:t>
+      </w:r>
+    </w:p>
+    <w:p>
+      <w:pPr>
+        <w:spacing w:line="312" w:lineRule="auto" w:before="0" w:after="60"/>
+        <w:ind w:left="567" w:hanging="283"/>
+        <w:jc w:val="both"/>
+      </w:pPr>
+      <w:r>
+        <w:rPr>
+          <w:rFonts w:ascii="Times New Roman" w:hAnsi="Times New Roman"/>
+          <w:b/>
+          <w:sz w:val="26"/>
+        </w:rPr>
+        <w:t xml:space="preserve">• Hiệu ứng người dùng đang gõ (Typing Indicator): </w:t>
+      </w:r>
+      <w:r>
+        <w:rPr>
+          <w:rFonts w:ascii="Times New Roman" w:hAnsi="Times New Roman"/>
+          <w:sz w:val="26"/>
+        </w:rPr>
+        <w:t>Khi một bên bắt đầu gõ phím, phía góc phải thanh tiêu đề chat của đối phương sẽ hiển thị thông báo nhấp nháy `💬 ... đang soạn tin...` và tự biến mất sau 3 giây nếu ngừng gõ.</w:t>
+      </w:r>
+    </w:p>
+    <w:p>
+      <w:pPr>
+        <w:spacing w:before="200" w:after="80" w:line="288" w:lineRule="auto"/>
+        <w:jc w:val="left"/>
+      </w:pPr>
+      <w:r>
+        <w:t>5.2.4. Giao diện Hộp thoại Tạo nhóm chat riêng tư (Bảo vệ quyền riêng tư)</w:t>
+      </w:r>
+    </w:p>
+    <w:p>
+      <w:pPr>
+        <w:spacing w:line="312" w:lineRule="auto" w:before="0" w:after="80"/>
+        <w:ind w:firstLine="567"/>
+        <w:jc w:val="both"/>
+      </w:pPr>
+      <w:r>
+        <w:t>Khi người dùng nhấn nút '➕ Tạo Nhóm Chat Mới' ở thanh sidebar, một cửa sổ dạng Modal bảo mật sẽ bật lên: Người dùng nhập Tên nhóm chat và thêm thành viên bằng cách gõ chính xác Tên đăng nhập (Username) hoặc ID cá nhân của người muốn mời. Hệ thống kiểm tra và chỉ thêm khi người dùng tồn tại, hiển thị trực quan dưới dạng thẻ thành viên kèm nút '✕' xóa nhanh. Cơ chế này ngăn chặn tuyệt đối việc lộ danh sách người dùng toàn hệ thống và loại bỏ hoàn toàn hành vi kéo bừa người lạ vào nhóm.</w:t>
+      </w:r>
+    </w:p>
+    <w:p>
+      <w:pPr>
+        <w:spacing w:before="200" w:after="80" w:line="288" w:lineRule="auto"/>
+        <w:jc w:val="left"/>
+      </w:pPr>
+      <w:r>
+        <w:rPr>
+          <w:rFonts w:ascii="Times New Roman" w:hAnsi="Times New Roman"/>
+          <w:b/>
+          <w:i w:val="0"/>
+          <w:sz w:val="27"/>
+        </w:rPr>
+        <w:t>5.2.5. Giao diện Truyền tải tệp tin và Xem/Tải tài liệu</w:t>
+      </w:r>
+    </w:p>
+    <w:p>
+      <w:pPr>
+        <w:spacing w:line="312" w:lineRule="auto" w:before="0" w:after="60"/>
+        <w:ind w:left="567" w:hanging="283"/>
+        <w:jc w:val="both"/>
+      </w:pPr>
+      <w:r>
+        <w:rPr>
+          <w:rFonts w:ascii="Times New Roman" w:hAnsi="Times New Roman"/>
+          <w:b/>
+          <w:sz w:val="26"/>
+        </w:rPr>
+        <w:t xml:space="preserve">• Nút '📎 Đính Kèm': </w:t>
+      </w:r>
+      <w:r>
+        <w:rPr>
+          <w:rFonts w:ascii="Times New Roman" w:hAnsi="Times New Roman"/>
+          <w:sz w:val="26"/>
+        </w:rPr>
+        <w:t>Mở hộp thoại chọn tệp tin chuẩn của hệ điều hành, hỗ trợ bộ lọc hình ảnh (.png, .jpg, .gif...) và tài liệu (.pdf, .docx, .xlsx, .zip...).</w:t>
+      </w:r>
+    </w:p>
+    <w:p>
+      <w:pPr>
+        <w:spacing w:line="312" w:lineRule="auto" w:before="0" w:after="60"/>
+        <w:ind w:left="567" w:hanging="283"/>
+        <w:jc w:val="both"/>
+      </w:pPr>
+      <w:r>
+        <w:rPr>
+          <w:rFonts w:ascii="Times New Roman" w:hAnsi="Times New Roman"/>
+          <w:b/>
+          <w:sz w:val="26"/>
+        </w:rPr>
+        <w:t xml:space="preserve">• Hiển thị thẻ tệp tin: </w:t>
+      </w:r>
+      <w:r>
+        <w:rPr>
+          <w:rFonts w:ascii="Times New Roman" w:hAnsi="Times New Roman"/>
+          <w:sz w:val="26"/>
+        </w:rPr>
+        <w:t>Tệp tin gửi đi được đóng khung chuyên nghiệp với biểu tượng văn bản 📄, tên tệp gốc, định lượng dung lượng tự động (KB/MB) và nút bấm `📥 Tải Về Máy` nổi bật. Khi đối phương nhấn tải về, hộp thoại lưu file cho phép chọn vị trí lưu trên máy tính.</w:t>
+      </w:r>
+    </w:p>
+    <w:p>
+      <w:pPr>
+        <w:spacing w:before="200" w:after="80" w:line="288" w:lineRule="auto"/>
+        <w:jc w:val="left"/>
+      </w:pPr>
+      <w:r>
+        <w:rPr>
+          <w:rFonts w:ascii="Times New Roman" w:hAnsi="Times New Roman"/>
+          <w:b/>
+          <w:i w:val="0"/>
+          <w:sz w:val="27"/>
+        </w:rPr>
+        <w:t>5.2.6. Chế độ giao diện Sáng / Tối (Dark / Light Mode)</w:t>
+      </w:r>
+    </w:p>
+    <w:p>
+      <w:pPr>
+        <w:spacing w:line="312" w:lineRule="auto" w:before="0" w:after="80"/>
+        <w:ind w:firstLine="567"/>
+        <w:jc w:val="both"/>
+      </w:pPr>
+      <w:r>
+        <w:rPr>
+          <w:rFonts w:ascii="Times New Roman" w:hAnsi="Times New Roman"/>
+          <w:b w:val="0"/>
+          <w:i w:val="0"/>
+          <w:sz w:val="26"/>
+        </w:rPr>
+        <w:t>Ứng dụng hỗ trợ chuyển đổi giao diện trong 1 click thông qua công tắc ở góc trên bên phải. Chế độ Tối (Dark Mode) sử dụng bảng màu hiện đại nền đen xám than `#0F172A` và `#1E293B` giúp dịu mắt khi làm việc ban đêm; Chế độ Sáng (Light Mode) thanh lịch, sạch sẽ phù hợp môi trường văn phòng.</w:t>
+      </w:r>
+    </w:p>
+    <w:p>
+      <w:pPr>
+        <w:spacing w:before="280" w:after="120" w:line="288" w:lineRule="auto"/>
+        <w:jc w:val="left"/>
+      </w:pPr>
+      <w:r>
+        <w:rPr>
+          <w:rFonts w:ascii="Times New Roman" w:hAnsi="Times New Roman"/>
+          <w:b/>
+          <w:i w:val="0"/>
+          <w:sz w:val="30"/>
+        </w:rPr>
+        <w:t>5.3. Kiểm thử hệ thống (System Testing)</w:t>
+      </w:r>
+    </w:p>
+    <w:p>
+      <w:pPr>
+        <w:spacing w:before="200" w:after="80" w:line="288" w:lineRule="auto"/>
+        <w:jc w:val="left"/>
+      </w:pPr>
+      <w:r>
+        <w:rPr>
+          <w:rFonts w:ascii="Times New Roman" w:hAnsi="Times New Roman"/>
+          <w:b/>
+          <w:i w:val="0"/>
+          <w:sz w:val="27"/>
+        </w:rPr>
+        <w:t>5.3.1. Mục tiêu và phương pháp kiểm thử</w:t>
+      </w:r>
+    </w:p>
+    <w:p>
+      <w:pPr>
+        <w:spacing w:line="312" w:lineRule="auto" w:before="0" w:after="80"/>
+        <w:ind w:firstLine="567"/>
+        <w:jc w:val="both"/>
+      </w:pPr>
+      <w:r>
+        <w:rPr>
+          <w:rFonts w:ascii="Times New Roman" w:hAnsi="Times New Roman"/>
+          <w:b w:val="0"/>
+          <w:i w:val="0"/>
+          <w:sz w:val="26"/>
+        </w:rPr>
+        <w:t>Nhóm áp dụng phương pháp Kiểm thử hộp đen (Black-box Testing) kết hợp kiểm thử chức năng (Functional Testing) và kiểm thử hiệu năng mạng (Performance &amp; Concurrency Testing) nhằm bảo đảm mọi chức năng hoạt động đúng đặc tả yêu cầu ở Chương II.</w:t>
+      </w:r>
+    </w:p>
+    <w:p>
+      <w:pPr>
+        <w:spacing w:before="200" w:after="80" w:line="288" w:lineRule="auto"/>
+        <w:jc w:val="left"/>
+      </w:pPr>
+      <w:r>
+        <w:rPr>
+          <w:rFonts w:ascii="Times New Roman" w:hAnsi="Times New Roman"/>
+          <w:b/>
+          <w:i w:val="0"/>
+          <w:sz w:val="27"/>
+        </w:rPr>
+        <w:t>5.3.2. Bảng kịch bản và kết quả kiểm thử chức năng</w:t>
+      </w:r>
+    </w:p>
+    <w:p>
+      <w:pPr>
+        <w:spacing w:before="120" w:after="120" w:line="288" w:lineRule="auto"/>
+        <w:jc w:val="center"/>
+      </w:pPr>
+      <w:r>
+        <w:rPr>
+          <w:rFonts w:ascii="Times New Roman" w:hAnsi="Times New Roman"/>
+          <w:b/>
+          <w:i/>
+          <w:sz w:val="23"/>
+        </w:rPr>
+        <w:t>Bảng 5.1: Bảng tổng hợp kịch bản và kết quả kiểm thử hệ thống (Test Cases)</w:t>
+      </w:r>
+    </w:p>
+    <w:tbl>
+      <w:tblPr>
+        <w:tblW w:type="auto" w:w="0"/>
+        <w:jc w:val="center"/>
+        <w:tblLook w:firstColumn="1" w:firstRow="1" w:lastColumn="0" w:lastRow="0" w:noHBand="0" w:noVBand="1" w:val="04A0"/>
+        <w:tblBorders>
+          <w:top w:val="single" w:sz="4" w:space="0" w:color="000000"/>
+          <w:bottom w:val="single" w:sz="4" w:space="0" w:color="000000"/>
+          <w:left w:val="single" w:sz="4" w:space="0" w:color="000000"/>
+          <w:right w:val="single" w:sz="4" w:space="0" w:color="000000"/>
+          <w:insideH w:val="single" w:sz="4" w:space="0" w:color="000000"/>
+          <w:insideV w:val="single" w:sz="4" w:space="0" w:color="000000"/>
+        </w:tblBorders>
+      </w:tblPr>
+      <w:tblGrid>
+        <w:gridCol w:w="1512"/>
+        <w:gridCol w:w="1512"/>
+        <w:gridCol w:w="1512"/>
+        <w:gridCol w:w="1512"/>
+        <w:gridCol w:w="1512"/>
+        <w:gridCol w:w="1512"/>
+      </w:tblGrid>
+      <w:tr>
+        <w:tc>
+          <w:tcPr>
+            <w:tcW w:type="dxa" w:w="850"/>
+            <w:shd w:fill="E8EEF5"/>
+            <w:vAlign w:val="center"/>
+            <w:tcMar>
+              <w:top w:w="40" w:type="dxa"/>
+              <w:bottom w:w="40" w:type="dxa"/>
+              <w:left w:w="40" w:type="dxa"/>
+              <w:right w:w="40" w:type="dxa"/>
+            </w:tcMar>
+          </w:tcPr>
+          <w:p>
+            <w:r/>
             <w:r>
               <w:rPr>
                 <w:rFonts w:ascii="Times New Roman" w:hAnsi="Times New Roman"/>
                 <w:b/>
-                <w:i w:val="0"/>
-                <w:color w:val="000000"/>
-                <w:sz w:val="26"/>
+                <w:sz w:val="20"/>
               </w:rPr>
-              <w:t>Thả biểu cảm (Reactions)</w:t>
+              <w:t>Mã TC</w:t>
             </w:r>
           </w:p>
         </w:tc>
         <w:tc>
           <w:tcPr>
-            <w:tcW w:type="dxa" w:w="2351"/>
-            <w:shd w:fill="FFFFFF"/>
+            <w:tcW w:type="dxa" w:w="1587"/>
+            <w:shd w:fill="E8EEF5"/>
+            <w:vAlign w:val="center"/>
             <w:tcMar>
-              <w:top w:w="80" w:type="dxa"/>
-              <w:bottom w:w="80" w:type="dxa"/>
-              <w:left w:w="100" w:type="dxa"/>
-              <w:right w:w="100" w:type="dxa"/>
+              <w:top w:w="40" w:type="dxa"/>
+              <w:bottom w:w="40" w:type="dxa"/>
+              <w:left w:w="40" w:type="dxa"/>
+              <w:right w:w="40" w:type="dxa"/>
             </w:tcMar>
           </w:tcPr>
           <w:p>
-            <w:pPr>
-              <w:jc w:val="left"/>
-            </w:pPr>
+            <w:r/>
             <w:r>
               <w:rPr>
                 <w:rFonts w:ascii="Times New Roman" w:hAnsi="Times New Roman"/>
-                <w:b w:val="0"/>
-                <w:i w:val="0"/>
-                <w:color w:val="000000"/>
-                <w:sz w:val="26"/>
+                <w:b/>
+                <w:sz w:val="20"/>
               </w:rPr>
-              <w:t>Thả và hủy 6 cảm xúc (❤️, 👍, 😂, 😮, 😢, 🔥). Huy hiệu đếm số lượng người thả cập nhật tức thời qua broadcast.</w:t>
+              <w:t>Tên chức năng kiểm thử</w:t>
             </w:r>
           </w:p>
         </w:tc>
         <w:tc>
           <w:tcPr>
-            <w:tcW w:type="dxa" w:w="2351"/>
-            <w:shd w:fill="FFFFFF"/>
+            <w:tcW w:type="dxa" w:w="2041"/>
+            <w:shd w:fill="E8EEF5"/>
+            <w:vAlign w:val="center"/>
             <w:tcMar>
-              <w:top w:w="80" w:type="dxa"/>
-              <w:bottom w:w="80" w:type="dxa"/>
-              <w:left w:w="100" w:type="dxa"/>
-              <w:right w:w="100" w:type="dxa"/>
+              <w:top w:w="40" w:type="dxa"/>
+              <w:bottom w:w="40" w:type="dxa"/>
+              <w:left w:w="40" w:type="dxa"/>
+              <w:right w:w="40" w:type="dxa"/>
             </w:tcMar>
           </w:tcPr>
           <w:p>
-            <w:pPr>
-              <w:jc w:val="center"/>
-            </w:pPr>
+            <w:r/>
             <w:r>
               <w:rPr>
                 <w:rFonts w:ascii="Times New Roman" w:hAnsi="Times New Roman"/>
                 <w:b/>
-                <w:i w:val="0"/>
-                <w:color w:val="008000"/>
-                <w:sz w:val="26"/>
+                <w:sz w:val="20"/>
               </w:rPr>
-              <w:t>Hoàn thành 100%</w:t>
+              <w:t>Dữ liệu đầu vào / Thao tác</w:t>
+            </w:r>
+          </w:p>
+        </w:tc>
+        <w:tc>
+          <w:tcPr>
+            <w:tcW w:type="dxa" w:w="2154"/>
+            <w:shd w:fill="E8EEF5"/>
+            <w:vAlign w:val="center"/>
+            <w:tcMar>
+              <w:top w:w="40" w:type="dxa"/>
+              <w:bottom w:w="40" w:type="dxa"/>
+              <w:left w:w="40" w:type="dxa"/>
+              <w:right w:w="40" w:type="dxa"/>
+            </w:tcMar>
+          </w:tcPr>
+          <w:p>
+            <w:r/>
+            <w:r>
+              <w:rPr>
+                <w:rFonts w:ascii="Times New Roman" w:hAnsi="Times New Roman"/>
+                <w:b/>
+                <w:sz w:val="20"/>
+              </w:rPr>
+              <w:t>Kết quả mong đợi</w:t>
+            </w:r>
+          </w:p>
+        </w:tc>
+        <w:tc>
+          <w:tcPr>
+            <w:tcW w:type="dxa" w:w="1587"/>
+            <w:shd w:fill="E8EEF5"/>
+            <w:vAlign w:val="center"/>
+            <w:tcMar>
+              <w:top w:w="40" w:type="dxa"/>
+              <w:bottom w:w="40" w:type="dxa"/>
+              <w:left w:w="40" w:type="dxa"/>
+              <w:right w:w="40" w:type="dxa"/>
+            </w:tcMar>
+          </w:tcPr>
+          <w:p>
+            <w:r/>
+            <w:r>
+              <w:rPr>
+                <w:rFonts w:ascii="Times New Roman" w:hAnsi="Times New Roman"/>
+                <w:b/>
+                <w:sz w:val="20"/>
+              </w:rPr>
+              <w:t>Kết quả thực tế</w:t>
+            </w:r>
+          </w:p>
+        </w:tc>
+        <w:tc>
+          <w:tcPr>
+            <w:tcW w:type="dxa" w:w="850"/>
+            <w:shd w:fill="E8EEF5"/>
+            <w:vAlign w:val="center"/>
+            <w:tcMar>
+              <w:top w:w="40" w:type="dxa"/>
+              <w:bottom w:w="40" w:type="dxa"/>
+              <w:left w:w="40" w:type="dxa"/>
+              <w:right w:w="40" w:type="dxa"/>
+            </w:tcMar>
+          </w:tcPr>
+          <w:p>
+            <w:r/>
+            <w:r>
+              <w:rPr>
+                <w:rFonts w:ascii="Times New Roman" w:hAnsi="Times New Roman"/>
+                <w:b/>
+                <w:sz w:val="20"/>
+              </w:rPr>
+              <w:t>Đánh giá</w:t>
             </w:r>
           </w:p>
         </w:tc>
@@ -1061,109 +1331,142 @@
       <w:tr>
         <w:tc>
           <w:tcPr>
-            <w:tcW w:type="dxa" w:w="2351"/>
-            <w:shd w:fill="F7F9FC"/>
+            <w:tcW w:type="dxa" w:w="850"/>
+            <w:vAlign w:val="center"/>
             <w:tcMar>
-              <w:top w:w="80" w:type="dxa"/>
-              <w:bottom w:w="80" w:type="dxa"/>
-              <w:left w:w="100" w:type="dxa"/>
-              <w:right w:w="100" w:type="dxa"/>
+              <w:top w:w="40" w:type="dxa"/>
+              <w:bottom w:w="40" w:type="dxa"/>
+              <w:left w:w="40" w:type="dxa"/>
+              <w:right w:w="40" w:type="dxa"/>
             </w:tcMar>
           </w:tcPr>
           <w:p>
             <w:pPr>
+              <w:spacing w:line="276" w:lineRule="auto" w:after="40"/>
               <w:jc w:val="center"/>
             </w:pPr>
+            <w:r/>
             <w:r>
               <w:rPr>
                 <w:rFonts w:ascii="Times New Roman" w:hAnsi="Times New Roman"/>
-                <w:b w:val="0"/>
-                <w:i w:val="0"/>
-                <w:color w:val="000000"/>
-                <w:sz w:val="26"/>
+                <w:b/>
+                <w:sz w:val="19"/>
               </w:rPr>
-              <w:t>6</w:t>
+              <w:t>TC-01</w:t>
             </w:r>
           </w:p>
         </w:tc>
         <w:tc>
           <w:tcPr>
-            <w:tcW w:type="dxa" w:w="2351"/>
-            <w:shd w:fill="F7F9FC"/>
+            <w:tcW w:type="dxa" w:w="1587"/>
+            <w:vAlign w:val="center"/>
             <w:tcMar>
-              <w:top w:w="80" w:type="dxa"/>
-              <w:bottom w:w="80" w:type="dxa"/>
-              <w:left w:w="100" w:type="dxa"/>
-              <w:right w:w="100" w:type="dxa"/>
+              <w:top w:w="40" w:type="dxa"/>
+              <w:bottom w:w="40" w:type="dxa"/>
+              <w:left w:w="40" w:type="dxa"/>
+              <w:right w:w="40" w:type="dxa"/>
             </w:tcMar>
           </w:tcPr>
           <w:p>
             <w:pPr>
+              <w:spacing w:line="276" w:lineRule="auto" w:after="40"/>
               <w:jc w:val="left"/>
             </w:pPr>
+            <w:r/>
             <w:r>
               <w:rPr>
                 <w:rFonts w:ascii="Times New Roman" w:hAnsi="Times New Roman"/>
-                <w:b/>
-                <w:i w:val="0"/>
-                <w:color w:val="000000"/>
-                <w:sz w:val="26"/>
+                <w:sz w:val="19"/>
               </w:rPr>
-              <w:t>Ghim tin nhắn (Pin)</w:t>
+              <w:t>Đăng ký tài khoản</w:t>
             </w:r>
           </w:p>
         </w:tc>
         <w:tc>
           <w:tcPr>
-            <w:tcW w:type="dxa" w:w="2351"/>
-            <w:shd w:fill="F7F9FC"/>
+            <w:tcW w:type="dxa" w:w="2041"/>
+            <w:vAlign w:val="center"/>
             <w:tcMar>
-              <w:top w:w="80" w:type="dxa"/>
-              <w:bottom w:w="80" w:type="dxa"/>
-              <w:left w:w="100" w:type="dxa"/>
-              <w:right w:w="100" w:type="dxa"/>
+              <w:top w:w="40" w:type="dxa"/>
+              <w:bottom w:w="40" w:type="dxa"/>
+              <w:left w:w="40" w:type="dxa"/>
+              <w:right w:w="40" w:type="dxa"/>
             </w:tcMar>
           </w:tcPr>
           <w:p>
-            <w:pPr>
-              <w:jc w:val="left"/>
-            </w:pPr>
             <w:r>
-              <w:rPr>
-                <w:rFonts w:ascii="Times New Roman" w:hAnsi="Times New Roman"/>
-                <w:b w:val="0"/>
-                <w:i w:val="0"/>
-                <w:color w:val="000000"/>
-                <w:sz w:val="26"/>
-              </w:rPr>
-              <w:t>Ghim tin nhắn quan trọng lên thanh banner đầu cuộc trò chuyện. Hỗ trợ gỡ ghim hoặc xem danh sách tin đã ghim.</w:t>
+              <w:t>Nhập Họ tên, Username 'user_demo', Pass 'Matkhau@123' (gồm chữ hoa, thường, số, ký tự đặc biệt)</w:t>
             </w:r>
           </w:p>
         </w:tc>
         <w:tc>
           <w:tcPr>
-            <w:tcW w:type="dxa" w:w="2351"/>
-            <w:shd w:fill="F7F9FC"/>
+            <w:tcW w:type="dxa" w:w="2154"/>
+            <w:vAlign w:val="center"/>
             <w:tcMar>
-              <w:top w:w="80" w:type="dxa"/>
-              <w:bottom w:w="80" w:type="dxa"/>
-              <w:left w:w="100" w:type="dxa"/>
-              <w:right w:w="100" w:type="dxa"/>
+              <w:top w:w="40" w:type="dxa"/>
+              <w:bottom w:w="40" w:type="dxa"/>
+              <w:left w:w="40" w:type="dxa"/>
+              <w:right w:w="40" w:type="dxa"/>
+            </w:tcMar>
+          </w:tcPr>
+          <w:p>
+            <w:r>
+              <w:t>Tạo tài khoản thành công, băm SHA-256 lưu CSDL, tự động đăng nhập vào ứng dụng</w:t>
+            </w:r>
+          </w:p>
+        </w:tc>
+        <w:tc>
+          <w:tcPr>
+            <w:tcW w:type="dxa" w:w="1587"/>
+            <w:vAlign w:val="center"/>
+            <w:tcMar>
+              <w:top w:w="40" w:type="dxa"/>
+              <w:bottom w:w="40" w:type="dxa"/>
+              <w:left w:w="40" w:type="dxa"/>
+              <w:right w:w="40" w:type="dxa"/>
             </w:tcMar>
           </w:tcPr>
           <w:p>
             <w:pPr>
+              <w:spacing w:line="276" w:lineRule="auto" w:after="40"/>
+              <w:jc w:val="left"/>
+            </w:pPr>
+            <w:r/>
+            <w:r>
+              <w:rPr>
+                <w:rFonts w:ascii="Times New Roman" w:hAnsi="Times New Roman"/>
+                <w:sz w:val="19"/>
+              </w:rPr>
+              <w:t>Đúng như mong đợi</w:t>
+            </w:r>
+          </w:p>
+        </w:tc>
+        <w:tc>
+          <w:tcPr>
+            <w:tcW w:type="dxa" w:w="850"/>
+            <w:vAlign w:val="center"/>
+            <w:tcMar>
+              <w:top w:w="40" w:type="dxa"/>
+              <w:bottom w:w="40" w:type="dxa"/>
+              <w:left w:w="40" w:type="dxa"/>
+              <w:right w:w="40" w:type="dxa"/>
+            </w:tcMar>
+          </w:tcPr>
+          <w:p>
+            <w:pPr>
+              <w:spacing w:line="276" w:lineRule="auto" w:after="40"/>
               <w:jc w:val="center"/>
             </w:pPr>
+            <w:r/>
             <w:r>
               <w:rPr>
                 <w:rFonts w:ascii="Times New Roman" w:hAnsi="Times New Roman"/>
                 <w:b/>
-                <w:i w:val="0"/>
-                <w:color w:val="008000"/>
-                <w:sz w:val="26"/>
+                <w:color w:val="10B981"/>
+                <w:sz w:val="19"/>
               </w:rPr>
-              <w:t>Hoàn thành 100%</w:t>
+              <w:t>PASS</w:t>
             </w:r>
           </w:p>
         </w:tc>
@@ -1171,109 +1474,160 @@
       <w:tr>
         <w:tc>
           <w:tcPr>
-            <w:tcW w:type="dxa" w:w="2351"/>
-            <w:shd w:fill="FFFFFF"/>
+            <w:tcW w:type="dxa" w:w="850"/>
+            <w:vAlign w:val="center"/>
             <w:tcMar>
-              <w:top w:w="80" w:type="dxa"/>
-              <w:bottom w:w="80" w:type="dxa"/>
-              <w:left w:w="100" w:type="dxa"/>
-              <w:right w:w="100" w:type="dxa"/>
+              <w:top w:w="40" w:type="dxa"/>
+              <w:bottom w:w="40" w:type="dxa"/>
+              <w:left w:w="40" w:type="dxa"/>
+              <w:right w:w="40" w:type="dxa"/>
             </w:tcMar>
           </w:tcPr>
           <w:p>
             <w:pPr>
+              <w:spacing w:line="276" w:lineRule="auto" w:after="40"/>
               <w:jc w:val="center"/>
             </w:pPr>
+            <w:r/>
             <w:r>
               <w:rPr>
                 <w:rFonts w:ascii="Times New Roman" w:hAnsi="Times New Roman"/>
-                <w:b w:val="0"/>
-                <w:i w:val="0"/>
-                <w:color w:val="000000"/>
-                <w:sz w:val="26"/>
+                <w:b/>
+                <w:sz w:val="19"/>
               </w:rPr>
-              <w:t>7</w:t>
+              <w:t>TC-02</w:t>
             </w:r>
           </w:p>
         </w:tc>
         <w:tc>
           <w:tcPr>
-            <w:tcW w:type="dxa" w:w="2351"/>
-            <w:shd w:fill="FFFFFF"/>
+            <w:tcW w:type="dxa" w:w="1587"/>
+            <w:vAlign w:val="center"/>
             <w:tcMar>
-              <w:top w:w="80" w:type="dxa"/>
-              <w:bottom w:w="80" w:type="dxa"/>
-              <w:left w:w="100" w:type="dxa"/>
-              <w:right w:w="100" w:type="dxa"/>
+              <w:top w:w="40" w:type="dxa"/>
+              <w:bottom w:w="40" w:type="dxa"/>
+              <w:left w:w="40" w:type="dxa"/>
+              <w:right w:w="40" w:type="dxa"/>
             </w:tcMar>
           </w:tcPr>
           <w:p>
             <w:pPr>
+              <w:spacing w:line="276" w:lineRule="auto" w:after="40"/>
               <w:jc w:val="left"/>
             </w:pPr>
+            <w:r/>
             <w:r>
               <w:rPr>
                 <w:rFonts w:ascii="Times New Roman" w:hAnsi="Times New Roman"/>
-                <w:b/>
-                <w:i w:val="0"/>
-                <w:color w:val="000000"/>
-                <w:sz w:val="26"/>
+                <w:sz w:val="19"/>
               </w:rPr>
-              <w:t>Thu hồi tin nhắn (Recall)</w:t>
+              <w:t>Đăng ký trùng tên</w:t>
             </w:r>
           </w:p>
         </w:tc>
         <w:tc>
           <w:tcPr>
-            <w:tcW w:type="dxa" w:w="2351"/>
-            <w:shd w:fill="FFFFFF"/>
+            <w:tcW w:type="dxa" w:w="2041"/>
+            <w:vAlign w:val="center"/>
             <w:tcMar>
-              <w:top w:w="80" w:type="dxa"/>
-              <w:bottom w:w="80" w:type="dxa"/>
-              <w:left w:w="100" w:type="dxa"/>
-              <w:right w:w="100" w:type="dxa"/>
+              <w:top w:w="40" w:type="dxa"/>
+              <w:bottom w:w="40" w:type="dxa"/>
+              <w:left w:w="40" w:type="dxa"/>
+              <w:right w:w="40" w:type="dxa"/>
             </w:tcMar>
           </w:tcPr>
           <w:p>
             <w:pPr>
+              <w:spacing w:line="276" w:lineRule="auto" w:after="40"/>
               <w:jc w:val="left"/>
             </w:pPr>
+            <w:r/>
             <w:r>
               <w:rPr>
                 <w:rFonts w:ascii="Times New Roman" w:hAnsi="Times New Roman"/>
-                <w:b w:val="0"/>
-                <w:i w:val="0"/>
-                <w:color w:val="000000"/>
-                <w:sz w:val="26"/>
+                <w:sz w:val="19"/>
               </w:rPr>
-              <w:t>Thu hồi tin nhắn ở cả 2 phía (người gửi và người nhận) trong vòng vài giây, hiển thị 'Tin nhắn đã được thu hồi'.</w:t>
+              <w:t>Nhập Username đã tồn tại 'son'</w:t>
             </w:r>
           </w:p>
         </w:tc>
         <w:tc>
           <w:tcPr>
-            <w:tcW w:type="dxa" w:w="2351"/>
-            <w:shd w:fill="FFFFFF"/>
+            <w:tcW w:type="dxa" w:w="2154"/>
+            <w:vAlign w:val="center"/>
             <w:tcMar>
-              <w:top w:w="80" w:type="dxa"/>
-              <w:bottom w:w="80" w:type="dxa"/>
-              <w:left w:w="100" w:type="dxa"/>
-              <w:right w:w="100" w:type="dxa"/>
+              <w:top w:w="40" w:type="dxa"/>
+              <w:bottom w:w="40" w:type="dxa"/>
+              <w:left w:w="40" w:type="dxa"/>
+              <w:right w:w="40" w:type="dxa"/>
             </w:tcMar>
           </w:tcPr>
           <w:p>
             <w:pPr>
+              <w:spacing w:line="276" w:lineRule="auto" w:after="40"/>
+              <w:jc w:val="left"/>
+            </w:pPr>
+            <w:r/>
+            <w:r>
+              <w:rPr>
+                <w:rFonts w:ascii="Times New Roman" w:hAnsi="Times New Roman"/>
+                <w:sz w:val="19"/>
+              </w:rPr>
+              <w:t>Báo lỗi 'Tên đăng nhập đã tồn tại!' màu đỏ</w:t>
+            </w:r>
+          </w:p>
+        </w:tc>
+        <w:tc>
+          <w:tcPr>
+            <w:tcW w:type="dxa" w:w="1587"/>
+            <w:vAlign w:val="center"/>
+            <w:tcMar>
+              <w:top w:w="40" w:type="dxa"/>
+              <w:bottom w:w="40" w:type="dxa"/>
+              <w:left w:w="40" w:type="dxa"/>
+              <w:right w:w="40" w:type="dxa"/>
+            </w:tcMar>
+          </w:tcPr>
+          <w:p>
+            <w:pPr>
+              <w:spacing w:line="276" w:lineRule="auto" w:after="40"/>
+              <w:jc w:val="left"/>
+            </w:pPr>
+            <w:r/>
+            <w:r>
+              <w:rPr>
+                <w:rFonts w:ascii="Times New Roman" w:hAnsi="Times New Roman"/>
+                <w:sz w:val="19"/>
+              </w:rPr>
+              <w:t>Hiển thị thông báo chính xác</w:t>
+            </w:r>
+          </w:p>
+        </w:tc>
+        <w:tc>
+          <w:tcPr>
+            <w:tcW w:type="dxa" w:w="850"/>
+            <w:vAlign w:val="center"/>
+            <w:tcMar>
+              <w:top w:w="40" w:type="dxa"/>
+              <w:bottom w:w="40" w:type="dxa"/>
+              <w:left w:w="40" w:type="dxa"/>
+              <w:right w:w="40" w:type="dxa"/>
+            </w:tcMar>
+          </w:tcPr>
+          <w:p>
+            <w:pPr>
+              <w:spacing w:line="276" w:lineRule="auto" w:after="40"/>
               <w:jc w:val="center"/>
             </w:pPr>
+            <w:r/>
             <w:r>
               <w:rPr>
                 <w:rFonts w:ascii="Times New Roman" w:hAnsi="Times New Roman"/>
                 <w:b/>
-                <w:i w:val="0"/>
-                <w:color w:val="008000"/>
-                <w:sz w:val="26"/>
+                <w:color w:val="10B981"/>
+                <w:sz w:val="19"/>
               </w:rPr>
-              <w:t>Hoàn thành 100%</w:t>
+              <w:t>PASS</w:t>
             </w:r>
           </w:p>
         </w:tc>
@@ -1281,109 +1635,142 @@
       <w:tr>
         <w:tc>
           <w:tcPr>
-            <w:tcW w:type="dxa" w:w="2351"/>
-            <w:shd w:fill="F7F9FC"/>
+            <w:tcW w:type="dxa" w:w="850"/>
+            <w:vAlign w:val="center"/>
             <w:tcMar>
-              <w:top w:w="80" w:type="dxa"/>
-              <w:bottom w:w="80" w:type="dxa"/>
-              <w:left w:w="100" w:type="dxa"/>
-              <w:right w:w="100" w:type="dxa"/>
+              <w:top w:w="40" w:type="dxa"/>
+              <w:bottom w:w="40" w:type="dxa"/>
+              <w:left w:w="40" w:type="dxa"/>
+              <w:right w:w="40" w:type="dxa"/>
             </w:tcMar>
           </w:tcPr>
           <w:p>
             <w:pPr>
+              <w:spacing w:line="276" w:lineRule="auto" w:after="40"/>
               <w:jc w:val="center"/>
             </w:pPr>
+            <w:r/>
             <w:r>
               <w:rPr>
                 <w:rFonts w:ascii="Times New Roman" w:hAnsi="Times New Roman"/>
-                <w:b w:val="0"/>
-                <w:i w:val="0"/>
-                <w:color w:val="000000"/>
-                <w:sz w:val="26"/>
+                <w:b/>
+                <w:sz w:val="19"/>
               </w:rPr>
-              <w:t>8</w:t>
+              <w:t>TC-03</w:t>
             </w:r>
           </w:p>
         </w:tc>
         <w:tc>
           <w:tcPr>
-            <w:tcW w:type="dxa" w:w="2351"/>
-            <w:shd w:fill="F7F9FC"/>
+            <w:tcW w:type="dxa" w:w="1587"/>
+            <w:vAlign w:val="center"/>
             <w:tcMar>
-              <w:top w:w="80" w:type="dxa"/>
-              <w:bottom w:w="80" w:type="dxa"/>
-              <w:left w:w="100" w:type="dxa"/>
-              <w:right w:w="100" w:type="dxa"/>
+              <w:top w:w="40" w:type="dxa"/>
+              <w:bottom w:w="40" w:type="dxa"/>
+              <w:left w:w="40" w:type="dxa"/>
+              <w:right w:w="40" w:type="dxa"/>
             </w:tcMar>
           </w:tcPr>
           <w:p>
             <w:pPr>
+              <w:spacing w:line="276" w:lineRule="auto" w:after="40"/>
               <w:jc w:val="left"/>
             </w:pPr>
+            <w:r/>
             <w:r>
               <w:rPr>
                 <w:rFonts w:ascii="Times New Roman" w:hAnsi="Times New Roman"/>
-                <w:b/>
-                <w:i w:val="0"/>
-                <w:color w:val="000000"/>
-                <w:sz w:val="26"/>
+                <w:sz w:val="19"/>
               </w:rPr>
-              <w:t>Gửi hình ảnh &amp; Xem phóng to</w:t>
+              <w:t>Đăng nhập chính xác</w:t>
             </w:r>
           </w:p>
         </w:tc>
         <w:tc>
           <w:tcPr>
-            <w:tcW w:type="dxa" w:w="2351"/>
-            <w:shd w:fill="F7F9FC"/>
+            <w:tcW w:type="dxa" w:w="2041"/>
+            <w:vAlign w:val="center"/>
             <w:tcMar>
-              <w:top w:w="80" w:type="dxa"/>
-              <w:bottom w:w="80" w:type="dxa"/>
-              <w:left w:w="100" w:type="dxa"/>
-              <w:right w:w="100" w:type="dxa"/>
+              <w:top w:w="40" w:type="dxa"/>
+              <w:bottom w:w="40" w:type="dxa"/>
+              <w:left w:w="40" w:type="dxa"/>
+              <w:right w:w="40" w:type="dxa"/>
             </w:tcMar>
           </w:tcPr>
           <w:p>
-            <w:pPr>
-              <w:jc w:val="left"/>
-            </w:pPr>
             <w:r>
-              <w:rPr>
-                <w:rFonts w:ascii="Times New Roman" w:hAnsi="Times New Roman"/>
-                <w:b w:val="0"/>
-                <w:i w:val="0"/>
-                <w:color w:val="000000"/>
-                <w:sz w:val="26"/>
-              </w:rPr>
-              <w:t>Gửi ảnh hiển thị preview tức thời trong khung chat. Bấm vào ảnh mở trình xem phóng to toàn màn hình sắc nét.</w:t>
+              <w:t>Nhập 'son' / '123' (tích chọn 'Ghi nhớ tài khoản &amp; mật khẩu')</w:t>
             </w:r>
           </w:p>
         </w:tc>
         <w:tc>
           <w:tcPr>
-            <w:tcW w:type="dxa" w:w="2351"/>
-            <w:shd w:fill="F7F9FC"/>
+            <w:tcW w:type="dxa" w:w="2154"/>
+            <w:vAlign w:val="center"/>
             <w:tcMar>
-              <w:top w:w="80" w:type="dxa"/>
-              <w:bottom w:w="80" w:type="dxa"/>
-              <w:left w:w="100" w:type="dxa"/>
-              <w:right w:w="100" w:type="dxa"/>
+              <w:top w:w="40" w:type="dxa"/>
+              <w:bottom w:w="40" w:type="dxa"/>
+              <w:left w:w="40" w:type="dxa"/>
+              <w:right w:w="40" w:type="dxa"/>
+            </w:tcMar>
+          </w:tcPr>
+          <w:p>
+            <w:r>
+              <w:t>Đăng nhập thành công, chuyển sang màn hình chính; lần khởi động sau tự động điền sẵn thông tin</w:t>
+            </w:r>
+          </w:p>
+        </w:tc>
+        <w:tc>
+          <w:tcPr>
+            <w:tcW w:type="dxa" w:w="1587"/>
+            <w:vAlign w:val="center"/>
+            <w:tcMar>
+              <w:top w:w="40" w:type="dxa"/>
+              <w:bottom w:w="40" w:type="dxa"/>
+              <w:left w:w="40" w:type="dxa"/>
+              <w:right w:w="40" w:type="dxa"/>
             </w:tcMar>
           </w:tcPr>
           <w:p>
             <w:pPr>
+              <w:spacing w:line="276" w:lineRule="auto" w:after="40"/>
+              <w:jc w:val="left"/>
+            </w:pPr>
+            <w:r/>
+            <w:r>
+              <w:rPr>
+                <w:rFonts w:ascii="Times New Roman" w:hAnsi="Times New Roman"/>
+                <w:sz w:val="19"/>
+              </w:rPr>
+              <w:t>Đăng nhập mượt mà &lt; 0.5s</w:t>
+            </w:r>
+          </w:p>
+        </w:tc>
+        <w:tc>
+          <w:tcPr>
+            <w:tcW w:type="dxa" w:w="850"/>
+            <w:vAlign w:val="center"/>
+            <w:tcMar>
+              <w:top w:w="40" w:type="dxa"/>
+              <w:bottom w:w="40" w:type="dxa"/>
+              <w:left w:w="40" w:type="dxa"/>
+              <w:right w:w="40" w:type="dxa"/>
+            </w:tcMar>
+          </w:tcPr>
+          <w:p>
+            <w:pPr>
+              <w:spacing w:line="276" w:lineRule="auto" w:after="40"/>
               <w:jc w:val="center"/>
             </w:pPr>
+            <w:r/>
             <w:r>
               <w:rPr>
                 <w:rFonts w:ascii="Times New Roman" w:hAnsi="Times New Roman"/>
                 <w:b/>
-                <w:i w:val="0"/>
-                <w:color w:val="008000"/>
-                <w:sz w:val="26"/>
+                <w:color w:val="10B981"/>
+                <w:sz w:val="19"/>
               </w:rPr>
-              <w:t>Hoàn thành 100%</w:t>
+              <w:t>PASS</w:t>
             </w:r>
           </w:p>
         </w:tc>
@@ -1391,109 +1778,160 @@
       <w:tr>
         <w:tc>
           <w:tcPr>
-            <w:tcW w:type="dxa" w:w="2351"/>
-            <w:shd w:fill="FFFFFF"/>
+            <w:tcW w:type="dxa" w:w="850"/>
+            <w:vAlign w:val="center"/>
             <w:tcMar>
-              <w:top w:w="80" w:type="dxa"/>
-              <w:bottom w:w="80" w:type="dxa"/>
-              <w:left w:w="100" w:type="dxa"/>
-              <w:right w:w="100" w:type="dxa"/>
+              <w:top w:w="40" w:type="dxa"/>
+              <w:bottom w:w="40" w:type="dxa"/>
+              <w:left w:w="40" w:type="dxa"/>
+              <w:right w:w="40" w:type="dxa"/>
             </w:tcMar>
           </w:tcPr>
           <w:p>
             <w:pPr>
+              <w:spacing w:line="276" w:lineRule="auto" w:after="40"/>
               <w:jc w:val="center"/>
             </w:pPr>
+            <w:r/>
             <w:r>
               <w:rPr>
                 <w:rFonts w:ascii="Times New Roman" w:hAnsi="Times New Roman"/>
-                <w:b w:val="0"/>
-                <w:i w:val="0"/>
-                <w:color w:val="000000"/>
-                <w:sz w:val="26"/>
+                <w:b/>
+                <w:sz w:val="19"/>
               </w:rPr>
-              <w:t>9</w:t>
+              <w:t>TC-04</w:t>
             </w:r>
           </w:p>
         </w:tc>
         <w:tc>
           <w:tcPr>
-            <w:tcW w:type="dxa" w:w="2351"/>
-            <w:shd w:fill="FFFFFF"/>
+            <w:tcW w:type="dxa" w:w="1587"/>
+            <w:vAlign w:val="center"/>
             <w:tcMar>
-              <w:top w:w="80" w:type="dxa"/>
-              <w:bottom w:w="80" w:type="dxa"/>
-              <w:left w:w="100" w:type="dxa"/>
-              <w:right w:w="100" w:type="dxa"/>
+              <w:top w:w="40" w:type="dxa"/>
+              <w:bottom w:w="40" w:type="dxa"/>
+              <w:left w:w="40" w:type="dxa"/>
+              <w:right w:w="40" w:type="dxa"/>
             </w:tcMar>
           </w:tcPr>
           <w:p>
             <w:pPr>
+              <w:spacing w:line="276" w:lineRule="auto" w:after="40"/>
               <w:jc w:val="left"/>
             </w:pPr>
+            <w:r/>
             <w:r>
               <w:rPr>
                 <w:rFonts w:ascii="Times New Roman" w:hAnsi="Times New Roman"/>
-                <w:b/>
-                <w:i w:val="0"/>
-                <w:color w:val="000000"/>
-                <w:sz w:val="26"/>
+                <w:sz w:val="19"/>
               </w:rPr>
-              <w:t>Truyền tệp tin đa định dạng</w:t>
+              <w:t>Đăng nhập sai mật khẩu</w:t>
             </w:r>
           </w:p>
         </w:tc>
         <w:tc>
           <w:tcPr>
-            <w:tcW w:type="dxa" w:w="2351"/>
-            <w:shd w:fill="FFFFFF"/>
+            <w:tcW w:type="dxa" w:w="2041"/>
+            <w:vAlign w:val="center"/>
             <w:tcMar>
-              <w:top w:w="80" w:type="dxa"/>
-              <w:bottom w:w="80" w:type="dxa"/>
-              <w:left w:w="100" w:type="dxa"/>
-              <w:right w:w="100" w:type="dxa"/>
+              <w:top w:w="40" w:type="dxa"/>
+              <w:bottom w:w="40" w:type="dxa"/>
+              <w:left w:w="40" w:type="dxa"/>
+              <w:right w:w="40" w:type="dxa"/>
             </w:tcMar>
           </w:tcPr>
           <w:p>
             <w:pPr>
+              <w:spacing w:line="276" w:lineRule="auto" w:after="40"/>
               <w:jc w:val="left"/>
             </w:pPr>
+            <w:r/>
             <w:r>
               <w:rPr>
                 <w:rFonts w:ascii="Times New Roman" w:hAnsi="Times New Roman"/>
-                <w:b w:val="0"/>
-                <w:i w:val="0"/>
-                <w:color w:val="000000"/>
-                <w:sz w:val="26"/>
+                <w:sz w:val="19"/>
               </w:rPr>
-              <w:t>Gửi và nhận file (.pdf, .docx, .xlsx, .zip). Tải file an toàn qua hộp thoại Windows SaveFileDialog tích hợp.</w:t>
+              <w:t>Nhập 'son' / 'sai_pass'</w:t>
             </w:r>
           </w:p>
         </w:tc>
         <w:tc>
           <w:tcPr>
-            <w:tcW w:type="dxa" w:w="2351"/>
-            <w:shd w:fill="FFFFFF"/>
+            <w:tcW w:type="dxa" w:w="2154"/>
+            <w:vAlign w:val="center"/>
             <w:tcMar>
-              <w:top w:w="80" w:type="dxa"/>
-              <w:bottom w:w="80" w:type="dxa"/>
-              <w:left w:w="100" w:type="dxa"/>
-              <w:right w:w="100" w:type="dxa"/>
+              <w:top w:w="40" w:type="dxa"/>
+              <w:bottom w:w="40" w:type="dxa"/>
+              <w:left w:w="40" w:type="dxa"/>
+              <w:right w:w="40" w:type="dxa"/>
             </w:tcMar>
           </w:tcPr>
           <w:p>
             <w:pPr>
+              <w:spacing w:line="276" w:lineRule="auto" w:after="40"/>
+              <w:jc w:val="left"/>
+            </w:pPr>
+            <w:r/>
+            <w:r>
+              <w:rPr>
+                <w:rFonts w:ascii="Times New Roman" w:hAnsi="Times New Roman"/>
+                <w:sz w:val="19"/>
+              </w:rPr>
+              <w:t>Báo lỗi 'Sai tên đăng nhập hoặc mật khẩu!'</w:t>
+            </w:r>
+          </w:p>
+        </w:tc>
+        <w:tc>
+          <w:tcPr>
+            <w:tcW w:type="dxa" w:w="1587"/>
+            <w:vAlign w:val="center"/>
+            <w:tcMar>
+              <w:top w:w="40" w:type="dxa"/>
+              <w:bottom w:w="40" w:type="dxa"/>
+              <w:left w:w="40" w:type="dxa"/>
+              <w:right w:w="40" w:type="dxa"/>
+            </w:tcMar>
+          </w:tcPr>
+          <w:p>
+            <w:pPr>
+              <w:spacing w:line="276" w:lineRule="auto" w:after="40"/>
+              <w:jc w:val="left"/>
+            </w:pPr>
+            <w:r/>
+            <w:r>
+              <w:rPr>
+                <w:rFonts w:ascii="Times New Roman" w:hAnsi="Times New Roman"/>
+                <w:sz w:val="19"/>
+              </w:rPr>
+              <w:t>Hiển thị đúng lỗi, không vào app</w:t>
+            </w:r>
+          </w:p>
+        </w:tc>
+        <w:tc>
+          <w:tcPr>
+            <w:tcW w:type="dxa" w:w="850"/>
+            <w:vAlign w:val="center"/>
+            <w:tcMar>
+              <w:top w:w="40" w:type="dxa"/>
+              <w:bottom w:w="40" w:type="dxa"/>
+              <w:left w:w="40" w:type="dxa"/>
+              <w:right w:w="40" w:type="dxa"/>
+            </w:tcMar>
+          </w:tcPr>
+          <w:p>
+            <w:pPr>
+              <w:spacing w:line="276" w:lineRule="auto" w:after="40"/>
               <w:jc w:val="center"/>
             </w:pPr>
+            <w:r/>
             <w:r>
               <w:rPr>
                 <w:rFonts w:ascii="Times New Roman" w:hAnsi="Times New Roman"/>
                 <w:b/>
-                <w:i w:val="0"/>
-                <w:color w:val="008000"/>
-                <w:sz w:val="26"/>
+                <w:color w:val="10B981"/>
+                <w:sz w:val="19"/>
               </w:rPr>
-              <w:t>Hoàn thành 100%</w:t>
+              <w:t>PASS</w:t>
             </w:r>
           </w:p>
         </w:tc>
@@ -1501,109 +1939,160 @@
       <w:tr>
         <w:tc>
           <w:tcPr>
-            <w:tcW w:type="dxa" w:w="2351"/>
-            <w:shd w:fill="F7F9FC"/>
+            <w:tcW w:type="dxa" w:w="850"/>
+            <w:vAlign w:val="center"/>
             <w:tcMar>
-              <w:top w:w="80" w:type="dxa"/>
-              <w:bottom w:w="80" w:type="dxa"/>
-              <w:left w:w="100" w:type="dxa"/>
-              <w:right w:w="100" w:type="dxa"/>
+              <w:top w:w="40" w:type="dxa"/>
+              <w:bottom w:w="40" w:type="dxa"/>
+              <w:left w:w="40" w:type="dxa"/>
+              <w:right w:w="40" w:type="dxa"/>
             </w:tcMar>
           </w:tcPr>
           <w:p>
             <w:pPr>
+              <w:spacing w:line="276" w:lineRule="auto" w:after="40"/>
               <w:jc w:val="center"/>
             </w:pPr>
+            <w:r/>
             <w:r>
               <w:rPr>
                 <w:rFonts w:ascii="Times New Roman" w:hAnsi="Times New Roman"/>
-                <w:b w:val="0"/>
-                <w:i w:val="0"/>
-                <w:color w:val="000000"/>
-                <w:sz w:val="26"/>
+                <w:b/>
+                <w:sz w:val="19"/>
               </w:rPr>
-              <w:t>10</w:t>
+              <w:t>TC-05</w:t>
             </w:r>
           </w:p>
         </w:tc>
         <w:tc>
           <w:tcPr>
-            <w:tcW w:type="dxa" w:w="2351"/>
-            <w:shd w:fill="F7F9FC"/>
+            <w:tcW w:type="dxa" w:w="1587"/>
+            <w:vAlign w:val="center"/>
             <w:tcMar>
-              <w:top w:w="80" w:type="dxa"/>
-              <w:bottom w:w="80" w:type="dxa"/>
-              <w:left w:w="100" w:type="dxa"/>
-              <w:right w:w="100" w:type="dxa"/>
+              <w:top w:w="40" w:type="dxa"/>
+              <w:bottom w:w="40" w:type="dxa"/>
+              <w:left w:w="40" w:type="dxa"/>
+              <w:right w:w="40" w:type="dxa"/>
             </w:tcMar>
           </w:tcPr>
           <w:p>
             <w:pPr>
+              <w:spacing w:line="276" w:lineRule="auto" w:after="40"/>
               <w:jc w:val="left"/>
             </w:pPr>
+            <w:r/>
             <w:r>
               <w:rPr>
                 <w:rFonts w:ascii="Times New Roman" w:hAnsi="Times New Roman"/>
-                <w:b/>
-                <w:i w:val="0"/>
-                <w:color w:val="000000"/>
-                <w:sz w:val="26"/>
+                <w:sz w:val="19"/>
               </w:rPr>
-              <w:t>Cloud cá nhân (Saved Messages)</w:t>
+              <w:t>Chat nhóm thời gian thực</w:t>
             </w:r>
           </w:p>
         </w:tc>
         <w:tc>
           <w:tcPr>
-            <w:tcW w:type="dxa" w:w="2351"/>
-            <w:shd w:fill="F7F9FC"/>
+            <w:tcW w:type="dxa" w:w="2041"/>
+            <w:vAlign w:val="center"/>
             <w:tcMar>
-              <w:top w:w="80" w:type="dxa"/>
-              <w:bottom w:w="80" w:type="dxa"/>
-              <w:left w:w="100" w:type="dxa"/>
-              <w:right w:w="100" w:type="dxa"/>
+              <w:top w:w="40" w:type="dxa"/>
+              <w:bottom w:w="40" w:type="dxa"/>
+              <w:left w:w="40" w:type="dxa"/>
+              <w:right w:w="40" w:type="dxa"/>
             </w:tcMar>
           </w:tcPr>
           <w:p>
             <w:pPr>
+              <w:spacing w:line="276" w:lineRule="auto" w:after="40"/>
               <w:jc w:val="left"/>
             </w:pPr>
+            <w:r/>
             <w:r>
               <w:rPr>
                 <w:rFonts w:ascii="Times New Roman" w:hAnsi="Times New Roman"/>
-                <w:b w:val="0"/>
-                <w:i w:val="0"/>
-                <w:color w:val="000000"/>
-                <w:sz w:val="26"/>
+                <w:sz w:val="19"/>
               </w:rPr>
-              <w:t>Không gian lưu trữ ghi chú, tài liệu, tệp tin và ảnh cá nhân tốc độ cao với mã hóa bảo mật riêng biệt.</w:t>
+              <w:t>Sơn gửi 'Hello' vào nhóm 'Nhóm 05'</w:t>
             </w:r>
           </w:p>
         </w:tc>
         <w:tc>
           <w:tcPr>
-            <w:tcW w:type="dxa" w:w="2351"/>
-            <w:shd w:fill="F7F9FC"/>
+            <w:tcW w:type="dxa" w:w="2154"/>
+            <w:vAlign w:val="center"/>
             <w:tcMar>
-              <w:top w:w="80" w:type="dxa"/>
-              <w:bottom w:w="80" w:type="dxa"/>
-              <w:left w:w="100" w:type="dxa"/>
-              <w:right w:w="100" w:type="dxa"/>
+              <w:top w:w="40" w:type="dxa"/>
+              <w:bottom w:w="40" w:type="dxa"/>
+              <w:left w:w="40" w:type="dxa"/>
+              <w:right w:w="40" w:type="dxa"/>
             </w:tcMar>
           </w:tcPr>
           <w:p>
             <w:pPr>
+              <w:spacing w:line="276" w:lineRule="auto" w:after="40"/>
+              <w:jc w:val="left"/>
+            </w:pPr>
+            <w:r/>
+            <w:r>
+              <w:rPr>
+                <w:rFonts w:ascii="Times New Roman" w:hAnsi="Times New Roman"/>
+                <w:sz w:val="19"/>
+              </w:rPr>
+              <w:t>Mạnh và Dân nhận tin nhắn tức thời &lt; 200ms</w:t>
+            </w:r>
+          </w:p>
+        </w:tc>
+        <w:tc>
+          <w:tcPr>
+            <w:tcW w:type="dxa" w:w="1587"/>
+            <w:vAlign w:val="center"/>
+            <w:tcMar>
+              <w:top w:w="40" w:type="dxa"/>
+              <w:bottom w:w="40" w:type="dxa"/>
+              <w:left w:w="40" w:type="dxa"/>
+              <w:right w:w="40" w:type="dxa"/>
+            </w:tcMar>
+          </w:tcPr>
+          <w:p>
+            <w:pPr>
+              <w:spacing w:line="276" w:lineRule="auto" w:after="40"/>
+              <w:jc w:val="left"/>
+            </w:pPr>
+            <w:r/>
+            <w:r>
+              <w:rPr>
+                <w:rFonts w:ascii="Times New Roman" w:hAnsi="Times New Roman"/>
+                <w:sz w:val="19"/>
+              </w:rPr>
+              <w:t>Hiển thị ngay trên cả 2 màn hình</w:t>
+            </w:r>
+          </w:p>
+        </w:tc>
+        <w:tc>
+          <w:tcPr>
+            <w:tcW w:type="dxa" w:w="850"/>
+            <w:vAlign w:val="center"/>
+            <w:tcMar>
+              <w:top w:w="40" w:type="dxa"/>
+              <w:bottom w:w="40" w:type="dxa"/>
+              <w:left w:w="40" w:type="dxa"/>
+              <w:right w:w="40" w:type="dxa"/>
+            </w:tcMar>
+          </w:tcPr>
+          <w:p>
+            <w:pPr>
+              <w:spacing w:line="276" w:lineRule="auto" w:after="40"/>
               <w:jc w:val="center"/>
             </w:pPr>
+            <w:r/>
             <w:r>
               <w:rPr>
                 <w:rFonts w:ascii="Times New Roman" w:hAnsi="Times New Roman"/>
                 <w:b/>
-                <w:i w:val="0"/>
-                <w:color w:val="008000"/>
-                <w:sz w:val="26"/>
+                <w:color w:val="10B981"/>
+                <w:sz w:val="19"/>
               </w:rPr>
-              <w:t>Hoàn thành 100%</w:t>
+              <w:t>PASS</w:t>
             </w:r>
           </w:p>
         </w:tc>
@@ -1611,109 +2100,160 @@
       <w:tr>
         <w:tc>
           <w:tcPr>
-            <w:tcW w:type="dxa" w:w="2351"/>
-            <w:shd w:fill="FFFFFF"/>
+            <w:tcW w:type="dxa" w:w="850"/>
+            <w:vAlign w:val="center"/>
             <w:tcMar>
-              <w:top w:w="80" w:type="dxa"/>
-              <w:bottom w:w="80" w:type="dxa"/>
-              <w:left w:w="100" w:type="dxa"/>
-              <w:right w:w="100" w:type="dxa"/>
+              <w:top w:w="40" w:type="dxa"/>
+              <w:bottom w:w="40" w:type="dxa"/>
+              <w:left w:w="40" w:type="dxa"/>
+              <w:right w:w="40" w:type="dxa"/>
             </w:tcMar>
           </w:tcPr>
           <w:p>
             <w:pPr>
+              <w:spacing w:line="276" w:lineRule="auto" w:after="40"/>
               <w:jc w:val="center"/>
             </w:pPr>
+            <w:r/>
             <w:r>
               <w:rPr>
                 <w:rFonts w:ascii="Times New Roman" w:hAnsi="Times New Roman"/>
-                <w:b w:val="0"/>
-                <w:i w:val="0"/>
-                <w:color w:val="000000"/>
-                <w:sz w:val="26"/>
+                <w:b/>
+                <w:sz w:val="19"/>
               </w:rPr>
-              <w:t>11</w:t>
+              <w:t>TC-06</w:t>
             </w:r>
           </w:p>
         </w:tc>
         <w:tc>
           <w:tcPr>
-            <w:tcW w:type="dxa" w:w="2351"/>
-            <w:shd w:fill="FFFFFF"/>
+            <w:tcW w:type="dxa" w:w="1587"/>
+            <w:vAlign w:val="center"/>
             <w:tcMar>
-              <w:top w:w="80" w:type="dxa"/>
-              <w:bottom w:w="80" w:type="dxa"/>
-              <w:left w:w="100" w:type="dxa"/>
-              <w:right w:w="100" w:type="dxa"/>
+              <w:top w:w="40" w:type="dxa"/>
+              <w:bottom w:w="40" w:type="dxa"/>
+              <w:left w:w="40" w:type="dxa"/>
+              <w:right w:w="40" w:type="dxa"/>
             </w:tcMar>
           </w:tcPr>
           <w:p>
             <w:pPr>
+              <w:spacing w:line="276" w:lineRule="auto" w:after="40"/>
               <w:jc w:val="left"/>
             </w:pPr>
+            <w:r/>
             <w:r>
               <w:rPr>
                 <w:rFonts w:ascii="Times New Roman" w:hAnsi="Times New Roman"/>
-                <w:b/>
-                <w:i w:val="0"/>
-                <w:color w:val="000000"/>
-                <w:sz w:val="26"/>
+                <w:sz w:val="19"/>
               </w:rPr>
-              <w:t>Tìm kiếm toàn cục (@user / #ID)</w:t>
+              <w:t>Chat 1-1 riêng biệt</w:t>
             </w:r>
           </w:p>
         </w:tc>
         <w:tc>
           <w:tcPr>
-            <w:tcW w:type="dxa" w:w="2351"/>
-            <w:shd w:fill="FFFFFF"/>
+            <w:tcW w:type="dxa" w:w="2041"/>
+            <w:vAlign w:val="center"/>
             <w:tcMar>
-              <w:top w:w="80" w:type="dxa"/>
-              <w:bottom w:w="80" w:type="dxa"/>
-              <w:left w:w="100" w:type="dxa"/>
-              <w:right w:w="100" w:type="dxa"/>
+              <w:top w:w="40" w:type="dxa"/>
+              <w:bottom w:w="40" w:type="dxa"/>
+              <w:left w:w="40" w:type="dxa"/>
+              <w:right w:w="40" w:type="dxa"/>
             </w:tcMar>
           </w:tcPr>
           <w:p>
             <w:pPr>
+              <w:spacing w:line="276" w:lineRule="auto" w:after="40"/>
               <w:jc w:val="left"/>
             </w:pPr>
+            <w:r/>
             <w:r>
               <w:rPr>
                 <w:rFonts w:ascii="Times New Roman" w:hAnsi="Times New Roman"/>
-                <w:b w:val="0"/>
-                <w:i w:val="0"/>
-                <w:color w:val="000000"/>
-                <w:sz w:val="26"/>
+                <w:sz w:val="19"/>
               </w:rPr>
-              <w:t>Nhập username hoặc ID trên thanh tìm kiếm để tra cứu mọi người dùng. Nút 1-click bắt đầu nhắn tin ngay.</w:t>
+              <w:t>Sơn tìm 'manh' và gửi tin nhắn riêng</w:t>
             </w:r>
           </w:p>
         </w:tc>
         <w:tc>
           <w:tcPr>
-            <w:tcW w:type="dxa" w:w="2351"/>
-            <w:shd w:fill="FFFFFF"/>
+            <w:tcW w:type="dxa" w:w="2154"/>
+            <w:vAlign w:val="center"/>
             <w:tcMar>
-              <w:top w:w="80" w:type="dxa"/>
-              <w:bottom w:w="80" w:type="dxa"/>
-              <w:left w:w="100" w:type="dxa"/>
-              <w:right w:w="100" w:type="dxa"/>
+              <w:top w:w="40" w:type="dxa"/>
+              <w:bottom w:w="40" w:type="dxa"/>
+              <w:left w:w="40" w:type="dxa"/>
+              <w:right w:w="40" w:type="dxa"/>
             </w:tcMar>
           </w:tcPr>
           <w:p>
             <w:pPr>
+              <w:spacing w:line="276" w:lineRule="auto" w:after="40"/>
+              <w:jc w:val="left"/>
+            </w:pPr>
+            <w:r/>
+            <w:r>
+              <w:rPr>
+                <w:rFonts w:ascii="Times New Roman" w:hAnsi="Times New Roman"/>
+                <w:sz w:val="19"/>
+              </w:rPr>
+              <w:t>Chỉ có tài khoản Mạnh nhận được tin nhắn</w:t>
+            </w:r>
+          </w:p>
+        </w:tc>
+        <w:tc>
+          <w:tcPr>
+            <w:tcW w:type="dxa" w:w="1587"/>
+            <w:vAlign w:val="center"/>
+            <w:tcMar>
+              <w:top w:w="40" w:type="dxa"/>
+              <w:bottom w:w="40" w:type="dxa"/>
+              <w:left w:w="40" w:type="dxa"/>
+              <w:right w:w="40" w:type="dxa"/>
+            </w:tcMar>
+          </w:tcPr>
+          <w:p>
+            <w:pPr>
+              <w:spacing w:line="276" w:lineRule="auto" w:after="40"/>
+              <w:jc w:val="left"/>
+            </w:pPr>
+            <w:r/>
+            <w:r>
+              <w:rPr>
+                <w:rFonts w:ascii="Times New Roman" w:hAnsi="Times New Roman"/>
+                <w:sz w:val="19"/>
+              </w:rPr>
+              <w:t>Đúng định tuyến người nhận</w:t>
+            </w:r>
+          </w:p>
+        </w:tc>
+        <w:tc>
+          <w:tcPr>
+            <w:tcW w:type="dxa" w:w="850"/>
+            <w:vAlign w:val="center"/>
+            <w:tcMar>
+              <w:top w:w="40" w:type="dxa"/>
+              <w:bottom w:w="40" w:type="dxa"/>
+              <w:left w:w="40" w:type="dxa"/>
+              <w:right w:w="40" w:type="dxa"/>
+            </w:tcMar>
+          </w:tcPr>
+          <w:p>
+            <w:pPr>
+              <w:spacing w:line="276" w:lineRule="auto" w:after="40"/>
               <w:jc w:val="center"/>
             </w:pPr>
+            <w:r/>
             <w:r>
               <w:rPr>
                 <w:rFonts w:ascii="Times New Roman" w:hAnsi="Times New Roman"/>
                 <w:b/>
-                <w:i w:val="0"/>
-                <w:color w:val="008000"/>
-                <w:sz w:val="26"/>
+                <w:color w:val="10B981"/>
+                <w:sz w:val="19"/>
               </w:rPr>
-              <w:t>Hoàn thành 100%</w:t>
+              <w:t>PASS</w:t>
             </w:r>
           </w:p>
         </w:tc>
@@ -1721,109 +2261,160 @@
       <w:tr>
         <w:tc>
           <w:tcPr>
-            <w:tcW w:type="dxa" w:w="2351"/>
-            <w:shd w:fill="F7F9FC"/>
+            <w:tcW w:type="dxa" w:w="850"/>
+            <w:vAlign w:val="center"/>
             <w:tcMar>
-              <w:top w:w="80" w:type="dxa"/>
-              <w:bottom w:w="80" w:type="dxa"/>
-              <w:left w:w="100" w:type="dxa"/>
-              <w:right w:w="100" w:type="dxa"/>
+              <w:top w:w="40" w:type="dxa"/>
+              <w:bottom w:w="40" w:type="dxa"/>
+              <w:left w:w="40" w:type="dxa"/>
+              <w:right w:w="40" w:type="dxa"/>
             </w:tcMar>
           </w:tcPr>
           <w:p>
             <w:pPr>
+              <w:spacing w:line="276" w:lineRule="auto" w:after="40"/>
               <w:jc w:val="center"/>
             </w:pPr>
+            <w:r/>
             <w:r>
               <w:rPr>
                 <w:rFonts w:ascii="Times New Roman" w:hAnsi="Times New Roman"/>
-                <w:b w:val="0"/>
-                <w:i w:val="0"/>
-                <w:color w:val="000000"/>
-                <w:sz w:val="26"/>
+                <w:b/>
+                <w:sz w:val="19"/>
               </w:rPr>
-              <w:t>12</w:t>
+              <w:t>TC-07</w:t>
             </w:r>
           </w:p>
         </w:tc>
         <w:tc>
           <w:tcPr>
-            <w:tcW w:type="dxa" w:w="2351"/>
-            <w:shd w:fill="F7F9FC"/>
+            <w:tcW w:type="dxa" w:w="1587"/>
+            <w:vAlign w:val="center"/>
             <w:tcMar>
-              <w:top w:w="80" w:type="dxa"/>
-              <w:bottom w:w="80" w:type="dxa"/>
-              <w:left w:w="100" w:type="dxa"/>
-              <w:right w:w="100" w:type="dxa"/>
+              <w:top w:w="40" w:type="dxa"/>
+              <w:bottom w:w="40" w:type="dxa"/>
+              <w:left w:w="40" w:type="dxa"/>
+              <w:right w:w="40" w:type="dxa"/>
             </w:tcMar>
           </w:tcPr>
           <w:p>
             <w:pPr>
+              <w:spacing w:line="276" w:lineRule="auto" w:after="40"/>
               <w:jc w:val="left"/>
             </w:pPr>
+            <w:r/>
             <w:r>
               <w:rPr>
                 <w:rFonts w:ascii="Times New Roman" w:hAnsi="Times New Roman"/>
-                <w:b/>
-                <w:i w:val="0"/>
-                <w:color w:val="000000"/>
-                <w:sz w:val="26"/>
+                <w:sz w:val="19"/>
               </w:rPr>
-              <w:t>Quản lý Danh bạ &amp; Bạn bè</w:t>
+              <w:t>Gửi biểu tượng Emoji</w:t>
             </w:r>
           </w:p>
         </w:tc>
         <w:tc>
           <w:tcPr>
-            <w:tcW w:type="dxa" w:w="2351"/>
-            <w:shd w:fill="F7F9FC"/>
+            <w:tcW w:type="dxa" w:w="2041"/>
+            <w:vAlign w:val="center"/>
             <w:tcMar>
-              <w:top w:w="80" w:type="dxa"/>
-              <w:bottom w:w="80" w:type="dxa"/>
-              <w:left w:w="100" w:type="dxa"/>
-              <w:right w:w="100" w:type="dxa"/>
+              <w:top w:w="40" w:type="dxa"/>
+              <w:bottom w:w="40" w:type="dxa"/>
+              <w:left w:w="40" w:type="dxa"/>
+              <w:right w:w="40" w:type="dxa"/>
             </w:tcMar>
           </w:tcPr>
           <w:p>
             <w:pPr>
+              <w:spacing w:line="276" w:lineRule="auto" w:after="40"/>
               <w:jc w:val="left"/>
             </w:pPr>
+            <w:r/>
             <w:r>
               <w:rPr>
                 <w:rFonts w:ascii="Times New Roman" w:hAnsi="Times New Roman"/>
-                <w:b w:val="0"/>
-                <w:i w:val="0"/>
-                <w:color w:val="000000"/>
-                <w:sz w:val="26"/>
+                <w:sz w:val="19"/>
               </w:rPr>
-              <w:t>Tìm kiếm bạn bè, gửi lời mời, chấp nhận/từ chối, hủy kết bạn và chặn người dùng làm phiền.</w:t>
+              <w:t>Nhấp icon 😊 và 🎉 trên Emoji bar -&gt; Gửi</w:t>
             </w:r>
           </w:p>
         </w:tc>
         <w:tc>
           <w:tcPr>
-            <w:tcW w:type="dxa" w:w="2351"/>
-            <w:shd w:fill="F7F9FC"/>
+            <w:tcW w:type="dxa" w:w="2154"/>
+            <w:vAlign w:val="center"/>
             <w:tcMar>
-              <w:top w:w="80" w:type="dxa"/>
-              <w:bottom w:w="80" w:type="dxa"/>
-              <w:left w:w="100" w:type="dxa"/>
-              <w:right w:w="100" w:type="dxa"/>
+              <w:top w:w="40" w:type="dxa"/>
+              <w:bottom w:w="40" w:type="dxa"/>
+              <w:left w:w="40" w:type="dxa"/>
+              <w:right w:w="40" w:type="dxa"/>
             </w:tcMar>
           </w:tcPr>
           <w:p>
             <w:pPr>
+              <w:spacing w:line="276" w:lineRule="auto" w:after="40"/>
+              <w:jc w:val="left"/>
+            </w:pPr>
+            <w:r/>
+            <w:r>
+              <w:rPr>
+                <w:rFonts w:ascii="Times New Roman" w:hAnsi="Times New Roman"/>
+                <w:sz w:val="19"/>
+              </w:rPr>
+              <w:t>Bong bóng hiển thị emoji chuẩn UTF-8 sắc nét</w:t>
+            </w:r>
+          </w:p>
+        </w:tc>
+        <w:tc>
+          <w:tcPr>
+            <w:tcW w:type="dxa" w:w="1587"/>
+            <w:vAlign w:val="center"/>
+            <w:tcMar>
+              <w:top w:w="40" w:type="dxa"/>
+              <w:bottom w:w="40" w:type="dxa"/>
+              <w:left w:w="40" w:type="dxa"/>
+              <w:right w:w="40" w:type="dxa"/>
+            </w:tcMar>
+          </w:tcPr>
+          <w:p>
+            <w:pPr>
+              <w:spacing w:line="276" w:lineRule="auto" w:after="40"/>
+              <w:jc w:val="left"/>
+            </w:pPr>
+            <w:r/>
+            <w:r>
+              <w:rPr>
+                <w:rFonts w:ascii="Times New Roman" w:hAnsi="Times New Roman"/>
+                <w:sz w:val="19"/>
+              </w:rPr>
+              <w:t>Hiển thị đúng emoji màu sắc</w:t>
+            </w:r>
+          </w:p>
+        </w:tc>
+        <w:tc>
+          <w:tcPr>
+            <w:tcW w:type="dxa" w:w="850"/>
+            <w:vAlign w:val="center"/>
+            <w:tcMar>
+              <w:top w:w="40" w:type="dxa"/>
+              <w:bottom w:w="40" w:type="dxa"/>
+              <w:left w:w="40" w:type="dxa"/>
+              <w:right w:w="40" w:type="dxa"/>
+            </w:tcMar>
+          </w:tcPr>
+          <w:p>
+            <w:pPr>
+              <w:spacing w:line="276" w:lineRule="auto" w:after="40"/>
               <w:jc w:val="center"/>
             </w:pPr>
+            <w:r/>
             <w:r>
               <w:rPr>
                 <w:rFonts w:ascii="Times New Roman" w:hAnsi="Times New Roman"/>
                 <w:b/>
-                <w:i w:val="0"/>
-                <w:color w:val="008000"/>
-                <w:sz w:val="26"/>
+                <w:color w:val="10B981"/>
+                <w:sz w:val="19"/>
               </w:rPr>
-              <w:t>Hoàn thành 100%</w:t>
+              <w:t>PASS</w:t>
             </w:r>
           </w:p>
         </w:tc>
@@ -1831,109 +2422,160 @@
       <w:tr>
         <w:tc>
           <w:tcPr>
-            <w:tcW w:type="dxa" w:w="2351"/>
-            <w:shd w:fill="FFFFFF"/>
+            <w:tcW w:type="dxa" w:w="850"/>
+            <w:vAlign w:val="center"/>
             <w:tcMar>
-              <w:top w:w="80" w:type="dxa"/>
-              <w:bottom w:w="80" w:type="dxa"/>
-              <w:left w:w="100" w:type="dxa"/>
-              <w:right w:w="100" w:type="dxa"/>
+              <w:top w:w="40" w:type="dxa"/>
+              <w:bottom w:w="40" w:type="dxa"/>
+              <w:left w:w="40" w:type="dxa"/>
+              <w:right w:w="40" w:type="dxa"/>
             </w:tcMar>
           </w:tcPr>
           <w:p>
             <w:pPr>
+              <w:spacing w:line="276" w:lineRule="auto" w:after="40"/>
               <w:jc w:val="center"/>
             </w:pPr>
+            <w:r/>
             <w:r>
               <w:rPr>
                 <w:rFonts w:ascii="Times New Roman" w:hAnsi="Times New Roman"/>
-                <w:b w:val="0"/>
-                <w:i w:val="0"/>
-                <w:color w:val="000000"/>
-                <w:sz w:val="26"/>
+                <w:b/>
+                <w:sz w:val="19"/>
               </w:rPr>
-              <w:t>13</w:t>
+              <w:t>TC-08</w:t>
             </w:r>
           </w:p>
         </w:tc>
         <w:tc>
           <w:tcPr>
-            <w:tcW w:type="dxa" w:w="2351"/>
-            <w:shd w:fill="FFFFFF"/>
+            <w:tcW w:type="dxa" w:w="1587"/>
+            <w:vAlign w:val="center"/>
             <w:tcMar>
-              <w:top w:w="80" w:type="dxa"/>
-              <w:bottom w:w="80" w:type="dxa"/>
-              <w:left w:w="100" w:type="dxa"/>
-              <w:right w:w="100" w:type="dxa"/>
+              <w:top w:w="40" w:type="dxa"/>
+              <w:bottom w:w="40" w:type="dxa"/>
+              <w:left w:w="40" w:type="dxa"/>
+              <w:right w:w="40" w:type="dxa"/>
             </w:tcMar>
           </w:tcPr>
           <w:p>
             <w:pPr>
+              <w:spacing w:line="276" w:lineRule="auto" w:after="40"/>
               <w:jc w:val="left"/>
             </w:pPr>
+            <w:r/>
             <w:r>
               <w:rPr>
                 <w:rFonts w:ascii="Times New Roman" w:hAnsi="Times New Roman"/>
-                <w:b/>
-                <w:i w:val="0"/>
-                <w:color w:val="000000"/>
-                <w:sz w:val="26"/>
+                <w:sz w:val="19"/>
               </w:rPr>
-              <w:t>Tạo nhóm trò chuyện</w:t>
+              <w:t>Đang soạn tin (Typing)</w:t>
             </w:r>
           </w:p>
         </w:tc>
         <w:tc>
           <w:tcPr>
-            <w:tcW w:type="dxa" w:w="2351"/>
-            <w:shd w:fill="FFFFFF"/>
+            <w:tcW w:type="dxa" w:w="2041"/>
+            <w:vAlign w:val="center"/>
             <w:tcMar>
-              <w:top w:w="80" w:type="dxa"/>
-              <w:bottom w:w="80" w:type="dxa"/>
-              <w:left w:w="100" w:type="dxa"/>
-              <w:right w:w="100" w:type="dxa"/>
+              <w:top w:w="40" w:type="dxa"/>
+              <w:bottom w:w="40" w:type="dxa"/>
+              <w:left w:w="40" w:type="dxa"/>
+              <w:right w:w="40" w:type="dxa"/>
             </w:tcMar>
           </w:tcPr>
           <w:p>
             <w:pPr>
+              <w:spacing w:line="276" w:lineRule="auto" w:after="40"/>
               <w:jc w:val="left"/>
             </w:pPr>
+            <w:r/>
             <w:r>
               <w:rPr>
                 <w:rFonts w:ascii="Times New Roman" w:hAnsi="Times New Roman"/>
-                <w:b w:val="0"/>
-                <w:i w:val="0"/>
-                <w:color w:val="000000"/>
-                <w:sz w:val="26"/>
+                <w:sz w:val="19"/>
               </w:rPr>
-              <w:t>Tạo nhóm chat nhiều thành viên, chống spam tạo nhóm nhanh, phân quyền trưởng nhóm (admin) quản trị.</w:t>
+              <w:t>Người dùng gõ phím trong ô nhập</w:t>
             </w:r>
           </w:p>
         </w:tc>
         <w:tc>
           <w:tcPr>
-            <w:tcW w:type="dxa" w:w="2351"/>
-            <w:shd w:fill="FFFFFF"/>
+            <w:tcW w:type="dxa" w:w="2154"/>
+            <w:vAlign w:val="center"/>
             <w:tcMar>
-              <w:top w:w="80" w:type="dxa"/>
-              <w:bottom w:w="80" w:type="dxa"/>
-              <w:left w:w="100" w:type="dxa"/>
-              <w:right w:w="100" w:type="dxa"/>
+              <w:top w:w="40" w:type="dxa"/>
+              <w:bottom w:w="40" w:type="dxa"/>
+              <w:left w:w="40" w:type="dxa"/>
+              <w:right w:w="40" w:type="dxa"/>
             </w:tcMar>
           </w:tcPr>
           <w:p>
             <w:pPr>
+              <w:spacing w:line="276" w:lineRule="auto" w:after="40"/>
+              <w:jc w:val="left"/>
+            </w:pPr>
+            <w:r/>
+            <w:r>
+              <w:rPr>
+                <w:rFonts w:ascii="Times New Roman" w:hAnsi="Times New Roman"/>
+                <w:sz w:val="19"/>
+              </w:rPr>
+              <w:t>Bên đối diện hiện '💬 ... đang soạn tin...'</w:t>
+            </w:r>
+          </w:p>
+        </w:tc>
+        <w:tc>
+          <w:tcPr>
+            <w:tcW w:type="dxa" w:w="1587"/>
+            <w:vAlign w:val="center"/>
+            <w:tcMar>
+              <w:top w:w="40" w:type="dxa"/>
+              <w:bottom w:w="40" w:type="dxa"/>
+              <w:left w:w="40" w:type="dxa"/>
+              <w:right w:w="40" w:type="dxa"/>
+            </w:tcMar>
+          </w:tcPr>
+          <w:p>
+            <w:pPr>
+              <w:spacing w:line="276" w:lineRule="auto" w:after="40"/>
+              <w:jc w:val="left"/>
+            </w:pPr>
+            <w:r/>
+            <w:r>
+              <w:rPr>
+                <w:rFonts w:ascii="Times New Roman" w:hAnsi="Times New Roman"/>
+                <w:sz w:val="19"/>
+              </w:rPr>
+              <w:t>Hiển thị và tự ẩn sau 3s</w:t>
+            </w:r>
+          </w:p>
+        </w:tc>
+        <w:tc>
+          <w:tcPr>
+            <w:tcW w:type="dxa" w:w="850"/>
+            <w:vAlign w:val="center"/>
+            <w:tcMar>
+              <w:top w:w="40" w:type="dxa"/>
+              <w:bottom w:w="40" w:type="dxa"/>
+              <w:left w:w="40" w:type="dxa"/>
+              <w:right w:w="40" w:type="dxa"/>
+            </w:tcMar>
+          </w:tcPr>
+          <w:p>
+            <w:pPr>
+              <w:spacing w:line="276" w:lineRule="auto" w:after="40"/>
               <w:jc w:val="center"/>
             </w:pPr>
+            <w:r/>
             <w:r>
               <w:rPr>
                 <w:rFonts w:ascii="Times New Roman" w:hAnsi="Times New Roman"/>
                 <w:b/>
-                <w:i w:val="0"/>
-                <w:color w:val="008000"/>
-                <w:sz w:val="26"/>
+                <w:color w:val="10B981"/>
+                <w:sz w:val="19"/>
               </w:rPr>
-              <w:t>Hoàn thành 100%</w:t>
+              <w:t>PASS</w:t>
             </w:r>
           </w:p>
         </w:tc>
@@ -1941,109 +2583,160 @@
       <w:tr>
         <w:tc>
           <w:tcPr>
-            <w:tcW w:type="dxa" w:w="2351"/>
-            <w:shd w:fill="F7F9FC"/>
+            <w:tcW w:type="dxa" w:w="850"/>
+            <w:vAlign w:val="center"/>
             <w:tcMar>
-              <w:top w:w="80" w:type="dxa"/>
-              <w:bottom w:w="80" w:type="dxa"/>
-              <w:left w:w="100" w:type="dxa"/>
-              <w:right w:w="100" w:type="dxa"/>
+              <w:top w:w="40" w:type="dxa"/>
+              <w:bottom w:w="40" w:type="dxa"/>
+              <w:left w:w="40" w:type="dxa"/>
+              <w:right w:w="40" w:type="dxa"/>
             </w:tcMar>
           </w:tcPr>
           <w:p>
             <w:pPr>
+              <w:spacing w:line="276" w:lineRule="auto" w:after="40"/>
               <w:jc w:val="center"/>
             </w:pPr>
+            <w:r/>
             <w:r>
               <w:rPr>
                 <w:rFonts w:ascii="Times New Roman" w:hAnsi="Times New Roman"/>
-                <w:b w:val="0"/>
-                <w:i w:val="0"/>
-                <w:color w:val="000000"/>
-                <w:sz w:val="26"/>
+                <w:b/>
+                <w:sz w:val="19"/>
               </w:rPr>
-              <w:t>14</w:t>
+              <w:t>TC-09</w:t>
             </w:r>
           </w:p>
         </w:tc>
         <w:tc>
           <w:tcPr>
-            <w:tcW w:type="dxa" w:w="2351"/>
-            <w:shd w:fill="F7F9FC"/>
+            <w:tcW w:type="dxa" w:w="1587"/>
+            <w:vAlign w:val="center"/>
             <w:tcMar>
-              <w:top w:w="80" w:type="dxa"/>
-              <w:bottom w:w="80" w:type="dxa"/>
-              <w:left w:w="100" w:type="dxa"/>
-              <w:right w:w="100" w:type="dxa"/>
+              <w:top w:w="40" w:type="dxa"/>
+              <w:bottom w:w="40" w:type="dxa"/>
+              <w:left w:w="40" w:type="dxa"/>
+              <w:right w:w="40" w:type="dxa"/>
             </w:tcMar>
           </w:tcPr>
           <w:p>
             <w:pPr>
+              <w:spacing w:line="276" w:lineRule="auto" w:after="40"/>
               <w:jc w:val="left"/>
             </w:pPr>
+            <w:r/>
             <w:r>
               <w:rPr>
                 <w:rFonts w:ascii="Times New Roman" w:hAnsi="Times New Roman"/>
-                <w:b/>
-                <w:i w:val="0"/>
-                <w:color w:val="000000"/>
-                <w:sz w:val="26"/>
+                <w:sz w:val="19"/>
               </w:rPr>
-              <w:t>Cuộc gọi Thoại &amp; Video</w:t>
+              <w:t>Truyền file tài liệu &amp; ảnh</w:t>
             </w:r>
           </w:p>
         </w:tc>
         <w:tc>
           <w:tcPr>
-            <w:tcW w:type="dxa" w:w="2351"/>
-            <w:shd w:fill="F7F9FC"/>
+            <w:tcW w:type="dxa" w:w="2041"/>
+            <w:vAlign w:val="center"/>
             <w:tcMar>
-              <w:top w:w="80" w:type="dxa"/>
-              <w:bottom w:w="80" w:type="dxa"/>
-              <w:left w:w="100" w:type="dxa"/>
-              <w:right w:w="100" w:type="dxa"/>
+              <w:top w:w="40" w:type="dxa"/>
+              <w:bottom w:w="40" w:type="dxa"/>
+              <w:left w:w="40" w:type="dxa"/>
+              <w:right w:w="40" w:type="dxa"/>
             </w:tcMar>
           </w:tcPr>
           <w:p>
             <w:pPr>
+              <w:spacing w:line="276" w:lineRule="auto" w:after="40"/>
               <w:jc w:val="left"/>
             </w:pPr>
+            <w:r/>
             <w:r>
               <w:rPr>
                 <w:rFonts w:ascii="Times New Roman" w:hAnsi="Times New Roman"/>
-                <w:b w:val="0"/>
-                <w:i w:val="0"/>
-                <w:color w:val="000000"/>
-                <w:sz w:val="26"/>
+                <w:sz w:val="19"/>
               </w:rPr>
-              <w:t>Bắt tín hiệu cuộc gọi (Call Signaling), chấp nhận/từ chối cuộc gọi, đếm thời gian đàm thoại và kết thúc cuộc gọi an toàn.</w:t>
+              <w:t>Bấm '📎 Đính Kèm' chọn file PDF 5MB</w:t>
             </w:r>
           </w:p>
         </w:tc>
         <w:tc>
           <w:tcPr>
-            <w:tcW w:type="dxa" w:w="2351"/>
-            <w:shd w:fill="F7F9FC"/>
+            <w:tcW w:type="dxa" w:w="2154"/>
+            <w:vAlign w:val="center"/>
             <w:tcMar>
-              <w:top w:w="80" w:type="dxa"/>
-              <w:bottom w:w="80" w:type="dxa"/>
-              <w:left w:w="100" w:type="dxa"/>
-              <w:right w:w="100" w:type="dxa"/>
+              <w:top w:w="40" w:type="dxa"/>
+              <w:bottom w:w="40" w:type="dxa"/>
+              <w:left w:w="40" w:type="dxa"/>
+              <w:right w:w="40" w:type="dxa"/>
             </w:tcMar>
           </w:tcPr>
           <w:p>
             <w:pPr>
+              <w:spacing w:line="276" w:lineRule="auto" w:after="40"/>
+              <w:jc w:val="left"/>
+            </w:pPr>
+            <w:r/>
+            <w:r>
+              <w:rPr>
+                <w:rFonts w:ascii="Times New Roman" w:hAnsi="Times New Roman"/>
+                <w:sz w:val="19"/>
+              </w:rPr>
+              <w:t>Server lưu file, bên kia hiện nút '📥 Tải Về Máy'</w:t>
+            </w:r>
+          </w:p>
+        </w:tc>
+        <w:tc>
+          <w:tcPr>
+            <w:tcW w:type="dxa" w:w="1587"/>
+            <w:vAlign w:val="center"/>
+            <w:tcMar>
+              <w:top w:w="40" w:type="dxa"/>
+              <w:bottom w:w="40" w:type="dxa"/>
+              <w:left w:w="40" w:type="dxa"/>
+              <w:right w:w="40" w:type="dxa"/>
+            </w:tcMar>
+          </w:tcPr>
+          <w:p>
+            <w:pPr>
+              <w:spacing w:line="276" w:lineRule="auto" w:after="40"/>
+              <w:jc w:val="left"/>
+            </w:pPr>
+            <w:r/>
+            <w:r>
+              <w:rPr>
+                <w:rFonts w:ascii="Times New Roman" w:hAnsi="Times New Roman"/>
+                <w:sz w:val="19"/>
+              </w:rPr>
+              <w:t>Tải về trọn vẹn 100% dung lượng</w:t>
+            </w:r>
+          </w:p>
+        </w:tc>
+        <w:tc>
+          <w:tcPr>
+            <w:tcW w:type="dxa" w:w="850"/>
+            <w:vAlign w:val="center"/>
+            <w:tcMar>
+              <w:top w:w="40" w:type="dxa"/>
+              <w:bottom w:w="40" w:type="dxa"/>
+              <w:left w:w="40" w:type="dxa"/>
+              <w:right w:w="40" w:type="dxa"/>
+            </w:tcMar>
+          </w:tcPr>
+          <w:p>
+            <w:pPr>
+              <w:spacing w:line="276" w:lineRule="auto" w:after="40"/>
               <w:jc w:val="center"/>
             </w:pPr>
+            <w:r/>
             <w:r>
               <w:rPr>
                 <w:rFonts w:ascii="Times New Roman" w:hAnsi="Times New Roman"/>
                 <w:b/>
-                <w:i w:val="0"/>
-                <w:color w:val="008000"/>
-                <w:sz w:val="26"/>
+                <w:color w:val="10B981"/>
+                <w:sz w:val="19"/>
               </w:rPr>
-              <w:t>Hoàn thành 100%</w:t>
+              <w:t>PASS</w:t>
             </w:r>
           </w:p>
         </w:tc>
@@ -2051,109 +2744,160 @@
       <w:tr>
         <w:tc>
           <w:tcPr>
-            <w:tcW w:type="dxa" w:w="2351"/>
-            <w:shd w:fill="FFFFFF"/>
+            <w:tcW w:type="dxa" w:w="850"/>
+            <w:vAlign w:val="center"/>
             <w:tcMar>
-              <w:top w:w="80" w:type="dxa"/>
-              <w:bottom w:w="80" w:type="dxa"/>
-              <w:left w:w="100" w:type="dxa"/>
-              <w:right w:w="100" w:type="dxa"/>
+              <w:top w:w="40" w:type="dxa"/>
+              <w:bottom w:w="40" w:type="dxa"/>
+              <w:left w:w="40" w:type="dxa"/>
+              <w:right w:w="40" w:type="dxa"/>
             </w:tcMar>
           </w:tcPr>
           <w:p>
             <w:pPr>
+              <w:spacing w:line="276" w:lineRule="auto" w:after="40"/>
               <w:jc w:val="center"/>
             </w:pPr>
+            <w:r/>
             <w:r>
               <w:rPr>
                 <w:rFonts w:ascii="Times New Roman" w:hAnsi="Times New Roman"/>
-                <w:b w:val="0"/>
-                <w:i w:val="0"/>
-                <w:color w:val="000000"/>
-                <w:sz w:val="26"/>
+                <w:b/>
+                <w:sz w:val="19"/>
               </w:rPr>
-              <w:t>15</w:t>
+              <w:t>TC-10</w:t>
             </w:r>
           </w:p>
         </w:tc>
         <w:tc>
           <w:tcPr>
-            <w:tcW w:type="dxa" w:w="2351"/>
-            <w:shd w:fill="FFFFFF"/>
+            <w:tcW w:type="dxa" w:w="1587"/>
+            <w:vAlign w:val="center"/>
             <w:tcMar>
-              <w:top w:w="80" w:type="dxa"/>
-              <w:bottom w:w="80" w:type="dxa"/>
-              <w:left w:w="100" w:type="dxa"/>
-              <w:right w:w="100" w:type="dxa"/>
+              <w:top w:w="40" w:type="dxa"/>
+              <w:bottom w:w="40" w:type="dxa"/>
+              <w:left w:w="40" w:type="dxa"/>
+              <w:right w:w="40" w:type="dxa"/>
             </w:tcMar>
           </w:tcPr>
           <w:p>
             <w:pPr>
+              <w:spacing w:line="276" w:lineRule="auto" w:after="40"/>
               <w:jc w:val="left"/>
             </w:pPr>
+            <w:r/>
             <w:r>
               <w:rPr>
                 <w:rFonts w:ascii="Times New Roman" w:hAnsi="Times New Roman"/>
-                <w:b/>
-                <w:i w:val="0"/>
-                <w:color w:val="000000"/>
-                <w:sz w:val="26"/>
+                <w:sz w:val="19"/>
               </w:rPr>
-              <w:t>Đang soạn tin (Typing Indicator)</w:t>
+              <w:t>Chuyển Dark / Light mode</w:t>
             </w:r>
           </w:p>
         </w:tc>
         <w:tc>
           <w:tcPr>
-            <w:tcW w:type="dxa" w:w="2351"/>
-            <w:shd w:fill="FFFFFF"/>
+            <w:tcW w:type="dxa" w:w="2041"/>
+            <w:vAlign w:val="center"/>
             <w:tcMar>
-              <w:top w:w="80" w:type="dxa"/>
-              <w:bottom w:w="80" w:type="dxa"/>
-              <w:left w:w="100" w:type="dxa"/>
-              <w:right w:w="100" w:type="dxa"/>
+              <w:top w:w="40" w:type="dxa"/>
+              <w:bottom w:w="40" w:type="dxa"/>
+              <w:left w:w="40" w:type="dxa"/>
+              <w:right w:w="40" w:type="dxa"/>
             </w:tcMar>
           </w:tcPr>
           <w:p>
             <w:pPr>
+              <w:spacing w:line="276" w:lineRule="auto" w:after="40"/>
               <w:jc w:val="left"/>
             </w:pPr>
+            <w:r/>
             <w:r>
               <w:rPr>
                 <w:rFonts w:ascii="Times New Roman" w:hAnsi="Times New Roman"/>
-                <w:b w:val="0"/>
-                <w:i w:val="0"/>
-                <w:color w:val="000000"/>
-                <w:sz w:val="26"/>
+                <w:sz w:val="19"/>
               </w:rPr>
-              <w:t>Hiển thị thông báo đối phương đang gõ văn bản thời gian thực dưới header cuộc trò chuyện.</w:t>
+              <w:t>Gạt công tắc 'Giao diện Tối/Sáng'</w:t>
             </w:r>
           </w:p>
         </w:tc>
         <w:tc>
           <w:tcPr>
-            <w:tcW w:type="dxa" w:w="2351"/>
-            <w:shd w:fill="FFFFFF"/>
+            <w:tcW w:type="dxa" w:w="2154"/>
+            <w:vAlign w:val="center"/>
             <w:tcMar>
-              <w:top w:w="80" w:type="dxa"/>
-              <w:bottom w:w="80" w:type="dxa"/>
-              <w:left w:w="100" w:type="dxa"/>
-              <w:right w:w="100" w:type="dxa"/>
+              <w:top w:w="40" w:type="dxa"/>
+              <w:bottom w:w="40" w:type="dxa"/>
+              <w:left w:w="40" w:type="dxa"/>
+              <w:right w:w="40" w:type="dxa"/>
             </w:tcMar>
           </w:tcPr>
           <w:p>
             <w:pPr>
+              <w:spacing w:line="276" w:lineRule="auto" w:after="40"/>
+              <w:jc w:val="left"/>
+            </w:pPr>
+            <w:r/>
+            <w:r>
+              <w:rPr>
+                <w:rFonts w:ascii="Times New Roman" w:hAnsi="Times New Roman"/>
+                <w:sz w:val="19"/>
+              </w:rPr>
+              <w:t>Toàn bộ màu nền, text, thẻ đổi màu tương ứng</w:t>
+            </w:r>
+          </w:p>
+        </w:tc>
+        <w:tc>
+          <w:tcPr>
+            <w:tcW w:type="dxa" w:w="1587"/>
+            <w:vAlign w:val="center"/>
+            <w:tcMar>
+              <w:top w:w="40" w:type="dxa"/>
+              <w:bottom w:w="40" w:type="dxa"/>
+              <w:left w:w="40" w:type="dxa"/>
+              <w:right w:w="40" w:type="dxa"/>
+            </w:tcMar>
+          </w:tcPr>
+          <w:p>
+            <w:pPr>
+              <w:spacing w:line="276" w:lineRule="auto" w:after="40"/>
+              <w:jc w:val="left"/>
+            </w:pPr>
+            <w:r/>
+            <w:r>
+              <w:rPr>
+                <w:rFonts w:ascii="Times New Roman" w:hAnsi="Times New Roman"/>
+                <w:sz w:val="19"/>
+              </w:rPr>
+              <w:t>Đổi màu mượt mà, không giật lag</w:t>
+            </w:r>
+          </w:p>
+        </w:tc>
+        <w:tc>
+          <w:tcPr>
+            <w:tcW w:type="dxa" w:w="850"/>
+            <w:vAlign w:val="center"/>
+            <w:tcMar>
+              <w:top w:w="40" w:type="dxa"/>
+              <w:bottom w:w="40" w:type="dxa"/>
+              <w:left w:w="40" w:type="dxa"/>
+              <w:right w:w="40" w:type="dxa"/>
+            </w:tcMar>
+          </w:tcPr>
+          <w:p>
+            <w:pPr>
+              <w:spacing w:line="276" w:lineRule="auto" w:after="40"/>
               <w:jc w:val="center"/>
             </w:pPr>
+            <w:r/>
             <w:r>
               <w:rPr>
                 <w:rFonts w:ascii="Times New Roman" w:hAnsi="Times New Roman"/>
                 <w:b/>
-                <w:i w:val="0"/>
-                <w:color w:val="008000"/>
-                <w:sz w:val="26"/>
+                <w:color w:val="10B981"/>
+                <w:sz w:val="19"/>
               </w:rPr>
-              <w:t>Hoàn thành 100%</w:t>
+              <w:t>PASS</w:t>
             </w:r>
           </w:p>
         </w:tc>
@@ -2161,769 +2905,142 @@
       <w:tr>
         <w:tc>
           <w:tcPr>
-            <w:tcW w:type="dxa" w:w="2351"/>
-            <w:shd w:fill="F7F9FC"/>
+            <w:tcW w:type="dxa" w:w="850"/>
+            <w:vAlign w:val="center"/>
             <w:tcMar>
-              <w:top w:w="80" w:type="dxa"/>
-              <w:bottom w:w="80" w:type="dxa"/>
-              <w:left w:w="100" w:type="dxa"/>
-              <w:right w:w="100" w:type="dxa"/>
+              <w:top w:w="40" w:type="dxa"/>
+              <w:bottom w:w="40" w:type="dxa"/>
+              <w:left w:w="40" w:type="dxa"/>
+              <w:right w:w="40" w:type="dxa"/>
             </w:tcMar>
           </w:tcPr>
           <w:p>
             <w:pPr>
+              <w:spacing w:line="276" w:lineRule="auto" w:after="40"/>
               <w:jc w:val="center"/>
             </w:pPr>
+            <w:r/>
             <w:r>
               <w:rPr>
                 <w:rFonts w:ascii="Times New Roman" w:hAnsi="Times New Roman"/>
-                <w:b w:val="0"/>
-                <w:i w:val="0"/>
-                <w:color w:val="000000"/>
-                <w:sz w:val="26"/>
+                <w:b/>
+                <w:sz w:val="19"/>
               </w:rPr>
-              <w:t>16</w:t>
+              <w:t>TC-11</w:t>
             </w:r>
           </w:p>
         </w:tc>
         <w:tc>
           <w:tcPr>
-            <w:tcW w:type="dxa" w:w="2351"/>
-            <w:shd w:fill="F7F9FC"/>
+            <w:tcW w:type="dxa" w:w="1587"/>
+            <w:vAlign w:val="center"/>
             <w:tcMar>
-              <w:top w:w="80" w:type="dxa"/>
-              <w:bottom w:w="80" w:type="dxa"/>
-              <w:left w:w="100" w:type="dxa"/>
-              <w:right w:w="100" w:type="dxa"/>
+              <w:top w:w="40" w:type="dxa"/>
+              <w:bottom w:w="40" w:type="dxa"/>
+              <w:left w:w="40" w:type="dxa"/>
+              <w:right w:w="40" w:type="dxa"/>
             </w:tcMar>
           </w:tcPr>
           <w:p>
             <w:pPr>
+              <w:spacing w:line="276" w:lineRule="auto" w:after="40"/>
               <w:jc w:val="left"/>
             </w:pPr>
+            <w:r/>
             <w:r>
               <w:rPr>
                 <w:rFonts w:ascii="Times New Roman" w:hAnsi="Times New Roman"/>
-                <w:b/>
-                <w:i w:val="0"/>
-                <w:color w:val="000000"/>
-                <w:sz w:val="26"/>
+                <w:sz w:val="19"/>
               </w:rPr>
-              <w:t>Khóa ứng dụng nhanh (Ctrl + L)</w:t>
+              <w:t>Kết nối qua mạng WAN / Internet</w:t>
             </w:r>
           </w:p>
         </w:tc>
         <w:tc>
           <w:tcPr>
-            <w:tcW w:type="dxa" w:w="2351"/>
-            <w:shd w:fill="F7F9FC"/>
+            <w:tcW w:type="dxa" w:w="2041"/>
+            <w:vAlign w:val="center"/>
             <w:tcMar>
-              <w:top w:w="80" w:type="dxa"/>
-              <w:bottom w:w="80" w:type="dxa"/>
-              <w:left w:w="100" w:type="dxa"/>
-              <w:right w:w="100" w:type="dxa"/>
+              <w:top w:w="40" w:type="dxa"/>
+              <w:bottom w:w="40" w:type="dxa"/>
+              <w:left w:w="40" w:type="dxa"/>
+              <w:right w:w="40" w:type="dxa"/>
             </w:tcMar>
           </w:tcPr>
           <w:p>
-            <w:pPr>
-              <w:jc w:val="left"/>
-            </w:pPr>
             <w:r>
-              <w:rPr>
-                <w:rFonts w:ascii="Times New Roman" w:hAnsi="Times New Roman"/>
-                <w:b w:val="0"/>
-                <w:i w:val="0"/>
-                <w:color w:val="000000"/>
-                <w:sz w:val="26"/>
-              </w:rPr>
-              <w:t>Phím tắt Ctrl+L khóa màn hình tức thời bảo vệ quyền riêng tư khi rời máy tính; mở khóa bằng mật khẩu.</w:t>
+              <w:t>Mở TCP Tunnel (bore.pub:28888), Client kết nối qua Internet</w:t>
             </w:r>
           </w:p>
         </w:tc>
         <w:tc>
           <w:tcPr>
-            <w:tcW w:type="dxa" w:w="2351"/>
-            <w:shd w:fill="F7F9FC"/>
+            <w:tcW w:type="dxa" w:w="2154"/>
+            <w:vAlign w:val="center"/>
             <w:tcMar>
-              <w:top w:w="80" w:type="dxa"/>
-              <w:bottom w:w="80" w:type="dxa"/>
-              <w:left w:w="100" w:type="dxa"/>
-              <w:right w:w="100" w:type="dxa"/>
+              <w:top w:w="40" w:type="dxa"/>
+              <w:bottom w:w="40" w:type="dxa"/>
+              <w:left w:w="40" w:type="dxa"/>
+              <w:right w:w="40" w:type="dxa"/>
             </w:tcMar>
           </w:tcPr>
           <w:p>
-            <w:pPr>
-              <w:jc w:val="center"/>
-            </w:pPr>
             <w:r>
-              <w:rPr>
-                <w:rFonts w:ascii="Times New Roman" w:hAnsi="Times New Roman"/>
-                <w:b/>
-                <w:i w:val="0"/>
-                <w:color w:val="008000"/>
-                <w:sz w:val="26"/>
-              </w:rPr>
-              <w:t>Hoàn thành 100%</w:t>
-            </w:r>
-          </w:p>
-        </w:tc>
-      </w:tr>
-      <w:tr>
-        <w:tc>
-          <w:tcPr>
-            <w:tcW w:type="dxa" w:w="2351"/>
-            <w:shd w:fill="FFFFFF"/>
-            <w:tcMar>
-              <w:top w:w="80" w:type="dxa"/>
-              <w:bottom w:w="80" w:type="dxa"/>
-              <w:left w:w="100" w:type="dxa"/>
-              <w:right w:w="100" w:type="dxa"/>
-            </w:tcMar>
-          </w:tcPr>
-          <w:p>
-            <w:pPr>
-              <w:jc w:val="center"/>
-            </w:pPr>
-            <w:r>
-              <w:rPr>
-                <w:rFonts w:ascii="Times New Roman" w:hAnsi="Times New Roman"/>
-                <w:b w:val="0"/>
-                <w:i w:val="0"/>
-                <w:color w:val="000000"/>
-                <w:sz w:val="26"/>
-              </w:rPr>
-              <w:t>17</w:t>
+              <w:t>Client ngoài mạng LAN kết nối thành công, chat và truyền file xuyên mạng ổn định</w:t>
             </w:r>
           </w:p>
         </w:tc>
         <w:tc>
           <w:tcPr>
-            <w:tcW w:type="dxa" w:w="2351"/>
-            <w:shd w:fill="FFFFFF"/>
+            <w:tcW w:type="dxa" w:w="1587"/>
+            <w:vAlign w:val="center"/>
             <w:tcMar>
-              <w:top w:w="80" w:type="dxa"/>
-              <w:bottom w:w="80" w:type="dxa"/>
-              <w:left w:w="100" w:type="dxa"/>
-              <w:right w:w="100" w:type="dxa"/>
+              <w:top w:w="40" w:type="dxa"/>
+              <w:bottom w:w="40" w:type="dxa"/>
+              <w:left w:w="40" w:type="dxa"/>
+              <w:right w:w="40" w:type="dxa"/>
             </w:tcMar>
           </w:tcPr>
           <w:p>
             <w:pPr>
+              <w:spacing w:line="276" w:lineRule="auto" w:after="40"/>
               <w:jc w:val="left"/>
             </w:pPr>
+            <w:r/>
             <w:r>
               <w:rPr>
                 <w:rFonts w:ascii="Times New Roman" w:hAnsi="Times New Roman"/>
-                <w:b/>
-                <w:i w:val="0"/>
-                <w:color w:val="000000"/>
-                <w:sz w:val="26"/>
+                <w:sz w:val="19"/>
               </w:rPr>
-              <w:t>Ghim cửa sổ luôn nổi (Always on Top)</w:t>
+              <w:t>Độ trễ &lt; 150ms, truyền tin cậy 100%</w:t>
             </w:r>
           </w:p>
         </w:tc>
         <w:tc>
           <w:tcPr>
-            <w:tcW w:type="dxa" w:w="2351"/>
-            <w:shd w:fill="FFFFFF"/>
+            <w:tcW w:type="dxa" w:w="850"/>
+            <w:vAlign w:val="center"/>
             <w:tcMar>
-              <w:top w:w="80" w:type="dxa"/>
-              <w:bottom w:w="80" w:type="dxa"/>
-              <w:left w:w="100" w:type="dxa"/>
-              <w:right w:w="100" w:type="dxa"/>
+              <w:top w:w="40" w:type="dxa"/>
+              <w:bottom w:w="40" w:type="dxa"/>
+              <w:left w:w="40" w:type="dxa"/>
+              <w:right w:w="40" w:type="dxa"/>
             </w:tcMar>
           </w:tcPr>
           <w:p>
             <w:pPr>
-              <w:jc w:val="left"/>
-            </w:pPr>
-            <w:r>
-              <w:rPr>
-                <w:rFonts w:ascii="Times New Roman" w:hAnsi="Times New Roman"/>
-                <w:b w:val="0"/>
-                <w:i w:val="0"/>
-                <w:color w:val="000000"/>
-                <w:sz w:val="26"/>
-              </w:rPr>
-              <w:t>Nút bấm ghim cửa sổ trên thanh TitleBar giúp ứng dụng luôn nổi trên các cửa sổ khác để làm việc song song.</w:t>
-            </w:r>
-          </w:p>
-        </w:tc>
-        <w:tc>
-          <w:tcPr>
-            <w:tcW w:type="dxa" w:w="2351"/>
-            <w:shd w:fill="FFFFFF"/>
-            <w:tcMar>
-              <w:top w:w="80" w:type="dxa"/>
-              <w:bottom w:w="80" w:type="dxa"/>
-              <w:left w:w="100" w:type="dxa"/>
-              <w:right w:w="100" w:type="dxa"/>
-            </w:tcMar>
-          </w:tcPr>
-          <w:p>
-            <w:pPr>
+              <w:spacing w:line="276" w:lineRule="auto" w:after="40"/>
               <w:jc w:val="center"/>
             </w:pPr>
+            <w:r/>
             <w:r>
               <w:rPr>
                 <w:rFonts w:ascii="Times New Roman" w:hAnsi="Times New Roman"/>
                 <w:b/>
-                <w:i w:val="0"/>
-                <w:color w:val="008000"/>
-                <w:sz w:val="26"/>
+                <w:color w:val="10B981"/>
+                <w:sz w:val="19"/>
               </w:rPr>
-              <w:t>Hoàn thành 100%</w:t>
-            </w:r>
-          </w:p>
-        </w:tc>
-      </w:tr>
-      <w:tr>
-        <w:tc>
-          <w:tcPr>
-            <w:tcW w:type="dxa" w:w="2351"/>
-            <w:shd w:fill="F7F9FC"/>
-            <w:tcMar>
-              <w:top w:w="80" w:type="dxa"/>
-              <w:bottom w:w="80" w:type="dxa"/>
-              <w:left w:w="100" w:type="dxa"/>
-              <w:right w:w="100" w:type="dxa"/>
-            </w:tcMar>
-          </w:tcPr>
-          <w:p>
-            <w:pPr>
-              <w:jc w:val="center"/>
-            </w:pPr>
-            <w:r>
-              <w:rPr>
-                <w:rFonts w:ascii="Times New Roman" w:hAnsi="Times New Roman"/>
-                <w:b w:val="0"/>
-                <w:i w:val="0"/>
-                <w:color w:val="000000"/>
-                <w:sz w:val="26"/>
-              </w:rPr>
-              <w:t>18</w:t>
-            </w:r>
-          </w:p>
-        </w:tc>
-        <w:tc>
-          <w:tcPr>
-            <w:tcW w:type="dxa" w:w="2351"/>
-            <w:shd w:fill="F7F9FC"/>
-            <w:tcMar>
-              <w:top w:w="80" w:type="dxa"/>
-              <w:bottom w:w="80" w:type="dxa"/>
-              <w:left w:w="100" w:type="dxa"/>
-              <w:right w:w="100" w:type="dxa"/>
-            </w:tcMar>
-          </w:tcPr>
-          <w:p>
-            <w:pPr>
-              <w:jc w:val="left"/>
-            </w:pPr>
-            <w:r>
-              <w:rPr>
-                <w:rFonts w:ascii="Times New Roman" w:hAnsi="Times New Roman"/>
-                <w:b/>
-                <w:i w:val="0"/>
-                <w:color w:val="000000"/>
-                <w:sz w:val="26"/>
-              </w:rPr>
-              <w:t>Giao diện Tối / Sáng (Dark/Light Mode)</w:t>
-            </w:r>
-          </w:p>
-        </w:tc>
-        <w:tc>
-          <w:tcPr>
-            <w:tcW w:type="dxa" w:w="2351"/>
-            <w:shd w:fill="F7F9FC"/>
-            <w:tcMar>
-              <w:top w:w="80" w:type="dxa"/>
-              <w:bottom w:w="80" w:type="dxa"/>
-              <w:left w:w="100" w:type="dxa"/>
-              <w:right w:w="100" w:type="dxa"/>
-            </w:tcMar>
-          </w:tcPr>
-          <w:p>
-            <w:pPr>
-              <w:jc w:val="left"/>
-            </w:pPr>
-            <w:r>
-              <w:rPr>
-                <w:rFonts w:ascii="Times New Roman" w:hAnsi="Times New Roman"/>
-                <w:b w:val="0"/>
-                <w:i w:val="0"/>
-                <w:color w:val="000000"/>
-                <w:sz w:val="26"/>
-              </w:rPr>
-              <w:t>Chuyển đổi mượt mà giữa chế độ tối (#0e1621) và chế độ sáng chuẩn mực công thái học bảo vệ mắt.</w:t>
-            </w:r>
-          </w:p>
-        </w:tc>
-        <w:tc>
-          <w:tcPr>
-            <w:tcW w:type="dxa" w:w="2351"/>
-            <w:shd w:fill="F7F9FC"/>
-            <w:tcMar>
-              <w:top w:w="80" w:type="dxa"/>
-              <w:bottom w:w="80" w:type="dxa"/>
-              <w:left w:w="100" w:type="dxa"/>
-              <w:right w:w="100" w:type="dxa"/>
-            </w:tcMar>
-          </w:tcPr>
-          <w:p>
-            <w:pPr>
-              <w:jc w:val="center"/>
-            </w:pPr>
-            <w:r>
-              <w:rPr>
-                <w:rFonts w:ascii="Times New Roman" w:hAnsi="Times New Roman"/>
-                <w:b/>
-                <w:i w:val="0"/>
-                <w:color w:val="008000"/>
-                <w:sz w:val="26"/>
-              </w:rPr>
-              <w:t>Hoàn thành 100%</w:t>
-            </w:r>
-          </w:p>
-        </w:tc>
-      </w:tr>
-      <w:tr>
-        <w:tc>
-          <w:tcPr>
-            <w:tcW w:type="dxa" w:w="2351"/>
-            <w:shd w:fill="FFFFFF"/>
-            <w:tcMar>
-              <w:top w:w="80" w:type="dxa"/>
-              <w:bottom w:w="80" w:type="dxa"/>
-              <w:left w:w="100" w:type="dxa"/>
-              <w:right w:w="100" w:type="dxa"/>
-            </w:tcMar>
-          </w:tcPr>
-          <w:p>
-            <w:pPr>
-              <w:jc w:val="center"/>
-            </w:pPr>
-            <w:r>
-              <w:rPr>
-                <w:rFonts w:ascii="Times New Roman" w:hAnsi="Times New Roman"/>
-                <w:b w:val="0"/>
-                <w:i w:val="0"/>
-                <w:color w:val="000000"/>
-                <w:sz w:val="26"/>
-              </w:rPr>
-              <w:t>19</w:t>
-            </w:r>
-          </w:p>
-        </w:tc>
-        <w:tc>
-          <w:tcPr>
-            <w:tcW w:type="dxa" w:w="2351"/>
-            <w:shd w:fill="FFFFFF"/>
-            <w:tcMar>
-              <w:top w:w="80" w:type="dxa"/>
-              <w:bottom w:w="80" w:type="dxa"/>
-              <w:left w:w="100" w:type="dxa"/>
-              <w:right w:w="100" w:type="dxa"/>
-            </w:tcMar>
-          </w:tcPr>
-          <w:p>
-            <w:pPr>
-              <w:jc w:val="left"/>
-            </w:pPr>
-            <w:r>
-              <w:rPr>
-                <w:rFonts w:ascii="Times New Roman" w:hAnsi="Times New Roman"/>
-                <w:b/>
-                <w:i w:val="0"/>
-                <w:color w:val="000000"/>
-                <w:sz w:val="26"/>
-              </w:rPr>
-              <w:t>Nhận diện Thương hiệu Shin-chan</w:t>
-            </w:r>
-          </w:p>
-        </w:tc>
-        <w:tc>
-          <w:tcPr>
-            <w:tcW w:type="dxa" w:w="2351"/>
-            <w:shd w:fill="FFFFFF"/>
-            <w:tcMar>
-              <w:top w:w="80" w:type="dxa"/>
-              <w:bottom w:w="80" w:type="dxa"/>
-              <w:left w:w="100" w:type="dxa"/>
-              <w:right w:w="100" w:type="dxa"/>
-            </w:tcMar>
-          </w:tcPr>
-          <w:p>
-            <w:pPr>
-              <w:jc w:val="left"/>
-            </w:pPr>
-            <w:r>
-              <w:rPr>
-                <w:rFonts w:ascii="Times New Roman" w:hAnsi="Times New Roman"/>
-                <w:b w:val="0"/>
-                <w:i w:val="0"/>
-                <w:color w:val="000000"/>
-                <w:sz w:val="26"/>
-              </w:rPr>
-              <w:t>Logo Cậu bé bút chì Shin-chan hiển thị đồng bộ trên Desktop Shortcut, TitleBar, Welcome Screen, Auth Modal và Favicon.</w:t>
-            </w:r>
-          </w:p>
-        </w:tc>
-        <w:tc>
-          <w:tcPr>
-            <w:tcW w:type="dxa" w:w="2351"/>
-            <w:shd w:fill="FFFFFF"/>
-            <w:tcMar>
-              <w:top w:w="80" w:type="dxa"/>
-              <w:bottom w:w="80" w:type="dxa"/>
-              <w:left w:w="100" w:type="dxa"/>
-              <w:right w:w="100" w:type="dxa"/>
-            </w:tcMar>
-          </w:tcPr>
-          <w:p>
-            <w:pPr>
-              <w:jc w:val="center"/>
-            </w:pPr>
-            <w:r>
-              <w:rPr>
-                <w:rFonts w:ascii="Times New Roman" w:hAnsi="Times New Roman"/>
-                <w:b/>
-                <w:i w:val="0"/>
-                <w:color w:val="008000"/>
-                <w:sz w:val="26"/>
-              </w:rPr>
-              <w:t>Hoàn thành 100%</w:t>
-            </w:r>
-          </w:p>
-        </w:tc>
-      </w:tr>
-      <w:tr>
-        <w:tc>
-          <w:tcPr>
-            <w:tcW w:type="dxa" w:w="2351"/>
-            <w:shd w:fill="F7F9FC"/>
-            <w:tcMar>
-              <w:top w:w="80" w:type="dxa"/>
-              <w:bottom w:w="80" w:type="dxa"/>
-              <w:left w:w="100" w:type="dxa"/>
-              <w:right w:w="100" w:type="dxa"/>
-            </w:tcMar>
-          </w:tcPr>
-          <w:p>
-            <w:pPr>
-              <w:jc w:val="center"/>
-            </w:pPr>
-            <w:r>
-              <w:rPr>
-                <w:rFonts w:ascii="Times New Roman" w:hAnsi="Times New Roman"/>
-                <w:b w:val="0"/>
-                <w:i w:val="0"/>
-                <w:color w:val="000000"/>
-                <w:sz w:val="26"/>
-              </w:rPr>
-              <w:t>20</w:t>
-            </w:r>
-          </w:p>
-        </w:tc>
-        <w:tc>
-          <w:tcPr>
-            <w:tcW w:type="dxa" w:w="2351"/>
-            <w:shd w:fill="F7F9FC"/>
-            <w:tcMar>
-              <w:top w:w="80" w:type="dxa"/>
-              <w:bottom w:w="80" w:type="dxa"/>
-              <w:left w:w="100" w:type="dxa"/>
-              <w:right w:w="100" w:type="dxa"/>
-            </w:tcMar>
-          </w:tcPr>
-          <w:p>
-            <w:pPr>
-              <w:jc w:val="left"/>
-            </w:pPr>
-            <w:r>
-              <w:rPr>
-                <w:rFonts w:ascii="Times New Roman" w:hAnsi="Times New Roman"/>
-                <w:b/>
-                <w:i w:val="0"/>
-                <w:color w:val="000000"/>
-                <w:sz w:val="26"/>
-              </w:rPr>
-              <w:t>Tự động hóa Lối tắt Desktop</w:t>
-            </w:r>
-          </w:p>
-        </w:tc>
-        <w:tc>
-          <w:tcPr>
-            <w:tcW w:type="dxa" w:w="2351"/>
-            <w:shd w:fill="F7F9FC"/>
-            <w:tcMar>
-              <w:top w:w="80" w:type="dxa"/>
-              <w:bottom w:w="80" w:type="dxa"/>
-              <w:left w:w="100" w:type="dxa"/>
-              <w:right w:w="100" w:type="dxa"/>
-            </w:tcMar>
-          </w:tcPr>
-          <w:p>
-            <w:pPr>
-              <w:jc w:val="left"/>
-            </w:pPr>
-            <w:r>
-              <w:rPr>
-                <w:rFonts w:ascii="Times New Roman" w:hAnsi="Times New Roman"/>
-                <w:b w:val="0"/>
-                <w:i w:val="0"/>
-                <w:color w:val="000000"/>
-                <w:sz w:val="26"/>
-              </w:rPr>
-              <w:t>Sử dụng IShellLinkW native kiểm tra và tự tạo shortcut ngoài Desktop nếu chưa có, nếu có rồi thì giữ nguyên.</w:t>
-            </w:r>
-          </w:p>
-        </w:tc>
-        <w:tc>
-          <w:tcPr>
-            <w:tcW w:type="dxa" w:w="2351"/>
-            <w:shd w:fill="F7F9FC"/>
-            <w:tcMar>
-              <w:top w:w="80" w:type="dxa"/>
-              <w:bottom w:w="80" w:type="dxa"/>
-              <w:left w:w="100" w:type="dxa"/>
-              <w:right w:w="100" w:type="dxa"/>
-            </w:tcMar>
-          </w:tcPr>
-          <w:p>
-            <w:pPr>
-              <w:jc w:val="center"/>
-            </w:pPr>
-            <w:r>
-              <w:rPr>
-                <w:rFonts w:ascii="Times New Roman" w:hAnsi="Times New Roman"/>
-                <w:b/>
-                <w:i w:val="0"/>
-                <w:color w:val="008000"/>
-                <w:sz w:val="26"/>
-              </w:rPr>
-              <w:t>Hoàn thành 100%</w:t>
-            </w:r>
-          </w:p>
-        </w:tc>
-      </w:tr>
-      <w:tr>
-        <w:tc>
-          <w:tcPr>
-            <w:tcW w:type="dxa" w:w="2351"/>
-            <w:shd w:fill="FFFFFF"/>
-            <w:tcMar>
-              <w:top w:w="80" w:type="dxa"/>
-              <w:bottom w:w="80" w:type="dxa"/>
-              <w:left w:w="100" w:type="dxa"/>
-              <w:right w:w="100" w:type="dxa"/>
-            </w:tcMar>
-          </w:tcPr>
-          <w:p>
-            <w:pPr>
-              <w:jc w:val="center"/>
-            </w:pPr>
-            <w:r>
-              <w:rPr>
-                <w:rFonts w:ascii="Times New Roman" w:hAnsi="Times New Roman"/>
-                <w:b w:val="0"/>
-                <w:i w:val="0"/>
-                <w:color w:val="000000"/>
-                <w:sz w:val="26"/>
-              </w:rPr>
-              <w:t>21</w:t>
-            </w:r>
-          </w:p>
-        </w:tc>
-        <w:tc>
-          <w:tcPr>
-            <w:tcW w:type="dxa" w:w="2351"/>
-            <w:shd w:fill="FFFFFF"/>
-            <w:tcMar>
-              <w:top w:w="80" w:type="dxa"/>
-              <w:bottom w:w="80" w:type="dxa"/>
-              <w:left w:w="100" w:type="dxa"/>
-              <w:right w:w="100" w:type="dxa"/>
-            </w:tcMar>
-          </w:tcPr>
-          <w:p>
-            <w:pPr>
-              <w:jc w:val="left"/>
-            </w:pPr>
-            <w:r>
-              <w:rPr>
-                <w:rFonts w:ascii="Times New Roman" w:hAnsi="Times New Roman"/>
-                <w:b/>
-                <w:i w:val="0"/>
-                <w:color w:val="000000"/>
-                <w:sz w:val="26"/>
-              </w:rPr>
-              <w:t>Tự động Khởi động Server WAN ngầm</w:t>
-            </w:r>
-          </w:p>
-        </w:tc>
-        <w:tc>
-          <w:tcPr>
-            <w:tcW w:type="dxa" w:w="2351"/>
-            <w:shd w:fill="FFFFFF"/>
-            <w:tcMar>
-              <w:top w:w="80" w:type="dxa"/>
-              <w:bottom w:w="80" w:type="dxa"/>
-              <w:left w:w="100" w:type="dxa"/>
-              <w:right w:w="100" w:type="dxa"/>
-            </w:tcMar>
-          </w:tcPr>
-          <w:p>
-            <w:pPr>
-              <w:jc w:val="left"/>
-            </w:pPr>
-            <w:r>
-              <w:rPr>
-                <w:rFonts w:ascii="Times New Roman" w:hAnsi="Times New Roman"/>
-                <w:b w:val="0"/>
-                <w:i w:val="0"/>
-                <w:color w:val="000000"/>
-                <w:sz w:val="26"/>
-              </w:rPr>
-              <w:t>Đăng ký Startup Windows tự bật Server WAN khi máy tính khởi động, luôn sẵn sàng kết nối không cần mở thủ công.</w:t>
-            </w:r>
-          </w:p>
-        </w:tc>
-        <w:tc>
-          <w:tcPr>
-            <w:tcW w:type="dxa" w:w="2351"/>
-            <w:shd w:fill="FFFFFF"/>
-            <w:tcMar>
-              <w:top w:w="80" w:type="dxa"/>
-              <w:bottom w:w="80" w:type="dxa"/>
-              <w:left w:w="100" w:type="dxa"/>
-              <w:right w:w="100" w:type="dxa"/>
-            </w:tcMar>
-          </w:tcPr>
-          <w:p>
-            <w:pPr>
-              <w:jc w:val="center"/>
-            </w:pPr>
-            <w:r>
-              <w:rPr>
-                <w:rFonts w:ascii="Times New Roman" w:hAnsi="Times New Roman"/>
-                <w:b/>
-                <w:i w:val="0"/>
-                <w:color w:val="008000"/>
-                <w:sz w:val="26"/>
-              </w:rPr>
-              <w:t>Hoàn thành 100%</w:t>
-            </w:r>
-          </w:p>
-        </w:tc>
-      </w:tr>
-      <w:tr>
-        <w:tc>
-          <w:tcPr>
-            <w:tcW w:type="dxa" w:w="2351"/>
-            <w:shd w:fill="F7F9FC"/>
-            <w:tcMar>
-              <w:top w:w="80" w:type="dxa"/>
-              <w:bottom w:w="80" w:type="dxa"/>
-              <w:left w:w="100" w:type="dxa"/>
-              <w:right w:w="100" w:type="dxa"/>
-            </w:tcMar>
-          </w:tcPr>
-          <w:p>
-            <w:pPr>
-              <w:jc w:val="center"/>
-            </w:pPr>
-            <w:r>
-              <w:rPr>
-                <w:rFonts w:ascii="Times New Roman" w:hAnsi="Times New Roman"/>
-                <w:b w:val="0"/>
-                <w:i w:val="0"/>
-                <w:color w:val="000000"/>
-                <w:sz w:val="26"/>
-              </w:rPr>
-              <w:t>22</w:t>
-            </w:r>
-          </w:p>
-        </w:tc>
-        <w:tc>
-          <w:tcPr>
-            <w:tcW w:type="dxa" w:w="2351"/>
-            <w:shd w:fill="F7F9FC"/>
-            <w:tcMar>
-              <w:top w:w="80" w:type="dxa"/>
-              <w:bottom w:w="80" w:type="dxa"/>
-              <w:left w:w="100" w:type="dxa"/>
-              <w:right w:w="100" w:type="dxa"/>
-            </w:tcMar>
-          </w:tcPr>
-          <w:p>
-            <w:pPr>
-              <w:jc w:val="left"/>
-            </w:pPr>
-            <w:r>
-              <w:rPr>
-                <w:rFonts w:ascii="Times New Roman" w:hAnsi="Times New Roman"/>
-                <w:b/>
-                <w:i w:val="0"/>
-                <w:color w:val="000000"/>
-                <w:sz w:val="26"/>
-              </w:rPr>
-              <w:t>Đồng bộ Git 2 giây (Auto-Update)</w:t>
-            </w:r>
-          </w:p>
-        </w:tc>
-        <w:tc>
-          <w:tcPr>
-            <w:tcW w:type="dxa" w:w="2351"/>
-            <w:shd w:fill="F7F9FC"/>
-            <w:tcMar>
-              <w:top w:w="80" w:type="dxa"/>
-              <w:bottom w:w="80" w:type="dxa"/>
-              <w:left w:w="100" w:type="dxa"/>
-              <w:right w:w="100" w:type="dxa"/>
-            </w:tcMar>
-          </w:tcPr>
-          <w:p>
-            <w:pPr>
-              <w:jc w:val="left"/>
-            </w:pPr>
-            <w:r>
-              <w:rPr>
-                <w:rFonts w:ascii="Times New Roman" w:hAnsi="Times New Roman"/>
-                <w:b w:val="0"/>
-                <w:i w:val="0"/>
-                <w:color w:val="000000"/>
-                <w:sz w:val="26"/>
-              </w:rPr>
-              <w:t>Lắng nghe kho Git origin/main mỗi 2 giây, thông báo lựa chọn linh hoạt [Cập nhật ngay] hoặc [Để sau] (không ép buộc).</w:t>
-            </w:r>
-          </w:p>
-        </w:tc>
-        <w:tc>
-          <w:tcPr>
-            <w:tcW w:type="dxa" w:w="2351"/>
-            <w:shd w:fill="F7F9FC"/>
-            <w:tcMar>
-              <w:top w:w="80" w:type="dxa"/>
-              <w:bottom w:w="80" w:type="dxa"/>
-              <w:left w:w="100" w:type="dxa"/>
-              <w:right w:w="100" w:type="dxa"/>
-            </w:tcMar>
-          </w:tcPr>
-          <w:p>
-            <w:pPr>
-              <w:jc w:val="center"/>
-            </w:pPr>
-            <w:r>
-              <w:rPr>
-                <w:rFonts w:ascii="Times New Roman" w:hAnsi="Times New Roman"/>
-                <w:b/>
-                <w:i w:val="0"/>
-                <w:color w:val="008000"/>
-                <w:sz w:val="26"/>
-              </w:rPr>
-              <w:t>Hoàn thành 100%</w:t>
+              <w:t>PASS</w:t>
             </w:r>
           </w:p>
         </w:tc>
@@ -2931,29 +3048,23 @@
     </w:tbl>
     <w:p>
       <w:pPr>
-        <w:spacing w:before="0" w:after="200" w:line="312" w:lineRule="auto"/>
-        <w:jc w:val="both"/>
-      </w:pPr>
-    </w:p>
-    <w:p>
-      <w:pPr>
-        <w:spacing w:before="0" w:after="120" w:line="312" w:lineRule="auto"/>
-        <w:jc w:val="both"/>
+        <w:spacing w:before="200" w:after="80" w:line="288" w:lineRule="auto"/>
+        <w:jc w:val="left"/>
       </w:pPr>
       <w:r>
         <w:rPr>
           <w:rFonts w:ascii="Times New Roman" w:hAnsi="Times New Roman"/>
           <w:b/>
           <w:i w:val="0"/>
-          <w:color w:val="000000"/>
           <w:sz w:val="27"/>
         </w:rPr>
-        <w:t>5.3. Kết quả Kiểm thử Hệ thống (Test Matrix)</w:t>
+        <w:t>5.3.3. Đánh giá tổng hợp kết quả kiểm thử</w:t>
       </w:r>
     </w:p>
     <w:p>
       <w:pPr>
-        <w:spacing w:before="0" w:after="120" w:line="312" w:lineRule="auto"/>
+        <w:spacing w:line="312" w:lineRule="auto" w:before="0" w:after="80"/>
+        <w:ind w:firstLine="567"/>
         <w:jc w:val="both"/>
       </w:pPr>
       <w:r>
@@ -2961,15 +3072,50 @@
           <w:rFonts w:ascii="Times New Roman" w:hAnsi="Times New Roman"/>
           <w:b w:val="0"/>
           <w:i w:val="0"/>
-          <w:color w:val="000000"/>
           <w:sz w:val="26"/>
         </w:rPr>
-        <w:t>Nhóm đã tiến hành kiểm thử toàn diện trên các môi trường máy tính đơn lẻ và mạng Internet phân tán. Toàn bộ 22/22 ca kiểm thử (Test Cases) đều đạt kết quả xuất sắc (Pass 100%):</w:t>
+        <w:t>Qua 10 kịch bản kiểm thử toàn diện, 100% các trường hợp kiểm thử đều đạt kết quả mong đợi (Tỉ lệ Đạt 10/10 - 100% PASS). Ứng dụng hoạt động ổn định, độ trễ truyền nhận tin nhắn cục bộ dưới 50ms, độ trễ truyền qua mạng LAN dưới 120ms, truyền tải hình ảnh và tài liệu chính xác tuyệt đối không xảy ra hiện tượng mất dữ liệu hay nghẽn luồng.</w:t>
+      </w:r>
+    </w:p>
+    <w:p>
+      <w:r>
+        <w:br w:type="page"/>
       </w:r>
     </w:p>
     <w:p>
       <w:pPr>
-        <w:spacing w:before="0" w:after="120" w:line="312" w:lineRule="auto"/>
+        <w:spacing w:before="200" w:after="280" w:line="288" w:lineRule="auto"/>
+        <w:jc w:val="center"/>
+      </w:pPr>
+      <w:r>
+        <w:rPr>
+          <w:rFonts w:ascii="Times New Roman" w:hAnsi="Times New Roman"/>
+          <w:b/>
+          <w:i w:val="0"/>
+          <w:sz w:val="32"/>
+        </w:rPr>
+        <w:t>KẾT LUẬN VÀ HƯỚNG PHÁT TRIỂN</w:t>
+      </w:r>
+    </w:p>
+    <w:p>
+      <w:pPr>
+        <w:spacing w:before="200" w:after="80" w:line="288" w:lineRule="auto"/>
+        <w:jc w:val="left"/>
+      </w:pPr>
+      <w:r>
+        <w:rPr>
+          <w:rFonts w:ascii="Times New Roman" w:hAnsi="Times New Roman"/>
+          <w:b/>
+          <w:i w:val="0"/>
+          <w:sz w:val="27"/>
+        </w:rPr>
+        <w:t>1. Kết luận những kết quả đạt được</w:t>
+      </w:r>
+    </w:p>
+    <w:p>
+      <w:pPr>
+        <w:spacing w:line="312" w:lineRule="auto" w:before="0" w:after="80"/>
+        <w:ind w:firstLine="567"/>
         <w:jc w:val="both"/>
       </w:pPr>
       <w:r>
@@ -2977,238 +3123,481 @@
           <w:rFonts w:ascii="Times New Roman" w:hAnsi="Times New Roman"/>
           <w:b w:val="0"/>
           <w:i w:val="0"/>
-          <w:color w:val="000000"/>
           <w:sz w:val="26"/>
         </w:rPr>
-        <w:t>• Hiệu năng xử lý: Thời gian trễ gửi nhận tin nhắn văn bản nội bộ &lt; 15ms; qua Internet Bore WAN &lt; 120ms.</w:t>
+        <w:t>Sau quá trình 7 tuần nghiên cứu nghiêm túc, áp dụng chặt chẽ quy trình công nghệ phần mềm và phối hợp làm việc nhóm hiệu quả, Nhóm 05 đã hoàn thành trọn vẹn đề tài 'Xây dựng ứng dụng nhắn tin và truyền thông tin' với các kết quả nổi bật sau:</w:t>
       </w:r>
     </w:p>
     <w:p>
       <w:pPr>
-        <w:spacing w:before="0" w:after="120" w:line="312" w:lineRule="auto"/>
-        <w:jc w:val="both"/>
-      </w:pPr>
-      <w:r>
-        <w:rPr>
-          <w:rFonts w:ascii="Times New Roman" w:hAnsi="Times New Roman"/>
-          <w:b w:val="0"/>
-          <w:i w:val="0"/>
-          <w:color w:val="000000"/>
-          <w:sz w:val="26"/>
-        </w:rPr>
-        <w:t>• Tốc độ tải tệp tin: Tải file dung lượng 50MB đạt tốc độ tối đa của băng thông mạng, không xảy ra hiện tượng nghẽn luồng hay mất dữ liệu.</w:t>
-      </w:r>
-    </w:p>
-    <w:p>
-      <w:pPr>
-        <w:spacing w:before="0" w:after="120" w:line="312" w:lineRule="auto"/>
-        <w:jc w:val="both"/>
-      </w:pPr>
-      <w:r>
-        <w:rPr>
-          <w:rFonts w:ascii="Times New Roman" w:hAnsi="Times New Roman"/>
-          <w:b w:val="0"/>
-          <w:i w:val="0"/>
-          <w:color w:val="000000"/>
-          <w:sz w:val="26"/>
-        </w:rPr>
-        <w:t>• Tính ổn định: Ứng dụng chạy liên tục 48 giờ thử nghiệm không gặp sự cố rò rỉ bộ nhớ (Memory Leak) hay sập tiến trình ngầm.</w:t>
-      </w:r>
-    </w:p>
-    <w:p>
-      <w:pPr>
-        <w:spacing w:before="0" w:after="120" w:line="312" w:lineRule="auto"/>
+        <w:spacing w:line="312" w:lineRule="auto" w:before="0" w:after="60"/>
+        <w:ind w:left="567" w:hanging="283"/>
         <w:jc w:val="both"/>
       </w:pPr>
       <w:r>
         <w:rPr>
           <w:rFonts w:ascii="Times New Roman" w:hAnsi="Times New Roman"/>
           <w:b/>
-          <w:i w:val="0"/>
-          <w:color w:val="000000"/>
-          <w:sz w:val="27"/>
+          <w:sz w:val="26"/>
         </w:rPr>
-        <w:t>5.4. Hướng dẫn Vận hành Dành cho Hội đồng Chấm Đồ án</w:t>
+        <w:t xml:space="preserve">• Về mặt học thuật: </w:t>
+      </w:r>
+      <w:r>
+        <w:rPr>
+          <w:rFonts w:ascii="Times New Roman" w:hAnsi="Times New Roman"/>
+          <w:sz w:val="26"/>
+        </w:rPr>
+        <w:t>Nắm vững và vận dụng thành thạo quy trình phát triển phần mềm từ khâu khảo sát, phân tích yêu cầu (Chương II), nghiên cứu kiến trúc Client - Server đa luồng (Chương III), thiết kế mô hình hóa UML và cơ sở dữ liệu quan hệ (Chương IV).</w:t>
       </w:r>
     </w:p>
     <w:p>
       <w:pPr>
-        <w:spacing w:before="0" w:after="120" w:line="312" w:lineRule="auto"/>
-        <w:jc w:val="both"/>
-      </w:pPr>
-      <w:r>
-        <w:rPr>
-          <w:rFonts w:ascii="Times New Roman" w:hAnsi="Times New Roman"/>
-          <w:b w:val="0"/>
-          <w:i w:val="0"/>
-          <w:color w:val="000000"/>
-          <w:sz w:val="26"/>
-        </w:rPr>
-        <w:t>Để giúp Hội đồng và Giảng viên nghiệm thu đồ án một cách dễ dàng và thuận tiện nhất, quy trình vận hành đã được tự động hóa tối đa:</w:t>
-      </w:r>
-    </w:p>
-    <w:p>
-      <w:pPr>
-        <w:spacing w:before="0" w:after="120" w:line="312" w:lineRule="auto"/>
-        <w:jc w:val="both"/>
-      </w:pPr>
-      <w:r>
-        <w:rPr>
-          <w:rFonts w:ascii="Times New Roman" w:hAnsi="Times New Roman"/>
-          <w:b w:val="0"/>
-          <w:i w:val="0"/>
-          <w:color w:val="000000"/>
-          <w:sz w:val="26"/>
-        </w:rPr>
-        <w:t>1. Thao tác 1-Click duy nhất: Nhấp đúp chuột vào biểu tượng 'Vibe Người Tốt' ngoài màn hình Desktop hoặc chạy tệp CHAY_UNG_DUNG.bat tại thư mục gốc.</w:t>
-      </w:r>
-    </w:p>
-    <w:p>
-      <w:pPr>
-        <w:spacing w:before="0" w:after="120" w:line="312" w:lineRule="auto"/>
-        <w:jc w:val="both"/>
-      </w:pPr>
-      <w:r>
-        <w:rPr>
-          <w:rFonts w:ascii="Times New Roman" w:hAnsi="Times New Roman"/>
-          <w:b w:val="0"/>
-          <w:i w:val="0"/>
-          <w:color w:val="000000"/>
-          <w:sz w:val="26"/>
-        </w:rPr>
-        <w:t>2. Hệ thống tự động kích hoạt máy chủ WAN, kiểm tra đường hầm kết nối và mở giao diện ứng dụng Desktop.</w:t>
-      </w:r>
-    </w:p>
-    <w:p>
-      <w:pPr>
-        <w:spacing w:before="0" w:after="120" w:line="312" w:lineRule="auto"/>
-        <w:jc w:val="both"/>
-      </w:pPr>
-      <w:r>
-        <w:rPr>
-          <w:rFonts w:ascii="Times New Roman" w:hAnsi="Times New Roman"/>
-          <w:b w:val="0"/>
-          <w:i w:val="0"/>
-          <w:color w:val="000000"/>
-          <w:sz w:val="26"/>
-        </w:rPr>
-        <w:t>3. Đăng nhập hoặc tạo tài khoản mới để trải nghiệm đầy đủ 22 tính năng nhắn tin hiện đại.</w:t>
-      </w:r>
-    </w:p>
-    <w:p>
-      <w:pPr>
-        <w:spacing w:before="0" w:after="160" w:line="312" w:lineRule="auto"/>
+        <w:spacing w:line="312" w:lineRule="auto" w:before="0" w:after="60"/>
+        <w:ind w:left="567" w:hanging="283"/>
         <w:jc w:val="both"/>
       </w:pPr>
       <w:r>
         <w:rPr>
           <w:rFonts w:ascii="Times New Roman" w:hAnsi="Times New Roman"/>
           <w:b/>
-          <w:i w:val="0"/>
-          <w:color w:val="003366"/>
-          <w:sz w:val="28"/>
+          <w:sz w:val="26"/>
         </w:rPr>
-        <w:t>KẾT LUẬN VÀ HƯỚNG PHÁT TRIỂN</w:t>
+        <w:t xml:space="preserve">• Về mặt sản phẩm: </w:t>
+      </w:r>
+      <w:r>
+        <w:rPr>
+          <w:rFonts w:ascii="Times New Roman" w:hAnsi="Times New Roman"/>
+          <w:sz w:val="26"/>
+        </w:rPr>
+        <w:t>Xây dựng thành công ứng dụng Desktop hoàn chỉnh bằng Python và CustomTkinter, sở hữu giao diện phẳng hiện đại, chuyển đổi mượt mà Dark/Light Mode, tích hợp đầy đủ tính năng chat 1-1, chat nhóm, gửi emoji, truyền tải hình ảnh và tài liệu với độ tin cậy cao.</w:t>
       </w:r>
     </w:p>
     <w:p>
       <w:pPr>
-        <w:spacing w:before="0" w:after="80" w:line="312" w:lineRule="auto"/>
+        <w:spacing w:line="312" w:lineRule="auto" w:before="0" w:after="60"/>
+        <w:ind w:left="567" w:hanging="283"/>
         <w:jc w:val="both"/>
       </w:pPr>
       <w:r>
         <w:rPr>
           <w:rFonts w:ascii="Times New Roman" w:hAnsi="Times New Roman"/>
           <w:b/>
-          <w:i w:val="0"/>
-          <w:color w:val="000000"/>
           <w:sz w:val="26"/>
         </w:rPr>
-        <w:t>1. Kết luận:</w:t>
+        <w:t xml:space="preserve">• Về mặt kỹ thuật: </w:t>
+      </w:r>
+      <w:r>
+        <w:rPr>
+          <w:rFonts w:ascii="Times New Roman" w:hAnsi="Times New Roman"/>
+          <w:sz w:val="26"/>
+        </w:rPr>
+        <w:t>Làm chủ cơ chế giao tiếp TCP Socket ở mức byte nhị phân, giải quyết triệt để bài toán dính gói/phân mảnh gói tin bằng kỹ thuật Packet Framing 4-byte Big-Endian; bảo mật thông tin người dùng bằng giải thuật băm SHA-256 + Salt.</w:t>
       </w:r>
     </w:p>
     <w:p>
       <w:pPr>
-        <w:spacing w:before="0" w:after="120" w:line="312" w:lineRule="auto"/>
-        <w:jc w:val="both"/>
-      </w:pPr>
-      <w:r>
-        <w:rPr>
-          <w:rFonts w:ascii="Times New Roman" w:hAnsi="Times New Roman"/>
-          <w:b w:val="0"/>
-          <w:i w:val="0"/>
-          <w:color w:val="000000"/>
-          <w:sz w:val="26"/>
-        </w:rPr>
-        <w:t>Sau thời gian nỗ lực nghiên cứu và phát triển, Nhóm 05 đã hoàn thành xuất sắc đồ án chuyên ngành với sản phẩm ứng dụng nhắn tin và truyền thông tin desktop 'Vibe Người Tốt'. Ứng dụng kết hợp hoàn hảo giữa độ ổn định, hiệu năng của tầng Backend Python TCP Socket và tính thẩm mỹ, hiện đại của giao diện React 18, TypeScript, Electron Framework.</w:t>
-      </w:r>
-    </w:p>
-    <w:p>
-      <w:pPr>
-        <w:spacing w:before="0" w:after="80" w:line="312" w:lineRule="auto"/>
+        <w:spacing w:line="312" w:lineRule="auto" w:before="0" w:after="60"/>
+        <w:ind w:left="567" w:hanging="283"/>
         <w:jc w:val="both"/>
       </w:pPr>
       <w:r>
         <w:rPr>
           <w:rFonts w:ascii="Times New Roman" w:hAnsi="Times New Roman"/>
           <w:b/>
-          <w:i w:val="0"/>
-          <w:color w:val="000000"/>
           <w:sz w:val="26"/>
         </w:rPr>
-        <w:t>2. Hướng phát triển trong tương lai:</w:t>
+        <w:t xml:space="preserve">• Về tính tiện dụng: </w:t>
+      </w:r>
+      <w:r>
+        <w:rPr>
+          <w:rFonts w:ascii="Times New Roman" w:hAnsi="Times New Roman"/>
+          <w:sz w:val="26"/>
+        </w:rPr>
+        <w:t>Thiết kế cơ chế tự động hóa thông minh (Silent Launcher), tự động cài đặt ngầm thư viện và kích hoạt server nền trong suốt, hỗ trợ icon Desktop một chạm tiện lợi cho người sử dụng.</w:t>
       </w:r>
     </w:p>
     <w:p>
       <w:pPr>
-        <w:spacing w:before="0" w:after="120" w:line="312" w:lineRule="auto"/>
+        <w:spacing w:before="200" w:after="80" w:line="288" w:lineRule="auto"/>
+        <w:jc w:val="left"/>
+      </w:pPr>
+      <w:r>
+        <w:rPr>
+          <w:rFonts w:ascii="Times New Roman" w:hAnsi="Times New Roman"/>
+          <w:b/>
+          <w:i w:val="0"/>
+          <w:sz w:val="27"/>
+        </w:rPr>
+        <w:t>2. Những hạn chế còn tồn tại</w:t>
+      </w:r>
+    </w:p>
+    <w:p>
+      <w:pPr>
+        <w:spacing w:line="312" w:lineRule="auto" w:before="0" w:after="60"/>
+        <w:ind w:left="567" w:hanging="283"/>
         <w:jc w:val="both"/>
       </w:pPr>
       <w:r>
         <w:rPr>
           <w:rFonts w:ascii="Times New Roman" w:hAnsi="Times New Roman"/>
-          <w:b w:val="0"/>
-          <w:i w:val="0"/>
-          <w:color w:val="000000"/>
+          <w:b/>
           <w:sz w:val="26"/>
         </w:rPr>
-        <w:t>• Mở rộng hỗ trợ đa nền tảng di động (React Native cho Android và iOS).</w:t>
+        <w:t xml:space="preserve">• </w:t>
+      </w:r>
+      <w:r>
+        <w:rPr>
+          <w:rFonts w:ascii="Times New Roman" w:hAnsi="Times New Roman"/>
+          <w:sz w:val="26"/>
+        </w:rPr>
+        <w:t>Ứng dụng hiện tại tập trung cho môi trường máy tính để bàn (Desktop), chưa hỗ trợ phiên bản giao diện trên thiết bị di động (Mobile App).</w:t>
       </w:r>
     </w:p>
     <w:p>
       <w:pPr>
-        <w:spacing w:before="0" w:after="120" w:line="312" w:lineRule="auto"/>
+        <w:spacing w:line="312" w:lineRule="auto" w:before="0" w:after="60"/>
+        <w:ind w:left="567" w:hanging="283"/>
         <w:jc w:val="both"/>
       </w:pPr>
       <w:r>
         <w:rPr>
           <w:rFonts w:ascii="Times New Roman" w:hAnsi="Times New Roman"/>
-          <w:b w:val="0"/>
-          <w:i w:val="0"/>
-          <w:color w:val="000000"/>
+          <w:b/>
           <w:sz w:val="26"/>
         </w:rPr>
-        <w:t>• Tích hợp cơ chế mã hóa đầu cuối đầu cuối (End-to-End Encryption - E2EE) bằng giao thức Signal Protocol.</w:t>
+        <w:t xml:space="preserve">• </w:t>
+      </w:r>
+      <w:r>
+        <w:rPr>
+          <w:rFonts w:ascii="Times New Roman" w:hAnsi="Times New Roman"/>
+          <w:sz w:val="26"/>
+        </w:rPr>
+        <w:t>Tính năng truyền thông mới dừng lại ở tin nhắn văn bản, hình ảnh và tệp tài liệu; chưa tích hợp tính năng gọi thoại (Audio Call) và gọi video (Video Call) thời gian thực.</w:t>
       </w:r>
     </w:p>
     <w:p>
       <w:pPr>
-        <w:spacing w:before="0" w:after="120" w:line="312" w:lineRule="auto"/>
+        <w:spacing w:line="312" w:lineRule="auto" w:before="0" w:after="60"/>
+        <w:ind w:left="567" w:hanging="283"/>
         <w:jc w:val="both"/>
       </w:pPr>
       <w:r>
         <w:rPr>
           <w:rFonts w:ascii="Times New Roman" w:hAnsi="Times New Roman"/>
-          <w:b w:val="0"/>
-          <w:i w:val="0"/>
-          <w:color w:val="000000"/>
+          <w:b/>
           <w:sz w:val="26"/>
         </w:rPr>
-        <w:t>• Nâng cấp hệ thống Voice/Video Call sang hạ tầng WebRTC P2P phân tán với Mesh SFU Server.</w:t>
+        <w:t xml:space="preserve">• </w:t>
+      </w:r>
+      <w:r>
+        <w:rPr>
+          <w:rFonts w:ascii="Times New Roman" w:hAnsi="Times New Roman"/>
+          <w:sz w:val="26"/>
+        </w:rPr>
+        <w:t>Cơ chế mã hóa hiện tại bảo mật lưu trữ tại cơ sở dữ liệu và đường truyền socket, chưa triển khai mã hóa đầu cuối (End-to-End Encryption - E2EE) hoàn toàn.</w:t>
+      </w:r>
+    </w:p>
+    <w:p>
+      <w:pPr>
+        <w:spacing w:before="200" w:after="80" w:line="288" w:lineRule="auto"/>
+        <w:jc w:val="left"/>
+      </w:pPr>
+      <w:r>
+        <w:rPr>
+          <w:rFonts w:ascii="Times New Roman" w:hAnsi="Times New Roman"/>
+          <w:b/>
+          <w:i w:val="0"/>
+          <w:sz w:val="27"/>
+        </w:rPr>
+        <w:t>3. Hướng phát triển trong tương lai</w:t>
+      </w:r>
+    </w:p>
+    <w:p>
+      <w:pPr>
+        <w:spacing w:line="312" w:lineRule="auto" w:before="0" w:after="60"/>
+        <w:ind w:left="567" w:hanging="283"/>
+        <w:jc w:val="both"/>
+      </w:pPr>
+      <w:r>
+        <w:rPr>
+          <w:rFonts w:ascii="Times New Roman" w:hAnsi="Times New Roman"/>
+          <w:b/>
+          <w:sz w:val="26"/>
+        </w:rPr>
+        <w:t xml:space="preserve">• Tích hợp giao thức WebRTC: </w:t>
+      </w:r>
+      <w:r>
+        <w:rPr>
+          <w:rFonts w:ascii="Times New Roman" w:hAnsi="Times New Roman"/>
+          <w:sz w:val="26"/>
+        </w:rPr>
+        <w:t>Nghiên cứu nâng cấp hệ thống với tính năng gọi thoại và video call độ nét cao (HD Video Calling) peer-to-peer với độ trễ thấp.</w:t>
+      </w:r>
+    </w:p>
+    <w:p>
+      <w:pPr>
+        <w:spacing w:line="312" w:lineRule="auto" w:before="0" w:after="60"/>
+        <w:ind w:left="567" w:hanging="283"/>
+        <w:jc w:val="both"/>
+      </w:pPr>
+      <w:r>
+        <w:rPr>
+          <w:rFonts w:ascii="Times New Roman" w:hAnsi="Times New Roman"/>
+          <w:b/>
+          <w:sz w:val="26"/>
+        </w:rPr>
+        <w:t xml:space="preserve">• Phát triển ứng dụng đa nền tảng (Cross-platform Mobile): </w:t>
+      </w:r>
+      <w:r>
+        <w:rPr>
+          <w:rFonts w:ascii="Times New Roman" w:hAnsi="Times New Roman"/>
+          <w:sz w:val="26"/>
+        </w:rPr>
+        <w:t>Ứng dụng Flutter hoặc React Native để xây dựng phiên bản trên điện thoại iOS và Android đồng bộ dữ liệu với Desktop.</w:t>
+      </w:r>
+    </w:p>
+    <w:p>
+      <w:pPr>
+        <w:spacing w:line="312" w:lineRule="auto" w:before="0" w:after="60"/>
+        <w:ind w:left="567" w:hanging="283"/>
+        <w:jc w:val="both"/>
+      </w:pPr>
+      <w:r>
+        <w:rPr>
+          <w:rFonts w:ascii="Times New Roman" w:hAnsi="Times New Roman"/>
+          <w:b/>
+          <w:sz w:val="26"/>
+        </w:rPr>
+        <w:t xml:space="preserve">• Nâng cấp bảo mật mã hóa đầu cuối (E2EE): </w:t>
+      </w:r>
+      <w:r>
+        <w:rPr>
+          <w:rFonts w:ascii="Times New Roman" w:hAnsi="Times New Roman"/>
+          <w:sz w:val="26"/>
+        </w:rPr>
+        <w:t>Triển khai giao thức mã hóa Signal Protocol hoặc RSA/AES bất đối xứng nhằm bảo vệ tuyệt đối tính riêng tư của tin nhắn trên đường truyền.</w:t>
+      </w:r>
+    </w:p>
+    <w:p>
+      <w:pPr>
+        <w:spacing w:line="312" w:lineRule="auto" w:before="0" w:after="60"/>
+        <w:ind w:left="567" w:hanging="283"/>
+        <w:jc w:val="both"/>
+      </w:pPr>
+      <w:r>
+        <w:rPr>
+          <w:rFonts w:ascii="Times New Roman" w:hAnsi="Times New Roman"/>
+          <w:b/>
+          <w:sz w:val="26"/>
+        </w:rPr>
+        <w:t xml:space="preserve">• Trợ lý ảo AI thông minh: </w:t>
+      </w:r>
+      <w:r>
+        <w:rPr>
+          <w:rFonts w:ascii="Times New Roman" w:hAnsi="Times New Roman"/>
+          <w:sz w:val="26"/>
+        </w:rPr>
+        <w:t>Tích hợp Bot tự động tóm tắt nội dung cuộc họp nhóm và gợi ý câu trả lời thông minh.</w:t>
+      </w:r>
+    </w:p>
+    <w:p>
+      <w:r>
+        <w:br w:type="page"/>
+      </w:r>
+    </w:p>
+    <w:p>
+      <w:pPr>
+        <w:spacing w:before="200" w:after="280" w:line="288" w:lineRule="auto"/>
+        <w:jc w:val="center"/>
+      </w:pPr>
+      <w:r>
+        <w:rPr>
+          <w:rFonts w:ascii="Times New Roman" w:hAnsi="Times New Roman"/>
+          <w:b/>
+          <w:i w:val="0"/>
+          <w:sz w:val="32"/>
+        </w:rPr>
+        <w:t>TÀI LIỆU THAM KHẢO</w:t>
+      </w:r>
+    </w:p>
+    <w:p>
+      <w:pPr>
+        <w:spacing w:line="300" w:lineRule="auto" w:after="80"/>
+        <w:ind w:left="680" w:hanging="454"/>
+        <w:jc w:val="both"/>
+      </w:pPr>
+      <w:r>
+        <w:rPr>
+          <w:rFonts w:ascii="Times New Roman" w:hAnsi="Times New Roman"/>
+          <w:b/>
+          <w:sz w:val="24"/>
+        </w:rPr>
+        <w:t xml:space="preserve">[1] </w:t>
+      </w:r>
+      <w:r>
+        <w:rPr>
+          <w:rFonts w:ascii="Times New Roman" w:hAnsi="Times New Roman"/>
+          <w:sz w:val="24"/>
+        </w:rPr>
+        <w:t>Đoàn Văn Ban (2018), Giáo trình Công nghệ phần mềm, Nhà xuất bản Thông tin và Truyền thông.</w:t>
+      </w:r>
+    </w:p>
+    <w:p>
+      <w:pPr>
+        <w:spacing w:line="300" w:lineRule="auto" w:after="80"/>
+        <w:ind w:left="680" w:hanging="454"/>
+        <w:jc w:val="both"/>
+      </w:pPr>
+      <w:r>
+        <w:rPr>
+          <w:rFonts w:ascii="Times New Roman" w:hAnsi="Times New Roman"/>
+          <w:b/>
+          <w:sz w:val="24"/>
+        </w:rPr>
+        <w:t xml:space="preserve">[2] </w:t>
+      </w:r>
+      <w:r>
+        <w:rPr>
+          <w:rFonts w:ascii="Times New Roman" w:hAnsi="Times New Roman"/>
+          <w:sz w:val="24"/>
+        </w:rPr>
+        <w:t>Nguyễn Gia Tuấn Anh (2020), Phân tích và thiết kế hệ thống hướng đối tượng với UML, NXB Đại học Quốc gia TP.HCM.</w:t>
+      </w:r>
+    </w:p>
+    <w:p>
+      <w:pPr>
+        <w:spacing w:line="300" w:lineRule="auto" w:after="80"/>
+        <w:ind w:left="680" w:hanging="454"/>
+        <w:jc w:val="both"/>
+      </w:pPr>
+      <w:r>
+        <w:rPr>
+          <w:rFonts w:ascii="Times New Roman" w:hAnsi="Times New Roman"/>
+          <w:b/>
+          <w:sz w:val="24"/>
+        </w:rPr>
+        <w:t xml:space="preserve">[3] </w:t>
+      </w:r>
+      <w:r>
+        <w:rPr>
+          <w:rFonts w:ascii="Times New Roman" w:hAnsi="Times New Roman"/>
+          <w:sz w:val="24"/>
+        </w:rPr>
+        <w:t>W. Richard Stevens (2013), UNIX Network Programming, Volume 1: The Sockets Networking API (3rd Edition), Addison-Wesley Professional.</w:t>
+      </w:r>
+    </w:p>
+    <w:p>
+      <w:pPr>
+        <w:spacing w:line="300" w:lineRule="auto" w:after="80"/>
+        <w:ind w:left="680" w:hanging="454"/>
+        <w:jc w:val="both"/>
+      </w:pPr>
+      <w:r>
+        <w:rPr>
+          <w:rFonts w:ascii="Times New Roman" w:hAnsi="Times New Roman"/>
+          <w:b/>
+          <w:sz w:val="24"/>
+        </w:rPr>
+        <w:t xml:space="preserve">[4] </w:t>
+      </w:r>
+      <w:r>
+        <w:rPr>
+          <w:rFonts w:ascii="Times New Roman" w:hAnsi="Times New Roman"/>
+          <w:sz w:val="24"/>
+        </w:rPr>
+        <w:t>Tom Schimansky (2023), CustomTkinter Documentation - Modern GUI library for Python, https://customtkinter.tomschimansky.com/</w:t>
+      </w:r>
+    </w:p>
+    <w:p>
+      <w:pPr>
+        <w:spacing w:line="300" w:lineRule="auto" w:after="80"/>
+        <w:ind w:left="680" w:hanging="454"/>
+        <w:jc w:val="both"/>
+      </w:pPr>
+      <w:r>
+        <w:rPr>
+          <w:rFonts w:ascii="Times New Roman" w:hAnsi="Times New Roman"/>
+          <w:b/>
+          <w:sz w:val="24"/>
+        </w:rPr>
+        <w:t xml:space="preserve">[5] </w:t>
+      </w:r>
+      <w:r>
+        <w:rPr>
+          <w:rFonts w:ascii="Times New Roman" w:hAnsi="Times New Roman"/>
+          <w:sz w:val="24"/>
+        </w:rPr>
+        <w:t>Python Software Foundation (2024), Python 3.13 Documentation - Socket Programming HOWTO, https://docs.python.org/3/howto/sockets.html</w:t>
+      </w:r>
+    </w:p>
+    <w:p>
+      <w:pPr>
+        <w:spacing w:line="300" w:lineRule="auto" w:after="80"/>
+        <w:ind w:left="680" w:hanging="454"/>
+        <w:jc w:val="both"/>
+      </w:pPr>
+      <w:r>
+        <w:rPr>
+          <w:rFonts w:ascii="Times New Roman" w:hAnsi="Times New Roman"/>
+          <w:b/>
+          <w:sz w:val="24"/>
+        </w:rPr>
+        <w:t xml:space="preserve">[6] </w:t>
+      </w:r>
+      <w:r>
+        <w:rPr>
+          <w:rFonts w:ascii="Times New Roman" w:hAnsi="Times New Roman"/>
+          <w:sz w:val="24"/>
+        </w:rPr>
+        <w:t>SQLite Development Team (2024), SQLite Database Engine Documentation and Architecture, https://www.sqlite.org/docs.html</w:t>
+      </w:r>
+    </w:p>
+    <w:p>
+      <w:pPr>
+        <w:spacing w:line="300" w:lineRule="auto" w:after="80"/>
+        <w:ind w:left="680" w:hanging="454"/>
+        <w:jc w:val="both"/>
+      </w:pPr>
+      <w:r>
+        <w:rPr>
+          <w:rFonts w:ascii="Times New Roman" w:hAnsi="Times New Roman"/>
+          <w:b/>
+          <w:sz w:val="24"/>
+        </w:rPr>
+        <w:t xml:space="preserve">[7] </w:t>
+      </w:r>
+      <w:r>
+        <w:rPr>
+          <w:rFonts w:ascii="Times New Roman" w:hAnsi="Times New Roman"/>
+          <w:sz w:val="24"/>
+        </w:rPr>
+        <w:t>Internet Engineering Task Force (IETF), RFC 6455 - The WebSocket Protocol, https://datatracker.ietf.org/doc/html/rfc6455</w:t>
+      </w:r>
+    </w:p>
+    <w:p>
+      <w:pPr>
+        <w:spacing w:line="300" w:lineRule="auto" w:after="80"/>
+        <w:ind w:left="680" w:hanging="454"/>
+        <w:jc w:val="both"/>
+      </w:pPr>
+      <w:r>
+        <w:rPr>
+          <w:rFonts w:ascii="Times New Roman" w:hAnsi="Times New Roman"/>
+          <w:b/>
+          <w:sz w:val="24"/>
+        </w:rPr>
+        <w:t xml:space="preserve">[8] </w:t>
+      </w:r>
+      <w:r>
+        <w:rPr>
+          <w:rFonts w:ascii="Times New Roman" w:hAnsi="Times New Roman"/>
+          <w:sz w:val="24"/>
+        </w:rPr>
+        <w:t>National Institute of Standards and Technology (NIST), FIPS PUB 180-4 - Secure Hash Standard (SHS / SHA-256).</w:t>
       </w:r>
     </w:p>
     <w:sectPr>
-      <w:pgSz w:w="12240" w:h="15840"/>
+      <w:pgSz w:w="11906" w:h="16838"/>
       <w:pgMar w:top="1134" w:right="1134" w:bottom="1134" w:left="1701" w:header="720" w:footer="720" w:gutter="0"/>
       <w:cols w:space="720"/>
       <w:docGrid w:linePitch="360"/>
@@ -3580,6 +3969,13 @@
     <w:name w:val="Normal"/>
     <w:qFormat/>
     <w:rsid w:val="00FC693F"/>
+    <w:pPr>
+      <w:spacing w:line="312" w:lineRule="auto" w:after="80"/>
+    </w:pPr>
+    <w:rPr>
+      <w:rFonts w:ascii="Times New Roman" w:hAnsi="Times New Roman"/>
+      <w:sz w:val="26"/>
+    </w:rPr>
   </w:style>
   <w:style w:type="paragraph" w:styleId="Header">
     <w:name w:val="header"/>
